--- a/report_draft.docx
+++ b/report_draft.docx
@@ -1,14 +1,20 @@
 
 <file path=word/document.xml><?xml version="1.0" encoding="utf-8"?>
-<w:document xmlns:wpc="http://schemas.microsoft.com/office/word/2010/wordprocessingCanvas" xmlns:cx="http://schemas.microsoft.com/office/drawing/2014/chartex" xmlns:cx1="http://schemas.microsoft.com/office/drawing/2015/9/8/chartex" xmlns:cx2="http://schemas.microsoft.com/office/drawing/2015/10/21/chartex" xmlns:cx3="http://schemas.microsoft.com/office/drawing/2016/5/9/chartex" xmlns:cx4="http://schemas.microsoft.com/office/drawing/2016/5/10/chartex" xmlns:cx5="http://schemas.microsoft.com/office/drawing/2016/5/11/chartex" xmlns:cx6="http://schemas.microsoft.com/office/drawing/2016/5/12/chartex" xmlns:cx7="http://schemas.microsoft.com/office/drawing/2016/5/13/chartex" xmlns:cx8="http://schemas.microsoft.com/office/drawing/2016/5/14/chartex" xmlns:mc="http://schemas.openxmlformats.org/markup-compatibility/2006" xmlns:aink="http://schemas.microsoft.com/office/drawing/2016/ink" xmlns:am3d="http://schemas.microsoft.com/office/drawing/2017/model3d" xmlns:o="urn:schemas-microsoft-com:office:office" xmlns:oel="http://schemas.microsoft.com/office/2019/extlst" xmlns:r="http://schemas.openxmlformats.org/officeDocument/2006/relationships" xmlns:m="http://schemas.openxmlformats.org/officeDocument/2006/math" xmlns:v="urn:schemas-microsoft-com:vml" xmlns:wp14="http://schemas.microsoft.com/office/word/2010/wordprocessingDrawing" xmlns:wp="http://schemas.openxmlformats.org/drawingml/2006/wordprocessingDrawing" xmlns:w10="urn:schemas-microsoft-com:office:word" xmlns:w="http://schemas.openxmlformats.org/wordprocessingml/2006/main" xmlns:w14="http://schemas.microsoft.com/office/word/2010/wordml" xmlns:w15="http://schemas.microsoft.com/office/word/2012/wordml" xmlns:w16cex="http://schemas.microsoft.com/office/word/2018/wordml/cex" xmlns:w16cid="http://schemas.microsoft.com/office/word/2016/wordml/cid" xmlns:w16="http://schemas.microsoft.com/office/word/2018/wordml" xmlns:w16du="http://schemas.microsoft.com/office/word/2023/wordml/word16du" xmlns:w16sdtdh="http://schemas.microsoft.com/office/word/2020/wordml/sdtdatahash" xmlns:w16sdtfl="http://schemas.microsoft.com/office/word/2024/wordml/sdtformatlock" xmlns:w16se="http://schemas.microsoft.com/office/word/2015/wordml/symex" xmlns:wpg="http://schemas.microsoft.com/office/word/2010/wordprocessingGroup" xmlns:wpi="http://schemas.microsoft.com/office/word/2010/wordprocessingInk" xmlns:wne="http://schemas.microsoft.com/office/word/2006/wordml" xmlns:wps="http://schemas.microsoft.com/office/word/2010/wordprocessingShape" mc:Ignorable="w14 w15 w16se w16cid w16 w16cex w16sdtdh w16sdtfl w16du wp14">
+<w:document xmlns:wpc="http://schemas.microsoft.com/office/word/2010/wordprocessingCanvas" xmlns:cx="http://schemas.microsoft.com/office/drawing/2014/chartex" xmlns:cx1="http://schemas.microsoft.com/office/drawing/2015/9/8/chartex" xmlns:cx2="http://schemas.microsoft.com/office/drawing/2015/10/21/chartex" xmlns:cx3="http://schemas.microsoft.com/office/drawing/2016/5/9/chartex" xmlns:cx4="http://schemas.microsoft.com/office/drawing/2016/5/10/chartex" xmlns:cx5="http://schemas.microsoft.com/office/drawing/2016/5/11/chartex" xmlns:cx6="http://schemas.microsoft.com/office/drawing/2016/5/12/chartex" xmlns:cx7="http://schemas.microsoft.com/office/drawing/2016/5/13/chartex" xmlns:cx8="http://schemas.microsoft.com/office/drawing/2016/5/14/chartex" xmlns:mc="http://schemas.openxmlformats.org/markup-compatibility/2006" xmlns:aink="http://schemas.microsoft.com/office/drawing/2016/ink" xmlns:am3d="http://schemas.microsoft.com/office/drawing/2017/model3d" xmlns:o="urn:schemas-microsoft-com:office:office" xmlns:oel="http://schemas.microsoft.com/office/2019/extlst" xmlns:r="http://schemas.openxmlformats.org/officeDocument/2006/relationships" xmlns:m="http://schemas.openxmlformats.org/officeDocument/2006/math" xmlns:v="urn:schemas-microsoft-com:vml" xmlns:wp14="http://schemas.microsoft.com/office/word/2010/wordprocessingDrawing" xmlns:wp="http://schemas.openxmlformats.org/drawingml/2006/wordprocessingDrawing" xmlns:w10="urn:schemas-microsoft-com:office:word" xmlns:w="http://schemas.openxmlformats.org/wordprocessingml/2006/main" xmlns:w14="http://schemas.microsoft.com/office/word/2010/wordml" xmlns:w15="http://schemas.microsoft.com/office/word/2012/wordml" xmlns:w16cei="http://schemas.microsoft.com/office/word/2026/wordml/cei" xmlns:w16cex="http://schemas.microsoft.com/office/word/2018/wordml/cex" xmlns:w16cid="http://schemas.microsoft.com/office/word/2016/wordml/cid" xmlns:w16="http://schemas.microsoft.com/office/word/2018/wordml" xmlns:w16du="http://schemas.microsoft.com/office/word/2023/wordml/word16du" xmlns:w16sdtdh="http://schemas.microsoft.com/office/word/2020/wordml/sdtdatahash" xmlns:w16sdtfl="http://schemas.microsoft.com/office/word/2024/wordml/sdtformatlock" xmlns:w16se="http://schemas.microsoft.com/office/word/2015/wordml/symex" xmlns:wpg="http://schemas.microsoft.com/office/word/2010/wordprocessingGroup" xmlns:wpi="http://schemas.microsoft.com/office/word/2010/wordprocessingInk" xmlns:wne="http://schemas.microsoft.com/office/word/2006/wordml" xmlns:wps="http://schemas.microsoft.com/office/word/2010/wordprocessingShape" mc:Ignorable="w14 w15 w16se w16cid w16 w16cex w16sdtdh w16sdtfl w16du wp14">
   <w:body>
     <w:p>
       <w:pPr>
         <w:pStyle w:val="Title"/>
         <w:jc w:val="left"/>
+        <w:rPr>
+          <w:rFonts w:ascii="Times New Roman" w:hAnsi="Times New Roman" w:cs="Times New Roman"/>
+        </w:rPr>
       </w:pPr>
       <w:bookmarkStart w:id="0" w:name="_Toc236059999"/>
       <w:r>
+        <w:rPr>
+          <w:rFonts w:ascii="Times New Roman" w:hAnsi="Times New Roman" w:cs="Times New Roman"/>
+        </w:rPr>
         <w:t>What-If Scenario Analysis for Agricultural Procurement: An Explainable Simulation Engine for Supply Shocks</w:t>
       </w:r>
       <w:bookmarkEnd w:id="0"/>
@@ -16,9 +22,13 @@
     <w:p>
       <w:pPr>
         <w:pStyle w:val="FirstParagraph"/>
-      </w:pPr>
-      <w:r>
-        <w:rPr>
+        <w:rPr>
+          <w:rFonts w:ascii="Times New Roman" w:hAnsi="Times New Roman" w:cs="Times New Roman"/>
+        </w:rPr>
+      </w:pPr>
+      <w:r>
+        <w:rPr>
+          <w:rFonts w:ascii="Times New Roman" w:hAnsi="Times New Roman" w:cs="Times New Roman"/>
           <w:b/>
           <w:bCs/>
         </w:rPr>
@@ -28,28 +38,48 @@
     <w:p>
       <w:pPr>
         <w:pStyle w:val="BodyText"/>
-      </w:pPr>
-      <w:r>
+        <w:rPr>
+          <w:rFonts w:ascii="Times New Roman" w:hAnsi="Times New Roman" w:cs="Times New Roman"/>
+        </w:rPr>
+      </w:pPr>
+      <w:r>
+        <w:rPr>
+          <w:rFonts w:ascii="Times New Roman" w:hAnsi="Times New Roman" w:cs="Times New Roman"/>
+        </w:rPr>
         <w:t>Author: Kamal | Date: _______________</w:t>
       </w:r>
     </w:p>
     <w:p>
       <w:pPr>
         <w:pStyle w:val="BodyText"/>
-      </w:pPr>
-      <w:r>
+        <w:rPr>
+          <w:rFonts w:ascii="Times New Roman" w:hAnsi="Times New Roman" w:cs="Times New Roman"/>
+        </w:rPr>
+      </w:pPr>
+      <w:r>
+        <w:rPr>
+          <w:rFonts w:ascii="Times New Roman" w:hAnsi="Times New Roman" w:cs="Times New Roman"/>
+        </w:rPr>
         <w:t>Target: Δ price / volume / risk under supply scenarios · Task: Counterfactual simulation on trained models Model: LightGBM price surrogate + scenario engine</w:t>
       </w:r>
     </w:p>
     <w:p>
-      <w:r>
+      <w:pPr>
+        <w:rPr>
+          <w:rFonts w:ascii="Times New Roman" w:hAnsi="Times New Roman" w:cs="Times New Roman"/>
+        </w:rPr>
+      </w:pPr>
+      <w:r>
+        <w:rPr>
+          <w:rFonts w:ascii="Times New Roman" w:hAnsi="Times New Roman" w:cs="Times New Roman"/>
+        </w:rPr>
         <w:br w:type="page"/>
       </w:r>
     </w:p>
     <w:sdt>
       <w:sdtPr>
         <w:rPr>
-          <w:rFonts w:asciiTheme="minorHAnsi" w:eastAsiaTheme="minorHAnsi" w:hAnsiTheme="minorHAnsi" w:cstheme="minorBidi"/>
+          <w:rFonts w:ascii="Times New Roman" w:eastAsiaTheme="minorHAnsi" w:hAnsi="Times New Roman" w:cs="Times New Roman"/>
           <w:color w:val="auto"/>
           <w:sz w:val="24"/>
           <w:szCs w:val="24"/>
@@ -64,8 +94,14 @@
         <w:p>
           <w:pPr>
             <w:pStyle w:val="TOCHeading"/>
+            <w:rPr>
+              <w:rFonts w:ascii="Times New Roman" w:hAnsi="Times New Roman" w:cs="Times New Roman"/>
+            </w:rPr>
           </w:pPr>
           <w:r>
+            <w:rPr>
+              <w:rFonts w:ascii="Times New Roman" w:hAnsi="Times New Roman" w:cs="Times New Roman"/>
+            </w:rPr>
             <w:t>Table of Contents</w:t>
           </w:r>
         </w:p>
@@ -76,28 +112,40 @@
               <w:tab w:val="right" w:leader="dot" w:pos="9350"/>
             </w:tabs>
             <w:rPr>
+              <w:rFonts w:ascii="Times New Roman" w:hAnsi="Times New Roman" w:cs="Times New Roman"/>
               <w:noProof/>
             </w:rPr>
           </w:pPr>
           <w:r>
+            <w:rPr>
+              <w:rFonts w:ascii="Times New Roman" w:hAnsi="Times New Roman" w:cs="Times New Roman"/>
+            </w:rPr>
             <w:fldChar w:fldCharType="begin"/>
           </w:r>
           <w:r>
+            <w:rPr>
+              <w:rFonts w:ascii="Times New Roman" w:hAnsi="Times New Roman" w:cs="Times New Roman"/>
+            </w:rPr>
             <w:instrText>TOC \o "1-3" \h \z \u</w:instrText>
           </w:r>
           <w:r>
+            <w:rPr>
+              <w:rFonts w:ascii="Times New Roman" w:hAnsi="Times New Roman" w:cs="Times New Roman"/>
+            </w:rPr>
             <w:fldChar w:fldCharType="separate"/>
           </w:r>
           <w:hyperlink w:anchor="_Toc236059999" w:history="1">
             <w:r>
               <w:rPr>
                 <w:rStyle w:val="Hyperlink"/>
+                <w:rFonts w:ascii="Times New Roman" w:hAnsi="Times New Roman" w:cs="Times New Roman"/>
                 <w:noProof/>
               </w:rPr>
               <w:t>What-If Scenario Analysis for Agricultural Procurement: An Explainable Simulation Engine for Supply Shocks</w:t>
             </w:r>
             <w:r>
               <w:rPr>
+                <w:rFonts w:ascii="Times New Roman" w:hAnsi="Times New Roman" w:cs="Times New Roman"/>
                 <w:noProof/>
                 <w:webHidden/>
               </w:rPr>
@@ -105,6 +153,7 @@
             </w:r>
             <w:r>
               <w:rPr>
+                <w:rFonts w:ascii="Times New Roman" w:hAnsi="Times New Roman" w:cs="Times New Roman"/>
                 <w:noProof/>
                 <w:webHidden/>
               </w:rPr>
@@ -112,6 +161,7 @@
             </w:r>
             <w:r>
               <w:rPr>
+                <w:rFonts w:ascii="Times New Roman" w:hAnsi="Times New Roman" w:cs="Times New Roman"/>
                 <w:noProof/>
                 <w:webHidden/>
               </w:rPr>
@@ -119,12 +169,14 @@
             </w:r>
             <w:r>
               <w:rPr>
-                <w:noProof/>
-                <w:webHidden/>
-              </w:rPr>
-            </w:r>
-            <w:r>
-              <w:rPr>
+                <w:rFonts w:ascii="Times New Roman" w:hAnsi="Times New Roman" w:cs="Times New Roman"/>
+                <w:noProof/>
+                <w:webHidden/>
+              </w:rPr>
+            </w:r>
+            <w:r>
+              <w:rPr>
+                <w:rFonts w:ascii="Times New Roman" w:hAnsi="Times New Roman" w:cs="Times New Roman"/>
                 <w:noProof/>
                 <w:webHidden/>
               </w:rPr>
@@ -132,6 +184,7 @@
             </w:r>
             <w:r>
               <w:rPr>
+                <w:rFonts w:ascii="Times New Roman" w:hAnsi="Times New Roman" w:cs="Times New Roman"/>
                 <w:noProof/>
                 <w:webHidden/>
               </w:rPr>
@@ -139,6 +192,7 @@
             </w:r>
             <w:r>
               <w:rPr>
+                <w:rFonts w:ascii="Times New Roman" w:hAnsi="Times New Roman" w:cs="Times New Roman"/>
                 <w:noProof/>
                 <w:webHidden/>
               </w:rPr>
@@ -153,6 +207,7 @@
               <w:tab w:val="right" w:leader="dot" w:pos="9350"/>
             </w:tabs>
             <w:rPr>
+              <w:rFonts w:ascii="Times New Roman" w:hAnsi="Times New Roman" w:cs="Times New Roman"/>
               <w:noProof/>
             </w:rPr>
           </w:pPr>
@@ -160,12 +215,14 @@
             <w:r>
               <w:rPr>
                 <w:rStyle w:val="Hyperlink"/>
+                <w:rFonts w:ascii="Times New Roman" w:hAnsi="Times New Roman" w:cs="Times New Roman"/>
                 <w:noProof/>
               </w:rPr>
               <w:t>Abstract</w:t>
             </w:r>
             <w:r>
               <w:rPr>
+                <w:rFonts w:ascii="Times New Roman" w:hAnsi="Times New Roman" w:cs="Times New Roman"/>
                 <w:noProof/>
                 <w:webHidden/>
               </w:rPr>
@@ -173,6 +230,7 @@
             </w:r>
             <w:r>
               <w:rPr>
+                <w:rFonts w:ascii="Times New Roman" w:hAnsi="Times New Roman" w:cs="Times New Roman"/>
                 <w:noProof/>
                 <w:webHidden/>
               </w:rPr>
@@ -180,6 +238,7 @@
             </w:r>
             <w:r>
               <w:rPr>
+                <w:rFonts w:ascii="Times New Roman" w:hAnsi="Times New Roman" w:cs="Times New Roman"/>
                 <w:noProof/>
                 <w:webHidden/>
               </w:rPr>
@@ -187,12 +246,14 @@
             </w:r>
             <w:r>
               <w:rPr>
-                <w:noProof/>
-                <w:webHidden/>
-              </w:rPr>
-            </w:r>
-            <w:r>
-              <w:rPr>
+                <w:rFonts w:ascii="Times New Roman" w:hAnsi="Times New Roman" w:cs="Times New Roman"/>
+                <w:noProof/>
+                <w:webHidden/>
+              </w:rPr>
+            </w:r>
+            <w:r>
+              <w:rPr>
+                <w:rFonts w:ascii="Times New Roman" w:hAnsi="Times New Roman" w:cs="Times New Roman"/>
                 <w:noProof/>
                 <w:webHidden/>
               </w:rPr>
@@ -200,6 +261,7 @@
             </w:r>
             <w:r>
               <w:rPr>
+                <w:rFonts w:ascii="Times New Roman" w:hAnsi="Times New Roman" w:cs="Times New Roman"/>
                 <w:noProof/>
                 <w:webHidden/>
               </w:rPr>
@@ -207,6 +269,7 @@
             </w:r>
             <w:r>
               <w:rPr>
+                <w:rFonts w:ascii="Times New Roman" w:hAnsi="Times New Roman" w:cs="Times New Roman"/>
                 <w:noProof/>
                 <w:webHidden/>
               </w:rPr>
@@ -221,6 +284,7 @@
               <w:tab w:val="right" w:leader="dot" w:pos="9350"/>
             </w:tabs>
             <w:rPr>
+              <w:rFonts w:ascii="Times New Roman" w:hAnsi="Times New Roman" w:cs="Times New Roman"/>
               <w:noProof/>
             </w:rPr>
           </w:pPr>
@@ -228,12 +292,14 @@
             <w:r>
               <w:rPr>
                 <w:rStyle w:val="Hyperlink"/>
+                <w:rFonts w:ascii="Times New Roman" w:hAnsi="Times New Roman" w:cs="Times New Roman"/>
                 <w:noProof/>
               </w:rPr>
               <w:t>Contents</w:t>
             </w:r>
             <w:r>
               <w:rPr>
+                <w:rFonts w:ascii="Times New Roman" w:hAnsi="Times New Roman" w:cs="Times New Roman"/>
                 <w:noProof/>
                 <w:webHidden/>
               </w:rPr>
@@ -241,6 +307,7 @@
             </w:r>
             <w:r>
               <w:rPr>
+                <w:rFonts w:ascii="Times New Roman" w:hAnsi="Times New Roman" w:cs="Times New Roman"/>
                 <w:noProof/>
                 <w:webHidden/>
               </w:rPr>
@@ -248,6 +315,7 @@
             </w:r>
             <w:r>
               <w:rPr>
+                <w:rFonts w:ascii="Times New Roman" w:hAnsi="Times New Roman" w:cs="Times New Roman"/>
                 <w:noProof/>
                 <w:webHidden/>
               </w:rPr>
@@ -255,12 +323,14 @@
             </w:r>
             <w:r>
               <w:rPr>
-                <w:noProof/>
-                <w:webHidden/>
-              </w:rPr>
-            </w:r>
-            <w:r>
-              <w:rPr>
+                <w:rFonts w:ascii="Times New Roman" w:hAnsi="Times New Roman" w:cs="Times New Roman"/>
+                <w:noProof/>
+                <w:webHidden/>
+              </w:rPr>
+            </w:r>
+            <w:r>
+              <w:rPr>
+                <w:rFonts w:ascii="Times New Roman" w:hAnsi="Times New Roman" w:cs="Times New Roman"/>
                 <w:noProof/>
                 <w:webHidden/>
               </w:rPr>
@@ -268,6 +338,7 @@
             </w:r>
             <w:r>
               <w:rPr>
+                <w:rFonts w:ascii="Times New Roman" w:hAnsi="Times New Roman" w:cs="Times New Roman"/>
                 <w:noProof/>
                 <w:webHidden/>
               </w:rPr>
@@ -275,6 +346,7 @@
             </w:r>
             <w:r>
               <w:rPr>
+                <w:rFonts w:ascii="Times New Roman" w:hAnsi="Times New Roman" w:cs="Times New Roman"/>
                 <w:noProof/>
                 <w:webHidden/>
               </w:rPr>
@@ -289,6 +361,7 @@
               <w:tab w:val="right" w:leader="dot" w:pos="9350"/>
             </w:tabs>
             <w:rPr>
+              <w:rFonts w:ascii="Times New Roman" w:hAnsi="Times New Roman" w:cs="Times New Roman"/>
               <w:noProof/>
             </w:rPr>
           </w:pPr>
@@ -296,12 +369,14 @@
             <w:r>
               <w:rPr>
                 <w:rStyle w:val="Hyperlink"/>
+                <w:rFonts w:ascii="Times New Roman" w:hAnsi="Times New Roman" w:cs="Times New Roman"/>
                 <w:noProof/>
               </w:rPr>
               <w:t>1. Introduction</w:t>
             </w:r>
             <w:r>
               <w:rPr>
+                <w:rFonts w:ascii="Times New Roman" w:hAnsi="Times New Roman" w:cs="Times New Roman"/>
                 <w:noProof/>
                 <w:webHidden/>
               </w:rPr>
@@ -309,6 +384,7 @@
             </w:r>
             <w:r>
               <w:rPr>
+                <w:rFonts w:ascii="Times New Roman" w:hAnsi="Times New Roman" w:cs="Times New Roman"/>
                 <w:noProof/>
                 <w:webHidden/>
               </w:rPr>
@@ -316,6 +392,7 @@
             </w:r>
             <w:r>
               <w:rPr>
+                <w:rFonts w:ascii="Times New Roman" w:hAnsi="Times New Roman" w:cs="Times New Roman"/>
                 <w:noProof/>
                 <w:webHidden/>
               </w:rPr>
@@ -323,12 +400,14 @@
             </w:r>
             <w:r>
               <w:rPr>
-                <w:noProof/>
-                <w:webHidden/>
-              </w:rPr>
-            </w:r>
-            <w:r>
-              <w:rPr>
+                <w:rFonts w:ascii="Times New Roman" w:hAnsi="Times New Roman" w:cs="Times New Roman"/>
+                <w:noProof/>
+                <w:webHidden/>
+              </w:rPr>
+            </w:r>
+            <w:r>
+              <w:rPr>
+                <w:rFonts w:ascii="Times New Roman" w:hAnsi="Times New Roman" w:cs="Times New Roman"/>
                 <w:noProof/>
                 <w:webHidden/>
               </w:rPr>
@@ -336,6 +415,7 @@
             </w:r>
             <w:r>
               <w:rPr>
+                <w:rFonts w:ascii="Times New Roman" w:hAnsi="Times New Roman" w:cs="Times New Roman"/>
                 <w:noProof/>
                 <w:webHidden/>
               </w:rPr>
@@ -343,6 +423,7 @@
             </w:r>
             <w:r>
               <w:rPr>
+                <w:rFonts w:ascii="Times New Roman" w:hAnsi="Times New Roman" w:cs="Times New Roman"/>
                 <w:noProof/>
                 <w:webHidden/>
               </w:rPr>
@@ -357,6 +438,7 @@
               <w:tab w:val="right" w:leader="dot" w:pos="9350"/>
             </w:tabs>
             <w:rPr>
+              <w:rFonts w:ascii="Times New Roman" w:hAnsi="Times New Roman" w:cs="Times New Roman"/>
               <w:noProof/>
             </w:rPr>
           </w:pPr>
@@ -364,12 +446,14 @@
             <w:r>
               <w:rPr>
                 <w:rStyle w:val="Hyperlink"/>
+                <w:rFonts w:ascii="Times New Roman" w:hAnsi="Times New Roman" w:cs="Times New Roman"/>
                 <w:noProof/>
               </w:rPr>
               <w:t>2. Background &amp; Related Work</w:t>
             </w:r>
             <w:r>
               <w:rPr>
+                <w:rFonts w:ascii="Times New Roman" w:hAnsi="Times New Roman" w:cs="Times New Roman"/>
                 <w:noProof/>
                 <w:webHidden/>
               </w:rPr>
@@ -377,6 +461,7 @@
             </w:r>
             <w:r>
               <w:rPr>
+                <w:rFonts w:ascii="Times New Roman" w:hAnsi="Times New Roman" w:cs="Times New Roman"/>
                 <w:noProof/>
                 <w:webHidden/>
               </w:rPr>
@@ -384,6 +469,7 @@
             </w:r>
             <w:r>
               <w:rPr>
+                <w:rFonts w:ascii="Times New Roman" w:hAnsi="Times New Roman" w:cs="Times New Roman"/>
                 <w:noProof/>
                 <w:webHidden/>
               </w:rPr>
@@ -391,12 +477,14 @@
             </w:r>
             <w:r>
               <w:rPr>
-                <w:noProof/>
-                <w:webHidden/>
-              </w:rPr>
-            </w:r>
-            <w:r>
-              <w:rPr>
+                <w:rFonts w:ascii="Times New Roman" w:hAnsi="Times New Roman" w:cs="Times New Roman"/>
+                <w:noProof/>
+                <w:webHidden/>
+              </w:rPr>
+            </w:r>
+            <w:r>
+              <w:rPr>
+                <w:rFonts w:ascii="Times New Roman" w:hAnsi="Times New Roman" w:cs="Times New Roman"/>
                 <w:noProof/>
                 <w:webHidden/>
               </w:rPr>
@@ -404,6 +492,7 @@
             </w:r>
             <w:r>
               <w:rPr>
+                <w:rFonts w:ascii="Times New Roman" w:hAnsi="Times New Roman" w:cs="Times New Roman"/>
                 <w:noProof/>
                 <w:webHidden/>
               </w:rPr>
@@ -411,6 +500,7 @@
             </w:r>
             <w:r>
               <w:rPr>
+                <w:rFonts w:ascii="Times New Roman" w:hAnsi="Times New Roman" w:cs="Times New Roman"/>
                 <w:noProof/>
                 <w:webHidden/>
               </w:rPr>
@@ -425,6 +515,7 @@
               <w:tab w:val="right" w:leader="dot" w:pos="9350"/>
             </w:tabs>
             <w:rPr>
+              <w:rFonts w:ascii="Times New Roman" w:hAnsi="Times New Roman" w:cs="Times New Roman"/>
               <w:noProof/>
             </w:rPr>
           </w:pPr>
@@ -432,12 +523,14 @@
             <w:r>
               <w:rPr>
                 <w:rStyle w:val="Hyperlink"/>
+                <w:rFonts w:ascii="Times New Roman" w:hAnsi="Times New Roman" w:cs="Times New Roman"/>
                 <w:noProof/>
               </w:rPr>
               <w:t>3. Data</w:t>
             </w:r>
             <w:r>
               <w:rPr>
+                <w:rFonts w:ascii="Times New Roman" w:hAnsi="Times New Roman" w:cs="Times New Roman"/>
                 <w:noProof/>
                 <w:webHidden/>
               </w:rPr>
@@ -445,6 +538,7 @@
             </w:r>
             <w:r>
               <w:rPr>
+                <w:rFonts w:ascii="Times New Roman" w:hAnsi="Times New Roman" w:cs="Times New Roman"/>
                 <w:noProof/>
                 <w:webHidden/>
               </w:rPr>
@@ -452,6 +546,7 @@
             </w:r>
             <w:r>
               <w:rPr>
+                <w:rFonts w:ascii="Times New Roman" w:hAnsi="Times New Roman" w:cs="Times New Roman"/>
                 <w:noProof/>
                 <w:webHidden/>
               </w:rPr>
@@ -459,12 +554,14 @@
             </w:r>
             <w:r>
               <w:rPr>
-                <w:noProof/>
-                <w:webHidden/>
-              </w:rPr>
-            </w:r>
-            <w:r>
-              <w:rPr>
+                <w:rFonts w:ascii="Times New Roman" w:hAnsi="Times New Roman" w:cs="Times New Roman"/>
+                <w:noProof/>
+                <w:webHidden/>
+              </w:rPr>
+            </w:r>
+            <w:r>
+              <w:rPr>
+                <w:rFonts w:ascii="Times New Roman" w:hAnsi="Times New Roman" w:cs="Times New Roman"/>
                 <w:noProof/>
                 <w:webHidden/>
               </w:rPr>
@@ -472,6 +569,7 @@
             </w:r>
             <w:r>
               <w:rPr>
+                <w:rFonts w:ascii="Times New Roman" w:hAnsi="Times New Roman" w:cs="Times New Roman"/>
                 <w:noProof/>
                 <w:webHidden/>
               </w:rPr>
@@ -479,6 +577,7 @@
             </w:r>
             <w:r>
               <w:rPr>
+                <w:rFonts w:ascii="Times New Roman" w:hAnsi="Times New Roman" w:cs="Times New Roman"/>
                 <w:noProof/>
                 <w:webHidden/>
               </w:rPr>
@@ -493,6 +592,7 @@
               <w:tab w:val="right" w:leader="dot" w:pos="9350"/>
             </w:tabs>
             <w:rPr>
+              <w:rFonts w:ascii="Times New Roman" w:hAnsi="Times New Roman" w:cs="Times New Roman"/>
               <w:noProof/>
             </w:rPr>
           </w:pPr>
@@ -500,12 +600,14 @@
             <w:r>
               <w:rPr>
                 <w:rStyle w:val="Hyperlink"/>
+                <w:rFonts w:ascii="Times New Roman" w:hAnsi="Times New Roman" w:cs="Times New Roman"/>
                 <w:noProof/>
               </w:rPr>
               <w:t>4. Methodology</w:t>
             </w:r>
             <w:r>
               <w:rPr>
+                <w:rFonts w:ascii="Times New Roman" w:hAnsi="Times New Roman" w:cs="Times New Roman"/>
                 <w:noProof/>
                 <w:webHidden/>
               </w:rPr>
@@ -513,6 +615,7 @@
             </w:r>
             <w:r>
               <w:rPr>
+                <w:rFonts w:ascii="Times New Roman" w:hAnsi="Times New Roman" w:cs="Times New Roman"/>
                 <w:noProof/>
                 <w:webHidden/>
               </w:rPr>
@@ -520,6 +623,7 @@
             </w:r>
             <w:r>
               <w:rPr>
+                <w:rFonts w:ascii="Times New Roman" w:hAnsi="Times New Roman" w:cs="Times New Roman"/>
                 <w:noProof/>
                 <w:webHidden/>
               </w:rPr>
@@ -527,12 +631,14 @@
             </w:r>
             <w:r>
               <w:rPr>
-                <w:noProof/>
-                <w:webHidden/>
-              </w:rPr>
-            </w:r>
-            <w:r>
-              <w:rPr>
+                <w:rFonts w:ascii="Times New Roman" w:hAnsi="Times New Roman" w:cs="Times New Roman"/>
+                <w:noProof/>
+                <w:webHidden/>
+              </w:rPr>
+            </w:r>
+            <w:r>
+              <w:rPr>
+                <w:rFonts w:ascii="Times New Roman" w:hAnsi="Times New Roman" w:cs="Times New Roman"/>
                 <w:noProof/>
                 <w:webHidden/>
               </w:rPr>
@@ -540,6 +646,7 @@
             </w:r>
             <w:r>
               <w:rPr>
+                <w:rFonts w:ascii="Times New Roman" w:hAnsi="Times New Roman" w:cs="Times New Roman"/>
                 <w:noProof/>
                 <w:webHidden/>
               </w:rPr>
@@ -547,6 +654,7 @@
             </w:r>
             <w:r>
               <w:rPr>
+                <w:rFonts w:ascii="Times New Roman" w:hAnsi="Times New Roman" w:cs="Times New Roman"/>
                 <w:noProof/>
                 <w:webHidden/>
               </w:rPr>
@@ -561,6 +669,7 @@
               <w:tab w:val="right" w:leader="dot" w:pos="9350"/>
             </w:tabs>
             <w:rPr>
+              <w:rFonts w:ascii="Times New Roman" w:hAnsi="Times New Roman" w:cs="Times New Roman"/>
               <w:noProof/>
             </w:rPr>
           </w:pPr>
@@ -568,12 +677,14 @@
             <w:r>
               <w:rPr>
                 <w:rStyle w:val="Hyperlink"/>
+                <w:rFonts w:ascii="Times New Roman" w:hAnsi="Times New Roman" w:cs="Times New Roman"/>
                 <w:noProof/>
               </w:rPr>
               <w:t>4.1 Problem formulation &amp; framing</w:t>
             </w:r>
             <w:r>
               <w:rPr>
+                <w:rFonts w:ascii="Times New Roman" w:hAnsi="Times New Roman" w:cs="Times New Roman"/>
                 <w:noProof/>
                 <w:webHidden/>
               </w:rPr>
@@ -581,6 +692,7 @@
             </w:r>
             <w:r>
               <w:rPr>
+                <w:rFonts w:ascii="Times New Roman" w:hAnsi="Times New Roman" w:cs="Times New Roman"/>
                 <w:noProof/>
                 <w:webHidden/>
               </w:rPr>
@@ -588,6 +700,7 @@
             </w:r>
             <w:r>
               <w:rPr>
+                <w:rFonts w:ascii="Times New Roman" w:hAnsi="Times New Roman" w:cs="Times New Roman"/>
                 <w:noProof/>
                 <w:webHidden/>
               </w:rPr>
@@ -595,12 +708,14 @@
             </w:r>
             <w:r>
               <w:rPr>
-                <w:noProof/>
-                <w:webHidden/>
-              </w:rPr>
-            </w:r>
-            <w:r>
-              <w:rPr>
+                <w:rFonts w:ascii="Times New Roman" w:hAnsi="Times New Roman" w:cs="Times New Roman"/>
+                <w:noProof/>
+                <w:webHidden/>
+              </w:rPr>
+            </w:r>
+            <w:r>
+              <w:rPr>
+                <w:rFonts w:ascii="Times New Roman" w:hAnsi="Times New Roman" w:cs="Times New Roman"/>
                 <w:noProof/>
                 <w:webHidden/>
               </w:rPr>
@@ -608,6 +723,7 @@
             </w:r>
             <w:r>
               <w:rPr>
+                <w:rFonts w:ascii="Times New Roman" w:hAnsi="Times New Roman" w:cs="Times New Roman"/>
                 <w:noProof/>
                 <w:webHidden/>
               </w:rPr>
@@ -615,6 +731,7 @@
             </w:r>
             <w:r>
               <w:rPr>
+                <w:rFonts w:ascii="Times New Roman" w:hAnsi="Times New Roman" w:cs="Times New Roman"/>
                 <w:noProof/>
                 <w:webHidden/>
               </w:rPr>
@@ -629,6 +746,7 @@
               <w:tab w:val="right" w:leader="dot" w:pos="9350"/>
             </w:tabs>
             <w:rPr>
+              <w:rFonts w:ascii="Times New Roman" w:hAnsi="Times New Roman" w:cs="Times New Roman"/>
               <w:noProof/>
             </w:rPr>
           </w:pPr>
@@ -636,12 +754,14 @@
             <w:r>
               <w:rPr>
                 <w:rStyle w:val="Hyperlink"/>
+                <w:rFonts w:ascii="Times New Roman" w:hAnsi="Times New Roman" w:cs="Times New Roman"/>
                 <w:noProof/>
               </w:rPr>
               <w:t>4.2 Features</w:t>
             </w:r>
             <w:r>
               <w:rPr>
+                <w:rFonts w:ascii="Times New Roman" w:hAnsi="Times New Roman" w:cs="Times New Roman"/>
                 <w:noProof/>
                 <w:webHidden/>
               </w:rPr>
@@ -649,6 +769,7 @@
             </w:r>
             <w:r>
               <w:rPr>
+                <w:rFonts w:ascii="Times New Roman" w:hAnsi="Times New Roman" w:cs="Times New Roman"/>
                 <w:noProof/>
                 <w:webHidden/>
               </w:rPr>
@@ -656,6 +777,7 @@
             </w:r>
             <w:r>
               <w:rPr>
+                <w:rFonts w:ascii="Times New Roman" w:hAnsi="Times New Roman" w:cs="Times New Roman"/>
                 <w:noProof/>
                 <w:webHidden/>
               </w:rPr>
@@ -663,12 +785,14 @@
             </w:r>
             <w:r>
               <w:rPr>
-                <w:noProof/>
-                <w:webHidden/>
-              </w:rPr>
-            </w:r>
-            <w:r>
-              <w:rPr>
+                <w:rFonts w:ascii="Times New Roman" w:hAnsi="Times New Roman" w:cs="Times New Roman"/>
+                <w:noProof/>
+                <w:webHidden/>
+              </w:rPr>
+            </w:r>
+            <w:r>
+              <w:rPr>
+                <w:rFonts w:ascii="Times New Roman" w:hAnsi="Times New Roman" w:cs="Times New Roman"/>
                 <w:noProof/>
                 <w:webHidden/>
               </w:rPr>
@@ -676,6 +800,7 @@
             </w:r>
             <w:r>
               <w:rPr>
+                <w:rFonts w:ascii="Times New Roman" w:hAnsi="Times New Roman" w:cs="Times New Roman"/>
                 <w:noProof/>
                 <w:webHidden/>
               </w:rPr>
@@ -683,6 +808,7 @@
             </w:r>
             <w:r>
               <w:rPr>
+                <w:rFonts w:ascii="Times New Roman" w:hAnsi="Times New Roman" w:cs="Times New Roman"/>
                 <w:noProof/>
                 <w:webHidden/>
               </w:rPr>
@@ -697,6 +823,7 @@
               <w:tab w:val="right" w:leader="dot" w:pos="9350"/>
             </w:tabs>
             <w:rPr>
+              <w:rFonts w:ascii="Times New Roman" w:hAnsi="Times New Roman" w:cs="Times New Roman"/>
               <w:noProof/>
             </w:rPr>
           </w:pPr>
@@ -704,12 +831,14 @@
             <w:r>
               <w:rPr>
                 <w:rStyle w:val="Hyperlink"/>
+                <w:rFonts w:ascii="Times New Roman" w:hAnsi="Times New Roman" w:cs="Times New Roman"/>
                 <w:noProof/>
               </w:rPr>
               <w:t>4.3 Model</w:t>
             </w:r>
             <w:r>
               <w:rPr>
+                <w:rFonts w:ascii="Times New Roman" w:hAnsi="Times New Roman" w:cs="Times New Roman"/>
                 <w:noProof/>
                 <w:webHidden/>
               </w:rPr>
@@ -717,6 +846,7 @@
             </w:r>
             <w:r>
               <w:rPr>
+                <w:rFonts w:ascii="Times New Roman" w:hAnsi="Times New Roman" w:cs="Times New Roman"/>
                 <w:noProof/>
                 <w:webHidden/>
               </w:rPr>
@@ -724,6 +854,7 @@
             </w:r>
             <w:r>
               <w:rPr>
+                <w:rFonts w:ascii="Times New Roman" w:hAnsi="Times New Roman" w:cs="Times New Roman"/>
                 <w:noProof/>
                 <w:webHidden/>
               </w:rPr>
@@ -731,12 +862,14 @@
             </w:r>
             <w:r>
               <w:rPr>
-                <w:noProof/>
-                <w:webHidden/>
-              </w:rPr>
-            </w:r>
-            <w:r>
-              <w:rPr>
+                <w:rFonts w:ascii="Times New Roman" w:hAnsi="Times New Roman" w:cs="Times New Roman"/>
+                <w:noProof/>
+                <w:webHidden/>
+              </w:rPr>
+            </w:r>
+            <w:r>
+              <w:rPr>
+                <w:rFonts w:ascii="Times New Roman" w:hAnsi="Times New Roman" w:cs="Times New Roman"/>
                 <w:noProof/>
                 <w:webHidden/>
               </w:rPr>
@@ -744,6 +877,7 @@
             </w:r>
             <w:r>
               <w:rPr>
+                <w:rFonts w:ascii="Times New Roman" w:hAnsi="Times New Roman" w:cs="Times New Roman"/>
                 <w:noProof/>
                 <w:webHidden/>
               </w:rPr>
@@ -751,6 +885,7 @@
             </w:r>
             <w:r>
               <w:rPr>
+                <w:rFonts w:ascii="Times New Roman" w:hAnsi="Times New Roman" w:cs="Times New Roman"/>
                 <w:noProof/>
                 <w:webHidden/>
               </w:rPr>
@@ -765,6 +900,7 @@
               <w:tab w:val="right" w:leader="dot" w:pos="9350"/>
             </w:tabs>
             <w:rPr>
+              <w:rFonts w:ascii="Times New Roman" w:hAnsi="Times New Roman" w:cs="Times New Roman"/>
               <w:noProof/>
             </w:rPr>
           </w:pPr>
@@ -772,12 +908,14 @@
             <w:r>
               <w:rPr>
                 <w:rStyle w:val="Hyperlink"/>
+                <w:rFonts w:ascii="Times New Roman" w:hAnsi="Times New Roman" w:cs="Times New Roman"/>
                 <w:noProof/>
               </w:rPr>
               <w:t>4.4 Risk score (supporting the scenario engine’s third output)</w:t>
             </w:r>
             <w:r>
               <w:rPr>
+                <w:rFonts w:ascii="Times New Roman" w:hAnsi="Times New Roman" w:cs="Times New Roman"/>
                 <w:noProof/>
                 <w:webHidden/>
               </w:rPr>
@@ -785,6 +923,7 @@
             </w:r>
             <w:r>
               <w:rPr>
+                <w:rFonts w:ascii="Times New Roman" w:hAnsi="Times New Roman" w:cs="Times New Roman"/>
                 <w:noProof/>
                 <w:webHidden/>
               </w:rPr>
@@ -792,6 +931,7 @@
             </w:r>
             <w:r>
               <w:rPr>
+                <w:rFonts w:ascii="Times New Roman" w:hAnsi="Times New Roman" w:cs="Times New Roman"/>
                 <w:noProof/>
                 <w:webHidden/>
               </w:rPr>
@@ -799,12 +939,14 @@
             </w:r>
             <w:r>
               <w:rPr>
-                <w:noProof/>
-                <w:webHidden/>
-              </w:rPr>
-            </w:r>
-            <w:r>
-              <w:rPr>
+                <w:rFonts w:ascii="Times New Roman" w:hAnsi="Times New Roman" w:cs="Times New Roman"/>
+                <w:noProof/>
+                <w:webHidden/>
+              </w:rPr>
+            </w:r>
+            <w:r>
+              <w:rPr>
+                <w:rFonts w:ascii="Times New Roman" w:hAnsi="Times New Roman" w:cs="Times New Roman"/>
                 <w:noProof/>
                 <w:webHidden/>
               </w:rPr>
@@ -812,6 +954,7 @@
             </w:r>
             <w:r>
               <w:rPr>
+                <w:rFonts w:ascii="Times New Roman" w:hAnsi="Times New Roman" w:cs="Times New Roman"/>
                 <w:noProof/>
                 <w:webHidden/>
               </w:rPr>
@@ -819,6 +962,7 @@
             </w:r>
             <w:r>
               <w:rPr>
+                <w:rFonts w:ascii="Times New Roman" w:hAnsi="Times New Roman" w:cs="Times New Roman"/>
                 <w:noProof/>
                 <w:webHidden/>
               </w:rPr>
@@ -833,6 +977,7 @@
               <w:tab w:val="right" w:leader="dot" w:pos="9350"/>
             </w:tabs>
             <w:rPr>
+              <w:rFonts w:ascii="Times New Roman" w:hAnsi="Times New Roman" w:cs="Times New Roman"/>
               <w:noProof/>
             </w:rPr>
           </w:pPr>
@@ -840,12 +985,14 @@
             <w:r>
               <w:rPr>
                 <w:rStyle w:val="Hyperlink"/>
+                <w:rFonts w:ascii="Times New Roman" w:hAnsi="Times New Roman" w:cs="Times New Roman"/>
                 <w:noProof/>
               </w:rPr>
               <w:t>4.5 Training &amp; time-based validation</w:t>
             </w:r>
             <w:r>
               <w:rPr>
+                <w:rFonts w:ascii="Times New Roman" w:hAnsi="Times New Roman" w:cs="Times New Roman"/>
                 <w:noProof/>
                 <w:webHidden/>
               </w:rPr>
@@ -853,6 +1000,7 @@
             </w:r>
             <w:r>
               <w:rPr>
+                <w:rFonts w:ascii="Times New Roman" w:hAnsi="Times New Roman" w:cs="Times New Roman"/>
                 <w:noProof/>
                 <w:webHidden/>
               </w:rPr>
@@ -860,6 +1008,7 @@
             </w:r>
             <w:r>
               <w:rPr>
+                <w:rFonts w:ascii="Times New Roman" w:hAnsi="Times New Roman" w:cs="Times New Roman"/>
                 <w:noProof/>
                 <w:webHidden/>
               </w:rPr>
@@ -867,12 +1016,14 @@
             </w:r>
             <w:r>
               <w:rPr>
-                <w:noProof/>
-                <w:webHidden/>
-              </w:rPr>
-            </w:r>
-            <w:r>
-              <w:rPr>
+                <w:rFonts w:ascii="Times New Roman" w:hAnsi="Times New Roman" w:cs="Times New Roman"/>
+                <w:noProof/>
+                <w:webHidden/>
+              </w:rPr>
+            </w:r>
+            <w:r>
+              <w:rPr>
+                <w:rFonts w:ascii="Times New Roman" w:hAnsi="Times New Roman" w:cs="Times New Roman"/>
                 <w:noProof/>
                 <w:webHidden/>
               </w:rPr>
@@ -880,6 +1031,7 @@
             </w:r>
             <w:r>
               <w:rPr>
+                <w:rFonts w:ascii="Times New Roman" w:hAnsi="Times New Roman" w:cs="Times New Roman"/>
                 <w:noProof/>
                 <w:webHidden/>
               </w:rPr>
@@ -887,6 +1039,7 @@
             </w:r>
             <w:r>
               <w:rPr>
+                <w:rFonts w:ascii="Times New Roman" w:hAnsi="Times New Roman" w:cs="Times New Roman"/>
                 <w:noProof/>
                 <w:webHidden/>
               </w:rPr>
@@ -901,6 +1054,7 @@
               <w:tab w:val="right" w:leader="dot" w:pos="9350"/>
             </w:tabs>
             <w:rPr>
+              <w:rFonts w:ascii="Times New Roman" w:hAnsi="Times New Roman" w:cs="Times New Roman"/>
               <w:noProof/>
             </w:rPr>
           </w:pPr>
@@ -908,12 +1062,14 @@
             <w:r>
               <w:rPr>
                 <w:rStyle w:val="Hyperlink"/>
+                <w:rFonts w:ascii="Times New Roman" w:hAnsi="Times New Roman" w:cs="Times New Roman"/>
                 <w:noProof/>
               </w:rPr>
               <w:t>4.6 Evaluation metrics</w:t>
             </w:r>
             <w:r>
               <w:rPr>
+                <w:rFonts w:ascii="Times New Roman" w:hAnsi="Times New Roman" w:cs="Times New Roman"/>
                 <w:noProof/>
                 <w:webHidden/>
               </w:rPr>
@@ -921,6 +1077,7 @@
             </w:r>
             <w:r>
               <w:rPr>
+                <w:rFonts w:ascii="Times New Roman" w:hAnsi="Times New Roman" w:cs="Times New Roman"/>
                 <w:noProof/>
                 <w:webHidden/>
               </w:rPr>
@@ -928,6 +1085,7 @@
             </w:r>
             <w:r>
               <w:rPr>
+                <w:rFonts w:ascii="Times New Roman" w:hAnsi="Times New Roman" w:cs="Times New Roman"/>
                 <w:noProof/>
                 <w:webHidden/>
               </w:rPr>
@@ -935,12 +1093,14 @@
             </w:r>
             <w:r>
               <w:rPr>
-                <w:noProof/>
-                <w:webHidden/>
-              </w:rPr>
-            </w:r>
-            <w:r>
-              <w:rPr>
+                <w:rFonts w:ascii="Times New Roman" w:hAnsi="Times New Roman" w:cs="Times New Roman"/>
+                <w:noProof/>
+                <w:webHidden/>
+              </w:rPr>
+            </w:r>
+            <w:r>
+              <w:rPr>
+                <w:rFonts w:ascii="Times New Roman" w:hAnsi="Times New Roman" w:cs="Times New Roman"/>
                 <w:noProof/>
                 <w:webHidden/>
               </w:rPr>
@@ -948,6 +1108,7 @@
             </w:r>
             <w:r>
               <w:rPr>
+                <w:rFonts w:ascii="Times New Roman" w:hAnsi="Times New Roman" w:cs="Times New Roman"/>
                 <w:noProof/>
                 <w:webHidden/>
               </w:rPr>
@@ -955,6 +1116,7 @@
             </w:r>
             <w:r>
               <w:rPr>
+                <w:rFonts w:ascii="Times New Roman" w:hAnsi="Times New Roman" w:cs="Times New Roman"/>
                 <w:noProof/>
                 <w:webHidden/>
               </w:rPr>
@@ -969,6 +1131,7 @@
               <w:tab w:val="right" w:leader="dot" w:pos="9350"/>
             </w:tabs>
             <w:rPr>
+              <w:rFonts w:ascii="Times New Roman" w:hAnsi="Times New Roman" w:cs="Times New Roman"/>
               <w:noProof/>
             </w:rPr>
           </w:pPr>
@@ -976,12 +1139,14 @@
             <w:r>
               <w:rPr>
                 <w:rStyle w:val="Hyperlink"/>
+                <w:rFonts w:ascii="Times New Roman" w:hAnsi="Times New Roman" w:cs="Times New Roman"/>
                 <w:noProof/>
               </w:rPr>
               <w:t>5. Results</w:t>
             </w:r>
             <w:r>
               <w:rPr>
+                <w:rFonts w:ascii="Times New Roman" w:hAnsi="Times New Roman" w:cs="Times New Roman"/>
                 <w:noProof/>
                 <w:webHidden/>
               </w:rPr>
@@ -989,6 +1154,7 @@
             </w:r>
             <w:r>
               <w:rPr>
+                <w:rFonts w:ascii="Times New Roman" w:hAnsi="Times New Roman" w:cs="Times New Roman"/>
                 <w:noProof/>
                 <w:webHidden/>
               </w:rPr>
@@ -996,6 +1162,7 @@
             </w:r>
             <w:r>
               <w:rPr>
+                <w:rFonts w:ascii="Times New Roman" w:hAnsi="Times New Roman" w:cs="Times New Roman"/>
                 <w:noProof/>
                 <w:webHidden/>
               </w:rPr>
@@ -1003,12 +1170,14 @@
             </w:r>
             <w:r>
               <w:rPr>
-                <w:noProof/>
-                <w:webHidden/>
-              </w:rPr>
-            </w:r>
-            <w:r>
-              <w:rPr>
+                <w:rFonts w:ascii="Times New Roman" w:hAnsi="Times New Roman" w:cs="Times New Roman"/>
+                <w:noProof/>
+                <w:webHidden/>
+              </w:rPr>
+            </w:r>
+            <w:r>
+              <w:rPr>
+                <w:rFonts w:ascii="Times New Roman" w:hAnsi="Times New Roman" w:cs="Times New Roman"/>
                 <w:noProof/>
                 <w:webHidden/>
               </w:rPr>
@@ -1016,6 +1185,7 @@
             </w:r>
             <w:r>
               <w:rPr>
+                <w:rFonts w:ascii="Times New Roman" w:hAnsi="Times New Roman" w:cs="Times New Roman"/>
                 <w:noProof/>
                 <w:webHidden/>
               </w:rPr>
@@ -1023,6 +1193,7 @@
             </w:r>
             <w:r>
               <w:rPr>
+                <w:rFonts w:ascii="Times New Roman" w:hAnsi="Times New Roman" w:cs="Times New Roman"/>
                 <w:noProof/>
                 <w:webHidden/>
               </w:rPr>
@@ -1037,6 +1208,7 @@
               <w:tab w:val="right" w:leader="dot" w:pos="9350"/>
             </w:tabs>
             <w:rPr>
+              <w:rFonts w:ascii="Times New Roman" w:hAnsi="Times New Roman" w:cs="Times New Roman"/>
               <w:noProof/>
             </w:rPr>
           </w:pPr>
@@ -1044,12 +1216,14 @@
             <w:r>
               <w:rPr>
                 <w:rStyle w:val="Hyperlink"/>
+                <w:rFonts w:ascii="Times New Roman" w:hAnsi="Times New Roman" w:cs="Times New Roman"/>
                 <w:noProof/>
               </w:rPr>
               <w:t>5.1 Performance vs baselines</w:t>
             </w:r>
             <w:r>
               <w:rPr>
+                <w:rFonts w:ascii="Times New Roman" w:hAnsi="Times New Roman" w:cs="Times New Roman"/>
                 <w:noProof/>
                 <w:webHidden/>
               </w:rPr>
@@ -1057,6 +1231,7 @@
             </w:r>
             <w:r>
               <w:rPr>
+                <w:rFonts w:ascii="Times New Roman" w:hAnsi="Times New Roman" w:cs="Times New Roman"/>
                 <w:noProof/>
                 <w:webHidden/>
               </w:rPr>
@@ -1064,6 +1239,7 @@
             </w:r>
             <w:r>
               <w:rPr>
+                <w:rFonts w:ascii="Times New Roman" w:hAnsi="Times New Roman" w:cs="Times New Roman"/>
                 <w:noProof/>
                 <w:webHidden/>
               </w:rPr>
@@ -1071,12 +1247,14 @@
             </w:r>
             <w:r>
               <w:rPr>
-                <w:noProof/>
-                <w:webHidden/>
-              </w:rPr>
-            </w:r>
-            <w:r>
-              <w:rPr>
+                <w:rFonts w:ascii="Times New Roman" w:hAnsi="Times New Roman" w:cs="Times New Roman"/>
+                <w:noProof/>
+                <w:webHidden/>
+              </w:rPr>
+            </w:r>
+            <w:r>
+              <w:rPr>
+                <w:rFonts w:ascii="Times New Roman" w:hAnsi="Times New Roman" w:cs="Times New Roman"/>
                 <w:noProof/>
                 <w:webHidden/>
               </w:rPr>
@@ -1084,6 +1262,7 @@
             </w:r>
             <w:r>
               <w:rPr>
+                <w:rFonts w:ascii="Times New Roman" w:hAnsi="Times New Roman" w:cs="Times New Roman"/>
                 <w:noProof/>
                 <w:webHidden/>
               </w:rPr>
@@ -1091,6 +1270,7 @@
             </w:r>
             <w:r>
               <w:rPr>
+                <w:rFonts w:ascii="Times New Roman" w:hAnsi="Times New Roman" w:cs="Times New Roman"/>
                 <w:noProof/>
                 <w:webHidden/>
               </w:rPr>
@@ -1105,6 +1285,7 @@
               <w:tab w:val="right" w:leader="dot" w:pos="9350"/>
             </w:tabs>
             <w:rPr>
+              <w:rFonts w:ascii="Times New Roman" w:hAnsi="Times New Roman" w:cs="Times New Roman"/>
               <w:noProof/>
             </w:rPr>
           </w:pPr>
@@ -1112,12 +1293,14 @@
             <w:r>
               <w:rPr>
                 <w:rStyle w:val="Hyperlink"/>
+                <w:rFonts w:ascii="Times New Roman" w:hAnsi="Times New Roman" w:cs="Times New Roman"/>
                 <w:noProof/>
               </w:rPr>
               <w:t>5.2 Explainability (SHAP)</w:t>
             </w:r>
             <w:r>
               <w:rPr>
+                <w:rFonts w:ascii="Times New Roman" w:hAnsi="Times New Roman" w:cs="Times New Roman"/>
                 <w:noProof/>
                 <w:webHidden/>
               </w:rPr>
@@ -1125,6 +1308,7 @@
             </w:r>
             <w:r>
               <w:rPr>
+                <w:rFonts w:ascii="Times New Roman" w:hAnsi="Times New Roman" w:cs="Times New Roman"/>
                 <w:noProof/>
                 <w:webHidden/>
               </w:rPr>
@@ -1132,6 +1316,7 @@
             </w:r>
             <w:r>
               <w:rPr>
+                <w:rFonts w:ascii="Times New Roman" w:hAnsi="Times New Roman" w:cs="Times New Roman"/>
                 <w:noProof/>
                 <w:webHidden/>
               </w:rPr>
@@ -1139,12 +1324,14 @@
             </w:r>
             <w:r>
               <w:rPr>
-                <w:noProof/>
-                <w:webHidden/>
-              </w:rPr>
-            </w:r>
-            <w:r>
-              <w:rPr>
+                <w:rFonts w:ascii="Times New Roman" w:hAnsi="Times New Roman" w:cs="Times New Roman"/>
+                <w:noProof/>
+                <w:webHidden/>
+              </w:rPr>
+            </w:r>
+            <w:r>
+              <w:rPr>
+                <w:rFonts w:ascii="Times New Roman" w:hAnsi="Times New Roman" w:cs="Times New Roman"/>
                 <w:noProof/>
                 <w:webHidden/>
               </w:rPr>
@@ -1152,6 +1339,7 @@
             </w:r>
             <w:r>
               <w:rPr>
+                <w:rFonts w:ascii="Times New Roman" w:hAnsi="Times New Roman" w:cs="Times New Roman"/>
                 <w:noProof/>
                 <w:webHidden/>
               </w:rPr>
@@ -1159,6 +1347,7 @@
             </w:r>
             <w:r>
               <w:rPr>
+                <w:rFonts w:ascii="Times New Roman" w:hAnsi="Times New Roman" w:cs="Times New Roman"/>
                 <w:noProof/>
                 <w:webHidden/>
               </w:rPr>
@@ -1173,6 +1362,7 @@
               <w:tab w:val="right" w:leader="dot" w:pos="9350"/>
             </w:tabs>
             <w:rPr>
+              <w:rFonts w:ascii="Times New Roman" w:hAnsi="Times New Roman" w:cs="Times New Roman"/>
               <w:noProof/>
             </w:rPr>
           </w:pPr>
@@ -1180,12 +1370,14 @@
             <w:r>
               <w:rPr>
                 <w:rStyle w:val="Hyperlink"/>
+                <w:rFonts w:ascii="Times New Roman" w:hAnsi="Times New Roman" w:cs="Times New Roman"/>
                 <w:noProof/>
               </w:rPr>
               <w:t>5.3 Error analysis</w:t>
             </w:r>
             <w:r>
               <w:rPr>
+                <w:rFonts w:ascii="Times New Roman" w:hAnsi="Times New Roman" w:cs="Times New Roman"/>
                 <w:noProof/>
                 <w:webHidden/>
               </w:rPr>
@@ -1193,6 +1385,7 @@
             </w:r>
             <w:r>
               <w:rPr>
+                <w:rFonts w:ascii="Times New Roman" w:hAnsi="Times New Roman" w:cs="Times New Roman"/>
                 <w:noProof/>
                 <w:webHidden/>
               </w:rPr>
@@ -1200,6 +1393,7 @@
             </w:r>
             <w:r>
               <w:rPr>
+                <w:rFonts w:ascii="Times New Roman" w:hAnsi="Times New Roman" w:cs="Times New Roman"/>
                 <w:noProof/>
                 <w:webHidden/>
               </w:rPr>
@@ -1207,12 +1401,14 @@
             </w:r>
             <w:r>
               <w:rPr>
-                <w:noProof/>
-                <w:webHidden/>
-              </w:rPr>
-            </w:r>
-            <w:r>
-              <w:rPr>
+                <w:rFonts w:ascii="Times New Roman" w:hAnsi="Times New Roman" w:cs="Times New Roman"/>
+                <w:noProof/>
+                <w:webHidden/>
+              </w:rPr>
+            </w:r>
+            <w:r>
+              <w:rPr>
+                <w:rFonts w:ascii="Times New Roman" w:hAnsi="Times New Roman" w:cs="Times New Roman"/>
                 <w:noProof/>
                 <w:webHidden/>
               </w:rPr>
@@ -1220,6 +1416,7 @@
             </w:r>
             <w:r>
               <w:rPr>
+                <w:rFonts w:ascii="Times New Roman" w:hAnsi="Times New Roman" w:cs="Times New Roman"/>
                 <w:noProof/>
                 <w:webHidden/>
               </w:rPr>
@@ -1227,6 +1424,7 @@
             </w:r>
             <w:r>
               <w:rPr>
+                <w:rFonts w:ascii="Times New Roman" w:hAnsi="Times New Roman" w:cs="Times New Roman"/>
                 <w:noProof/>
                 <w:webHidden/>
               </w:rPr>
@@ -1241,6 +1439,7 @@
               <w:tab w:val="right" w:leader="dot" w:pos="9350"/>
             </w:tabs>
             <w:rPr>
+              <w:rFonts w:ascii="Times New Roman" w:hAnsi="Times New Roman" w:cs="Times New Roman"/>
               <w:noProof/>
             </w:rPr>
           </w:pPr>
@@ -1248,12 +1447,14 @@
             <w:r>
               <w:rPr>
                 <w:rStyle w:val="Hyperlink"/>
+                <w:rFonts w:ascii="Times New Roman" w:hAnsi="Times New Roman" w:cs="Times New Roman"/>
                 <w:noProof/>
               </w:rPr>
               <w:t>6. Discussion</w:t>
             </w:r>
             <w:r>
               <w:rPr>
+                <w:rFonts w:ascii="Times New Roman" w:hAnsi="Times New Roman" w:cs="Times New Roman"/>
                 <w:noProof/>
                 <w:webHidden/>
               </w:rPr>
@@ -1261,6 +1462,7 @@
             </w:r>
             <w:r>
               <w:rPr>
+                <w:rFonts w:ascii="Times New Roman" w:hAnsi="Times New Roman" w:cs="Times New Roman"/>
                 <w:noProof/>
                 <w:webHidden/>
               </w:rPr>
@@ -1268,6 +1470,7 @@
             </w:r>
             <w:r>
               <w:rPr>
+                <w:rFonts w:ascii="Times New Roman" w:hAnsi="Times New Roman" w:cs="Times New Roman"/>
                 <w:noProof/>
                 <w:webHidden/>
               </w:rPr>
@@ -1275,12 +1478,14 @@
             </w:r>
             <w:r>
               <w:rPr>
-                <w:noProof/>
-                <w:webHidden/>
-              </w:rPr>
-            </w:r>
-            <w:r>
-              <w:rPr>
+                <w:rFonts w:ascii="Times New Roman" w:hAnsi="Times New Roman" w:cs="Times New Roman"/>
+                <w:noProof/>
+                <w:webHidden/>
+              </w:rPr>
+            </w:r>
+            <w:r>
+              <w:rPr>
+                <w:rFonts w:ascii="Times New Roman" w:hAnsi="Times New Roman" w:cs="Times New Roman"/>
                 <w:noProof/>
                 <w:webHidden/>
               </w:rPr>
@@ -1288,6 +1493,7 @@
             </w:r>
             <w:r>
               <w:rPr>
+                <w:rFonts w:ascii="Times New Roman" w:hAnsi="Times New Roman" w:cs="Times New Roman"/>
                 <w:noProof/>
                 <w:webHidden/>
               </w:rPr>
@@ -1295,6 +1501,7 @@
             </w:r>
             <w:r>
               <w:rPr>
+                <w:rFonts w:ascii="Times New Roman" w:hAnsi="Times New Roman" w:cs="Times New Roman"/>
                 <w:noProof/>
                 <w:webHidden/>
               </w:rPr>
@@ -1309,6 +1516,7 @@
               <w:tab w:val="right" w:leader="dot" w:pos="9350"/>
             </w:tabs>
             <w:rPr>
+              <w:rFonts w:ascii="Times New Roman" w:hAnsi="Times New Roman" w:cs="Times New Roman"/>
               <w:noProof/>
             </w:rPr>
           </w:pPr>
@@ -1316,12 +1524,14 @@
             <w:r>
               <w:rPr>
                 <w:rStyle w:val="Hyperlink"/>
+                <w:rFonts w:ascii="Times New Roman" w:hAnsi="Times New Roman" w:cs="Times New Roman"/>
                 <w:noProof/>
               </w:rPr>
               <w:t>7. Limitations</w:t>
             </w:r>
             <w:r>
               <w:rPr>
+                <w:rFonts w:ascii="Times New Roman" w:hAnsi="Times New Roman" w:cs="Times New Roman"/>
                 <w:noProof/>
                 <w:webHidden/>
               </w:rPr>
@@ -1329,6 +1539,7 @@
             </w:r>
             <w:r>
               <w:rPr>
+                <w:rFonts w:ascii="Times New Roman" w:hAnsi="Times New Roman" w:cs="Times New Roman"/>
                 <w:noProof/>
                 <w:webHidden/>
               </w:rPr>
@@ -1336,6 +1547,7 @@
             </w:r>
             <w:r>
               <w:rPr>
+                <w:rFonts w:ascii="Times New Roman" w:hAnsi="Times New Roman" w:cs="Times New Roman"/>
                 <w:noProof/>
                 <w:webHidden/>
               </w:rPr>
@@ -1343,12 +1555,14 @@
             </w:r>
             <w:r>
               <w:rPr>
-                <w:noProof/>
-                <w:webHidden/>
-              </w:rPr>
-            </w:r>
-            <w:r>
-              <w:rPr>
+                <w:rFonts w:ascii="Times New Roman" w:hAnsi="Times New Roman" w:cs="Times New Roman"/>
+                <w:noProof/>
+                <w:webHidden/>
+              </w:rPr>
+            </w:r>
+            <w:r>
+              <w:rPr>
+                <w:rFonts w:ascii="Times New Roman" w:hAnsi="Times New Roman" w:cs="Times New Roman"/>
                 <w:noProof/>
                 <w:webHidden/>
               </w:rPr>
@@ -1356,6 +1570,7 @@
             </w:r>
             <w:r>
               <w:rPr>
+                <w:rFonts w:ascii="Times New Roman" w:hAnsi="Times New Roman" w:cs="Times New Roman"/>
                 <w:noProof/>
                 <w:webHidden/>
               </w:rPr>
@@ -1363,6 +1578,7 @@
             </w:r>
             <w:r>
               <w:rPr>
+                <w:rFonts w:ascii="Times New Roman" w:hAnsi="Times New Roman" w:cs="Times New Roman"/>
                 <w:noProof/>
                 <w:webHidden/>
               </w:rPr>
@@ -1377,6 +1593,7 @@
               <w:tab w:val="right" w:leader="dot" w:pos="9350"/>
             </w:tabs>
             <w:rPr>
+              <w:rFonts w:ascii="Times New Roman" w:hAnsi="Times New Roman" w:cs="Times New Roman"/>
               <w:noProof/>
             </w:rPr>
           </w:pPr>
@@ -1384,12 +1601,14 @@
             <w:r>
               <w:rPr>
                 <w:rStyle w:val="Hyperlink"/>
+                <w:rFonts w:ascii="Times New Roman" w:hAnsi="Times New Roman" w:cs="Times New Roman"/>
                 <w:noProof/>
               </w:rPr>
               <w:t>8. Conclusion &amp; Future Work</w:t>
             </w:r>
             <w:r>
               <w:rPr>
+                <w:rFonts w:ascii="Times New Roman" w:hAnsi="Times New Roman" w:cs="Times New Roman"/>
                 <w:noProof/>
                 <w:webHidden/>
               </w:rPr>
@@ -1397,6 +1616,7 @@
             </w:r>
             <w:r>
               <w:rPr>
+                <w:rFonts w:ascii="Times New Roman" w:hAnsi="Times New Roman" w:cs="Times New Roman"/>
                 <w:noProof/>
                 <w:webHidden/>
               </w:rPr>
@@ -1404,6 +1624,7 @@
             </w:r>
             <w:r>
               <w:rPr>
+                <w:rFonts w:ascii="Times New Roman" w:hAnsi="Times New Roman" w:cs="Times New Roman"/>
                 <w:noProof/>
                 <w:webHidden/>
               </w:rPr>
@@ -1411,12 +1632,14 @@
             </w:r>
             <w:r>
               <w:rPr>
-                <w:noProof/>
-                <w:webHidden/>
-              </w:rPr>
-            </w:r>
-            <w:r>
-              <w:rPr>
+                <w:rFonts w:ascii="Times New Roman" w:hAnsi="Times New Roman" w:cs="Times New Roman"/>
+                <w:noProof/>
+                <w:webHidden/>
+              </w:rPr>
+            </w:r>
+            <w:r>
+              <w:rPr>
+                <w:rFonts w:ascii="Times New Roman" w:hAnsi="Times New Roman" w:cs="Times New Roman"/>
                 <w:noProof/>
                 <w:webHidden/>
               </w:rPr>
@@ -1424,6 +1647,7 @@
             </w:r>
             <w:r>
               <w:rPr>
+                <w:rFonts w:ascii="Times New Roman" w:hAnsi="Times New Roman" w:cs="Times New Roman"/>
                 <w:noProof/>
                 <w:webHidden/>
               </w:rPr>
@@ -1431,6 +1655,7 @@
             </w:r>
             <w:r>
               <w:rPr>
+                <w:rFonts w:ascii="Times New Roman" w:hAnsi="Times New Roman" w:cs="Times New Roman"/>
                 <w:noProof/>
                 <w:webHidden/>
               </w:rPr>
@@ -1445,6 +1670,7 @@
               <w:tab w:val="right" w:leader="dot" w:pos="9350"/>
             </w:tabs>
             <w:rPr>
+              <w:rFonts w:ascii="Times New Roman" w:hAnsi="Times New Roman" w:cs="Times New Roman"/>
               <w:noProof/>
             </w:rPr>
           </w:pPr>
@@ -1452,12 +1678,14 @@
             <w:r>
               <w:rPr>
                 <w:rStyle w:val="Hyperlink"/>
+                <w:rFonts w:ascii="Times New Roman" w:hAnsi="Times New Roman" w:cs="Times New Roman"/>
                 <w:noProof/>
               </w:rPr>
               <w:t>References</w:t>
             </w:r>
             <w:r>
               <w:rPr>
+                <w:rFonts w:ascii="Times New Roman" w:hAnsi="Times New Roman" w:cs="Times New Roman"/>
                 <w:noProof/>
                 <w:webHidden/>
               </w:rPr>
@@ -1465,6 +1693,7 @@
             </w:r>
             <w:r>
               <w:rPr>
+                <w:rFonts w:ascii="Times New Roman" w:hAnsi="Times New Roman" w:cs="Times New Roman"/>
                 <w:noProof/>
                 <w:webHidden/>
               </w:rPr>
@@ -1472,6 +1701,7 @@
             </w:r>
             <w:r>
               <w:rPr>
+                <w:rFonts w:ascii="Times New Roman" w:hAnsi="Times New Roman" w:cs="Times New Roman"/>
                 <w:noProof/>
                 <w:webHidden/>
               </w:rPr>
@@ -1479,12 +1709,14 @@
             </w:r>
             <w:r>
               <w:rPr>
-                <w:noProof/>
-                <w:webHidden/>
-              </w:rPr>
-            </w:r>
-            <w:r>
-              <w:rPr>
+                <w:rFonts w:ascii="Times New Roman" w:hAnsi="Times New Roman" w:cs="Times New Roman"/>
+                <w:noProof/>
+                <w:webHidden/>
+              </w:rPr>
+            </w:r>
+            <w:r>
+              <w:rPr>
+                <w:rFonts w:ascii="Times New Roman" w:hAnsi="Times New Roman" w:cs="Times New Roman"/>
                 <w:noProof/>
                 <w:webHidden/>
               </w:rPr>
@@ -1492,6 +1724,7 @@
             </w:r>
             <w:r>
               <w:rPr>
+                <w:rFonts w:ascii="Times New Roman" w:hAnsi="Times New Roman" w:cs="Times New Roman"/>
                 <w:noProof/>
                 <w:webHidden/>
               </w:rPr>
@@ -1499,6 +1732,7 @@
             </w:r>
             <w:r>
               <w:rPr>
+                <w:rFonts w:ascii="Times New Roman" w:hAnsi="Times New Roman" w:cs="Times New Roman"/>
                 <w:noProof/>
                 <w:webHidden/>
               </w:rPr>
@@ -1513,6 +1747,7 @@
               <w:tab w:val="right" w:leader="dot" w:pos="9350"/>
             </w:tabs>
             <w:rPr>
+              <w:rFonts w:ascii="Times New Roman" w:hAnsi="Times New Roman" w:cs="Times New Roman"/>
               <w:noProof/>
             </w:rPr>
           </w:pPr>
@@ -1520,12 +1755,14 @@
             <w:r>
               <w:rPr>
                 <w:rStyle w:val="Hyperlink"/>
+                <w:rFonts w:ascii="Times New Roman" w:hAnsi="Times New Roman" w:cs="Times New Roman"/>
                 <w:noProof/>
               </w:rPr>
               <w:t>Appendix — Reproducibility</w:t>
             </w:r>
             <w:r>
               <w:rPr>
+                <w:rFonts w:ascii="Times New Roman" w:hAnsi="Times New Roman" w:cs="Times New Roman"/>
                 <w:noProof/>
                 <w:webHidden/>
               </w:rPr>
@@ -1533,6 +1770,7 @@
             </w:r>
             <w:r>
               <w:rPr>
+                <w:rFonts w:ascii="Times New Roman" w:hAnsi="Times New Roman" w:cs="Times New Roman"/>
                 <w:noProof/>
                 <w:webHidden/>
               </w:rPr>
@@ -1540,6 +1778,7 @@
             </w:r>
             <w:r>
               <w:rPr>
+                <w:rFonts w:ascii="Times New Roman" w:hAnsi="Times New Roman" w:cs="Times New Roman"/>
                 <w:noProof/>
                 <w:webHidden/>
               </w:rPr>
@@ -1547,12 +1786,14 @@
             </w:r>
             <w:r>
               <w:rPr>
-                <w:noProof/>
-                <w:webHidden/>
-              </w:rPr>
-            </w:r>
-            <w:r>
-              <w:rPr>
+                <w:rFonts w:ascii="Times New Roman" w:hAnsi="Times New Roman" w:cs="Times New Roman"/>
+                <w:noProof/>
+                <w:webHidden/>
+              </w:rPr>
+            </w:r>
+            <w:r>
+              <w:rPr>
+                <w:rFonts w:ascii="Times New Roman" w:hAnsi="Times New Roman" w:cs="Times New Roman"/>
                 <w:noProof/>
                 <w:webHidden/>
               </w:rPr>
@@ -1560,6 +1801,7 @@
             </w:r>
             <w:r>
               <w:rPr>
+                <w:rFonts w:ascii="Times New Roman" w:hAnsi="Times New Roman" w:cs="Times New Roman"/>
                 <w:noProof/>
                 <w:webHidden/>
               </w:rPr>
@@ -1567,6 +1809,7 @@
             </w:r>
             <w:r>
               <w:rPr>
+                <w:rFonts w:ascii="Times New Roman" w:hAnsi="Times New Roman" w:cs="Times New Roman"/>
                 <w:noProof/>
                 <w:webHidden/>
               </w:rPr>
@@ -1575,7 +1818,15 @@
           </w:hyperlink>
         </w:p>
         <w:p>
+          <w:pPr>
+            <w:rPr>
+              <w:rFonts w:ascii="Times New Roman" w:hAnsi="Times New Roman" w:cs="Times New Roman"/>
+            </w:rPr>
+          </w:pPr>
           <w:r>
+            <w:rPr>
+              <w:rFonts w:ascii="Times New Roman" w:hAnsi="Times New Roman" w:cs="Times New Roman"/>
+            </w:rPr>
             <w:fldChar w:fldCharType="end"/>
           </w:r>
         </w:p>
@@ -1585,6 +1836,7 @@
       <w:pPr>
         <w:pStyle w:val="BlockText"/>
         <w:rPr>
+          <w:rFonts w:ascii="Times New Roman" w:hAnsi="Times New Roman" w:cs="Times New Roman"/>
           <w:b/>
           <w:bCs/>
         </w:rPr>
@@ -1595,6 +1847,7 @@
       <w:pPr>
         <w:pStyle w:val="BlockText"/>
         <w:rPr>
+          <w:rFonts w:ascii="Times New Roman" w:hAnsi="Times New Roman" w:cs="Times New Roman"/>
           <w:b/>
           <w:bCs/>
         </w:rPr>
@@ -1603,171 +1856,88 @@
     <w:p>
       <w:pPr>
         <w:pStyle w:val="BlockText"/>
-      </w:pPr>
-      <w:r>
-        <w:rPr>
+        <w:rPr>
+          <w:rFonts w:ascii="Times New Roman" w:hAnsi="Times New Roman" w:cs="Times New Roman"/>
+        </w:rPr>
+      </w:pPr>
+      <w:r>
+        <w:rPr>
+          <w:rFonts w:ascii="Times New Roman" w:hAnsi="Times New Roman" w:cs="Times New Roman"/>
           <w:b/>
           <w:bCs/>
         </w:rPr>
         <w:t>NOTE TO SELF BEFORE SUBMITTING:</w:t>
       </w:r>
       <w:r>
+        <w:rPr>
+          <w:rFonts w:ascii="Times New Roman" w:hAnsi="Times New Roman" w:cs="Times New Roman"/>
+        </w:rPr>
         <w:t xml:space="preserve"> every number below is from working sessions and may drift slightly from your final saved model files. Before submitting, re-run the evaluation cell for </w:t>
       </w:r>
       <w:r>
         <w:rPr>
           <w:rStyle w:val="VerbatimChar"/>
+          <w:rFonts w:ascii="Times New Roman" w:hAnsi="Times New Roman" w:cs="Times New Roman"/>
         </w:rPr>
         <w:t>price_surrogate_v1.txt</w:t>
       </w:r>
       <w:r>
+        <w:rPr>
+          <w:rFonts w:ascii="Times New Roman" w:hAnsi="Times New Roman" w:cs="Times New Roman"/>
+        </w:rPr>
         <w:t xml:space="preserve"> on the test set and swap in whatever MAE/RMSE/MAPE/R² and persistence numbers it prints — do not submit this draft’s numbers unchecked. Same for scenario aggregate numbers (mean/median deltas) — pull them fresh from your saved CSVs, not from memory.</w:t>
       </w:r>
-      <w:bookmarkStart w:id="2" w:name="abstract"/>
-      <w:bookmarkStart w:id="3" w:name="_Toc236060000"/>
+      <w:bookmarkStart w:id="2" w:name="_Toc236060000"/>
+      <w:bookmarkStart w:id="3" w:name="abstract"/>
     </w:p>
     <w:p>
       <w:pPr>
         <w:pStyle w:val="Heading2"/>
-      </w:pPr>
-      <w:r>
+        <w:rPr>
+          <w:rFonts w:ascii="Times New Roman" w:hAnsi="Times New Roman" w:cs="Times New Roman"/>
+        </w:rPr>
+      </w:pPr>
+      <w:r>
+        <w:rPr>
+          <w:rFonts w:ascii="Times New Roman" w:hAnsi="Times New Roman" w:cs="Times New Roman"/>
+        </w:rPr>
         <w:lastRenderedPageBreak/>
         <w:t>Abstract</w:t>
       </w:r>
-      <w:bookmarkEnd w:id="3"/>
+      <w:bookmarkEnd w:id="2"/>
     </w:p>
     <w:p>
       <w:pPr>
         <w:pStyle w:val="BodyText"/>
-      </w:pPr>
-      <w:r>
+        <w:rPr>
+          <w:rFonts w:ascii="Times New Roman" w:hAnsi="Times New Roman" w:cs="Times New Roman"/>
+        </w:rPr>
+      </w:pPr>
+      <w:r>
+        <w:rPr>
+          <w:rFonts w:ascii="Times New Roman" w:hAnsi="Times New Roman" w:cs="Times New Roman"/>
+        </w:rPr>
         <w:t xml:space="preserve">Procurement teams sourcing perishable produce from a mix of domestic districts and cross-border imports (India, China, Bhutan) need to anticipate how a supply disruption — an import restriction, a transport bottleneck, a local harvest surplus — will move price, volume, and risk before it happens. This study builds a counterfactual simulation engine that answers that question for 95 fruit and vegetable products traded in a Nepali wholesale market over 10 months (Shrawan 2082–Baishakh 2083). A LightGBM price surrogate is trained on raw district/import supply volumes, product identity, and season, achieving a test-set R² of </w:t>
       </w:r>
       <w:r>
         <w:rPr>
+          <w:rFonts w:ascii="Times New Roman" w:hAnsi="Times New Roman" w:cs="Times New Roman"/>
           <w:b/>
           <w:bCs/>
         </w:rPr>
         <w:t>0.835</w:t>
       </w:r>
       <w:r>
+        <w:rPr>
+          <w:rFonts w:ascii="Times New Roman" w:hAnsi="Times New Roman" w:cs="Times New Roman"/>
+        </w:rPr>
         <w:t xml:space="preserve"> (MAPE 19.16%), though it does not consistently outperform a naive last-month-price baseline — a limitation attributable to the short (10-month) time series available. The surrogate is combined with a mechanically-computed volume response and a transparent, formula-based supply-risk score (no separate risk model, to avoid circularity) inside a scenario engine that perturbs real supply data and re-predicts outcomes. Applied to an India −30% import shock, the engine finds a threshold-driven, non-uniform price response across products, with SHAP analysis confirming that import-share and source-country features meaningfully — though not dominantly — inform the model’s predictions.</w:t>
       </w:r>
     </w:p>
-    <w:p/>
-    <w:p>
-      <w:pPr>
-        <w:pStyle w:val="Heading2"/>
-      </w:pPr>
-      <w:bookmarkStart w:id="4" w:name="contents"/>
-      <w:bookmarkStart w:id="5" w:name="_Toc236060001"/>
-      <w:bookmarkEnd w:id="2"/>
-      <w:r>
-        <w:t>Contents</w:t>
-      </w:r>
-      <w:bookmarkEnd w:id="5"/>
-    </w:p>
-    <w:p>
-      <w:pPr>
-        <w:pStyle w:val="Compact"/>
-        <w:numPr>
-          <w:ilvl w:val="0"/>
-          <w:numId w:val="2"/>
-        </w:numPr>
-      </w:pPr>
-      <w:r>
-        <w:t>Introduction</w:t>
-      </w:r>
-    </w:p>
-    <w:p>
-      <w:pPr>
-        <w:pStyle w:val="Compact"/>
-        <w:numPr>
-          <w:ilvl w:val="0"/>
-          <w:numId w:val="2"/>
-        </w:numPr>
-      </w:pPr>
-      <w:r>
-        <w:t>Background &amp; Related Work</w:t>
-      </w:r>
-    </w:p>
-    <w:p>
-      <w:pPr>
-        <w:pStyle w:val="Compact"/>
-        <w:numPr>
-          <w:ilvl w:val="0"/>
-          <w:numId w:val="2"/>
-        </w:numPr>
-      </w:pPr>
-      <w:r>
-        <w:t>Data</w:t>
-      </w:r>
-    </w:p>
-    <w:p>
-      <w:pPr>
-        <w:pStyle w:val="Compact"/>
-        <w:numPr>
-          <w:ilvl w:val="0"/>
-          <w:numId w:val="2"/>
-        </w:numPr>
-      </w:pPr>
-      <w:r>
-        <w:t>Methodology</w:t>
-      </w:r>
-    </w:p>
-    <w:p>
-      <w:pPr>
-        <w:pStyle w:val="Compact"/>
-        <w:numPr>
-          <w:ilvl w:val="0"/>
-          <w:numId w:val="2"/>
-        </w:numPr>
-      </w:pPr>
-      <w:r>
-        <w:t>Results</w:t>
-      </w:r>
-    </w:p>
-    <w:p>
-      <w:pPr>
-        <w:pStyle w:val="Compact"/>
-        <w:numPr>
-          <w:ilvl w:val="0"/>
-          <w:numId w:val="2"/>
-        </w:numPr>
-      </w:pPr>
-      <w:r>
-        <w:t>Discussion</w:t>
-      </w:r>
-    </w:p>
-    <w:p>
-      <w:pPr>
-        <w:pStyle w:val="Compact"/>
-        <w:numPr>
-          <w:ilvl w:val="0"/>
-          <w:numId w:val="2"/>
-        </w:numPr>
-      </w:pPr>
-      <w:r>
-        <w:t>Limitations</w:t>
-      </w:r>
-    </w:p>
-    <w:p>
-      <w:pPr>
-        <w:pStyle w:val="Compact"/>
-        <w:numPr>
-          <w:ilvl w:val="0"/>
-          <w:numId w:val="2"/>
-        </w:numPr>
-      </w:pPr>
-      <w:r>
-        <w:t>Conclusion &amp; Future Work References Appendix — Reproducibility</w:t>
-      </w:r>
-    </w:p>
-    <w:p/>
-    <w:p>
-      <w:pPr>
-        <w:rPr>
-          <w:rFonts w:asciiTheme="majorHAnsi" w:eastAsiaTheme="majorEastAsia" w:hAnsiTheme="majorHAnsi" w:cstheme="majorBidi"/>
+    <w:p>
+      <w:pPr>
+        <w:rPr>
+          <w:rFonts w:ascii="Times New Roman" w:eastAsiaTheme="majorEastAsia" w:hAnsi="Times New Roman" w:cs="Times New Roman"/>
           <w:b/>
           <w:bCs/>
           <w:color w:val="4F81BD" w:themeColor="accent1"/>
@@ -1775,117 +1945,179 @@
           <w:szCs w:val="28"/>
         </w:rPr>
       </w:pPr>
-      <w:bookmarkStart w:id="6" w:name="introduction"/>
-      <w:bookmarkStart w:id="7" w:name="_Toc236060002"/>
-      <w:bookmarkEnd w:id="4"/>
-      <w:r>
+      <w:bookmarkStart w:id="4" w:name="_Toc236060002"/>
+      <w:bookmarkStart w:id="5" w:name="introduction"/>
+      <w:bookmarkEnd w:id="3"/>
+      <w:r>
+        <w:rPr>
+          <w:rFonts w:ascii="Times New Roman" w:hAnsi="Times New Roman" w:cs="Times New Roman"/>
+        </w:rPr>
         <w:br w:type="page"/>
       </w:r>
     </w:p>
     <w:p>
       <w:pPr>
         <w:pStyle w:val="Heading2"/>
-      </w:pPr>
-      <w:r>
+        <w:rPr>
+          <w:rFonts w:ascii="Times New Roman" w:hAnsi="Times New Roman" w:cs="Times New Roman"/>
+        </w:rPr>
+      </w:pPr>
+      <w:r>
+        <w:rPr>
+          <w:rFonts w:ascii="Times New Roman" w:hAnsi="Times New Roman" w:cs="Times New Roman"/>
+        </w:rPr>
         <w:lastRenderedPageBreak/>
         <w:t>1. Introduction</w:t>
       </w:r>
-      <w:bookmarkEnd w:id="7"/>
+      <w:bookmarkEnd w:id="4"/>
     </w:p>
     <w:p>
       <w:pPr>
         <w:pStyle w:val="FirstParagraph"/>
-      </w:pPr>
-      <w:r>
+        <w:rPr>
+          <w:rFonts w:ascii="Times New Roman" w:hAnsi="Times New Roman" w:cs="Times New Roman"/>
+        </w:rPr>
+      </w:pPr>
+      <w:r>
+        <w:rPr>
+          <w:rFonts w:ascii="Times New Roman" w:hAnsi="Times New Roman" w:cs="Times New Roman"/>
+        </w:rPr>
         <w:t>Procurement decisions in agricultural wholesale markets are made under constant supply uncertainty — import policy shifts, cross-border logistics disruptions, and seasonal domestic harvest swings all change what is available and at what price, often with little warning. A procurement team that can only look backward (last month’s price, last month’s volume) has no way to prepare for a shock before it lands.</w:t>
       </w:r>
     </w:p>
     <w:p>
       <w:pPr>
         <w:pStyle w:val="BodyText"/>
-      </w:pPr>
-      <w:r>
-        <w:rPr>
+        <w:rPr>
+          <w:rFonts w:ascii="Times New Roman" w:hAnsi="Times New Roman" w:cs="Times New Roman"/>
+        </w:rPr>
+      </w:pPr>
+      <w:r>
+        <w:rPr>
+          <w:rFonts w:ascii="Times New Roman" w:hAnsi="Times New Roman" w:cs="Times New Roman"/>
           <w:b/>
           <w:bCs/>
         </w:rPr>
         <w:t>Objective:</w:t>
       </w:r>
       <w:r>
+        <w:rPr>
+          <w:rFonts w:ascii="Times New Roman" w:hAnsi="Times New Roman" w:cs="Times New Roman"/>
+        </w:rPr>
         <w:t xml:space="preserve"> Estimate how supply shocks (e.g. India imports −30%, Local supply +20%) change predicted procurement price, volume, and risk, and explain the change.</w:t>
       </w:r>
     </w:p>
     <w:p>
       <w:pPr>
         <w:pStyle w:val="BodyText"/>
-      </w:pPr>
-      <w:r>
+        <w:rPr>
+          <w:rFonts w:ascii="Times New Roman" w:hAnsi="Times New Roman" w:cs="Times New Roman"/>
+        </w:rPr>
+      </w:pPr>
+      <w:r>
+        <w:rPr>
+          <w:rFonts w:ascii="Times New Roman" w:hAnsi="Times New Roman" w:cs="Times New Roman"/>
+        </w:rPr>
         <w:t xml:space="preserve">This sub-study contributes the </w:t>
       </w:r>
       <w:r>
         <w:rPr>
+          <w:rFonts w:ascii="Times New Roman" w:hAnsi="Times New Roman" w:cs="Times New Roman"/>
           <w:b/>
           <w:bCs/>
         </w:rPr>
         <w:t>What-If Scenario Prediction Engine</w:t>
       </w:r>
       <w:r>
+        <w:rPr>
+          <w:rFonts w:ascii="Times New Roman" w:hAnsi="Times New Roman" w:cs="Times New Roman"/>
+        </w:rPr>
         <w:t xml:space="preserve"> for the six-member Agricultural Procurement Decision Support System. Rather than forecasting an unseen future month, this engine answers a different, complementary question: </w:t>
       </w:r>
       <w:r>
         <w:rPr>
+          <w:rFonts w:ascii="Times New Roman" w:hAnsi="Times New Roman" w:cs="Times New Roman"/>
           <w:i/>
           <w:iCs/>
         </w:rPr>
         <w:t>given the most recent real month of data, what would price, volume, and risk look like if the supply mix had been different?</w:t>
       </w:r>
       <w:r>
+        <w:rPr>
+          <w:rFonts w:ascii="Times New Roman" w:hAnsi="Times New Roman" w:cs="Times New Roman"/>
+        </w:rPr>
         <w:t xml:space="preserve"> This counterfactual framing is deliberately distinct from the next-month forecasting work done elsewhere in the team’s project (Members 2–6), and required design choices — a same-period risk formula rather than a next-month risk classifier, a shock-aware baseline that avoids degenerate zero-supply cases, and a corrected delta metric that isolates the shock’s effect from the model’s own baseline calibration error — that are detailed in Section 4.</w:t>
       </w:r>
     </w:p>
     <w:p>
       <w:pPr>
         <w:pStyle w:val="Heading2"/>
-      </w:pPr>
-      <w:bookmarkStart w:id="8" w:name="background-related-work"/>
-      <w:bookmarkStart w:id="9" w:name="_Toc236060003"/>
+        <w:rPr>
+          <w:rFonts w:ascii="Times New Roman" w:hAnsi="Times New Roman" w:cs="Times New Roman"/>
+        </w:rPr>
+      </w:pPr>
+      <w:bookmarkStart w:id="6" w:name="_Toc236060003"/>
+      <w:bookmarkStart w:id="7" w:name="background-related-work"/>
+      <w:bookmarkEnd w:id="5"/>
+      <w:r>
+        <w:rPr>
+          <w:rFonts w:ascii="Times New Roman" w:hAnsi="Times New Roman" w:cs="Times New Roman"/>
+        </w:rPr>
+        <w:t>2. Background &amp; Related Work</w:t>
+      </w:r>
       <w:bookmarkEnd w:id="6"/>
-      <w:r>
-        <w:t>2. Background &amp; Related Work</w:t>
-      </w:r>
-      <w:bookmarkEnd w:id="9"/>
     </w:p>
     <w:p>
       <w:pPr>
         <w:pStyle w:val="FirstParagraph"/>
-      </w:pPr>
-      <w:r>
+        <w:rPr>
+          <w:rFonts w:ascii="Times New Roman" w:hAnsi="Times New Roman" w:cs="Times New Roman"/>
+        </w:rPr>
+      </w:pPr>
+      <w:r>
+        <w:rPr>
+          <w:rFonts w:ascii="Times New Roman" w:hAnsi="Times New Roman" w:cs="Times New Roman"/>
+        </w:rPr>
         <w:t>Gradient-boosted decision trees (GBDTs), and LightGBM specifically, are a standard choice for tabular data of this scale and structure: mixed categorical (product, category, unit) and continuous (volumes, shares, season encodings) features, non-linear interactions between supply composition and price, and a training set too small (under 800 rows) to support deep learning, which typically requires orders of magnitude more data to generalize reliably and offers no compensating advantage on tabular, non-sequential-in-the-deep-learning-sense inputs like these. LightGBM’s native handling of categorical features and speed on small-to-medium tabular datasets make it a reasonable default; this choice is consistent with all six members’ modeling approach.</w:t>
       </w:r>
     </w:p>
     <w:p>
       <w:pPr>
         <w:pStyle w:val="BodyText"/>
-      </w:pPr>
-      <w:r>
+        <w:rPr>
+          <w:rFonts w:ascii="Times New Roman" w:hAnsi="Times New Roman" w:cs="Times New Roman"/>
+        </w:rPr>
+      </w:pPr>
+      <w:r>
+        <w:rPr>
+          <w:rFonts w:ascii="Times New Roman" w:hAnsi="Times New Roman" w:cs="Times New Roman"/>
+        </w:rPr>
         <w:t xml:space="preserve">SHAP (SHapley Additive exPlanations) is used throughout to explain individual predictions in terms of each feature’s contribution, grounded in Shapley values from cooperative game theory (Lundberg &amp; Lee, 2017). </w:t>
       </w:r>
       <w:r>
         <w:rPr>
           <w:rStyle w:val="VerbatimChar"/>
+          <w:rFonts w:ascii="Times New Roman" w:hAnsi="Times New Roman" w:cs="Times New Roman"/>
         </w:rPr>
         <w:t>TreeExplainer</w:t>
       </w:r>
       <w:r>
+        <w:rPr>
+          <w:rFonts w:ascii="Times New Roman" w:hAnsi="Times New Roman" w:cs="Times New Roman"/>
+        </w:rPr>
         <w:t xml:space="preserve"> provides exact, fast Shapley value computation for tree ensembles specifically (Lundberg et al., 2018), making it the natural pairing with LightGBM (Ke et al., 2017).</w:t>
       </w:r>
     </w:p>
     <w:p>
       <w:pPr>
         <w:pStyle w:val="BodyText"/>
-      </w:pPr>
-      <w:r>
-        <w:rPr>
+        <w:rPr>
+          <w:rFonts w:ascii="Times New Roman" w:hAnsi="Times New Roman" w:cs="Times New Roman"/>
+        </w:rPr>
+      </w:pPr>
+      <w:r>
+        <w:rPr>
+          <w:rFonts w:ascii="Times New Roman" w:hAnsi="Times New Roman" w:cs="Times New Roman"/>
           <w:i/>
           <w:iCs/>
         </w:rPr>
@@ -1895,274 +2127,403 @@
     <w:p>
       <w:pPr>
         <w:pStyle w:val="Heading2"/>
-      </w:pPr>
-      <w:bookmarkStart w:id="10" w:name="data"/>
-      <w:bookmarkStart w:id="11" w:name="_Toc236060004"/>
+        <w:rPr>
+          <w:rFonts w:ascii="Times New Roman" w:hAnsi="Times New Roman" w:cs="Times New Roman"/>
+        </w:rPr>
+      </w:pPr>
+      <w:bookmarkStart w:id="8" w:name="_Toc236060004"/>
+      <w:bookmarkStart w:id="9" w:name="data"/>
+      <w:bookmarkEnd w:id="7"/>
+      <w:r>
+        <w:rPr>
+          <w:rFonts w:ascii="Times New Roman" w:hAnsi="Times New Roman" w:cs="Times New Roman"/>
+        </w:rPr>
+        <w:t>3. Data</w:t>
+      </w:r>
       <w:bookmarkEnd w:id="8"/>
-      <w:r>
-        <w:t>3. Data</w:t>
-      </w:r>
-      <w:bookmarkEnd w:id="11"/>
     </w:p>
     <w:p>
       <w:pPr>
         <w:pStyle w:val="FirstParagraph"/>
-      </w:pPr>
-      <w:r>
-        <w:t xml:space="preserve">This study uses the shared cleaned dataset, consolidated from a Nepali wholesale market workbook of 10 monthly sheets (Shrawan 2082 – Baishakh 2083). The originally-audited </w:t>
-      </w:r>
-      <w:r>
+        <w:rPr>
+          <w:rFonts w:ascii="Times New Roman" w:hAnsi="Times New Roman" w:cs="Times New Roman"/>
+        </w:rPr>
+      </w:pPr>
+      <w:r>
+        <w:rPr>
+          <w:rFonts w:ascii="Times New Roman" w:hAnsi="Times New Roman" w:cs="Times New Roman"/>
+        </w:rPr>
+        <w:t xml:space="preserve">This study uses the shared cleaned dataset, consolidated from a Nepali wholesale market workbook of 10 monthly sheets (Shrawan 2082 – Baishakh 2083). The originally-audited file held 798 rows across up to 102 raw product-name entries; further inspection during this sub-study found 8 additional product-naming inconsistencies not caught by the original audit </w:t>
+      </w:r>
+      <w:r>
+        <w:rPr>
+          <w:rFonts w:ascii="Times New Roman" w:hAnsi="Times New Roman" w:cs="Times New Roman"/>
+        </w:rPr>
         <w:lastRenderedPageBreak/>
-        <w:t>file held 798 rows across up to 102 raw product-name entries; further inspection during this sub-study found 8 additional product-naming inconsistencies not caught by the original audit (e.g. </w:t>
-      </w:r>
-      <w:r>
-        <w:rPr>
-          <w:rStyle w:val="VerbatimChar"/>
+        <w:t>(e.g. </w:t>
+      </w:r>
+      <w:r>
+        <w:rPr>
+          <w:rStyle w:val="VerbatimChar"/>
+          <w:rFonts w:ascii="Times New Roman" w:hAnsi="Times New Roman" w:cs="Times New Roman"/>
         </w:rPr>
         <w:t>Dragonfruits</w:t>
       </w:r>
       <w:r>
+        <w:rPr>
+          <w:rFonts w:ascii="Times New Roman" w:hAnsi="Times New Roman" w:cs="Times New Roman"/>
+        </w:rPr>
         <w:t>/</w:t>
       </w:r>
       <w:r>
         <w:rPr>
           <w:rStyle w:val="VerbatimChar"/>
+          <w:rFonts w:ascii="Times New Roman" w:hAnsi="Times New Roman" w:cs="Times New Roman"/>
         </w:rPr>
         <w:t>Dragon_Fruits</w:t>
       </w:r>
       <w:r>
+        <w:rPr>
+          <w:rFonts w:ascii="Times New Roman" w:hAnsi="Times New Roman" w:cs="Times New Roman"/>
+        </w:rPr>
         <w:t xml:space="preserve">, </w:t>
       </w:r>
       <w:r>
         <w:rPr>
           <w:rStyle w:val="VerbatimChar"/>
+          <w:rFonts w:ascii="Times New Roman" w:hAnsi="Times New Roman" w:cs="Times New Roman"/>
         </w:rPr>
         <w:t>Brocauli</w:t>
       </w:r>
       <w:r>
+        <w:rPr>
+          <w:rFonts w:ascii="Times New Roman" w:hAnsi="Times New Roman" w:cs="Times New Roman"/>
+        </w:rPr>
         <w:t>/</w:t>
       </w:r>
       <w:r>
         <w:rPr>
           <w:rStyle w:val="VerbatimChar"/>
+          <w:rFonts w:ascii="Times New Roman" w:hAnsi="Times New Roman" w:cs="Times New Roman"/>
         </w:rPr>
         <w:t>Broccoli</w:t>
       </w:r>
       <w:r>
+        <w:rPr>
+          <w:rFonts w:ascii="Times New Roman" w:hAnsi="Times New Roman" w:cs="Times New Roman"/>
+        </w:rPr>
         <w:t xml:space="preserve">, a formatting typo in </w:t>
       </w:r>
       <w:r>
         <w:rPr>
           <w:rStyle w:val="VerbatimChar"/>
+          <w:rFonts w:ascii="Times New Roman" w:hAnsi="Times New Roman" w:cs="Times New Roman"/>
         </w:rPr>
         <w:t>Sajiwan</w:t>
       </w:r>
       <w:r>
+        <w:rPr>
+          <w:rFonts w:ascii="Times New Roman" w:hAnsi="Times New Roman" w:cs="Times New Roman"/>
+        </w:rPr>
         <w:t xml:space="preserve">), which were corrected, yielding </w:t>
       </w:r>
       <w:r>
         <w:rPr>
+          <w:rFonts w:ascii="Times New Roman" w:hAnsi="Times New Roman" w:cs="Times New Roman"/>
           <w:b/>
           <w:bCs/>
         </w:rPr>
         <w:t>95 distinct products</w:t>
       </w:r>
       <w:r>
+        <w:rPr>
+          <w:rFonts w:ascii="Times New Roman" w:hAnsi="Times New Roman" w:cs="Times New Roman"/>
+        </w:rPr>
         <w:t xml:space="preserve"> rather than the originally documented 79 or the audited 102. Two additional true data-entry errors were found and corrected at the source during this work: Sugarcane’s average price (entered as 16 instead of ~165 in one record) and Barela’s maximum price (entered as 1200 instead of ~120 in one month) — both identified via distributional outlier checks rather than manual inspection, and both corrected before any model was trained or evaluated on the affected rows.</w:t>
       </w:r>
     </w:p>
     <w:p>
       <w:pPr>
         <w:pStyle w:val="BodyText"/>
-      </w:pPr>
-      <w:r>
+        <w:rPr>
+          <w:rFonts w:ascii="Times New Roman" w:hAnsi="Times New Roman" w:cs="Times New Roman"/>
+        </w:rPr>
+      </w:pPr>
+      <w:r>
+        <w:rPr>
+          <w:rFonts w:ascii="Times New Roman" w:hAnsi="Times New Roman" w:cs="Times New Roman"/>
+        </w:rPr>
         <w:t xml:space="preserve">Coverage across the 10 months is uneven: only </w:t>
       </w:r>
       <w:r>
         <w:rPr>
+          <w:rFonts w:ascii="Times New Roman" w:hAnsi="Times New Roman" w:cs="Times New Roman"/>
           <w:b/>
           <w:bCs/>
         </w:rPr>
         <w:t>49 of 95 products</w:t>
       </w:r>
       <w:r>
+        <w:rPr>
+          <w:rFonts w:ascii="Times New Roman" w:hAnsi="Times New Roman" w:cs="Times New Roman"/>
+        </w:rPr>
         <w:t xml:space="preserve"> have a complete 10-month history; the remainder have between 1 and 9 months of recorded data. This directly informed the design of the scenario engine’s baseline-selection logic (Section 4.1).</w:t>
       </w:r>
     </w:p>
     <w:p>
       <w:pPr>
         <w:pStyle w:val="BodyText"/>
-      </w:pPr>
-      <w:r>
-        <w:rPr>
+        <w:rPr>
+          <w:rFonts w:ascii="Times New Roman" w:hAnsi="Times New Roman" w:cs="Times New Roman"/>
+        </w:rPr>
+      </w:pPr>
+      <w:r>
+        <w:rPr>
+          <w:rFonts w:ascii="Times New Roman" w:hAnsi="Times New Roman" w:cs="Times New Roman"/>
           <w:b/>
           <w:bCs/>
         </w:rPr>
         <w:t>Version and scope used:</w:t>
       </w:r>
       <w:r>
+        <w:rPr>
+          <w:rFonts w:ascii="Times New Roman" w:hAnsi="Times New Roman" w:cs="Times New Roman"/>
+        </w:rPr>
         <w:t xml:space="preserve"> the full (unbalanced) panel, not the </w:t>
       </w:r>
       <w:r>
         <w:rPr>
           <w:rStyle w:val="VerbatimChar"/>
+          <w:rFonts w:ascii="Times New Roman" w:hAnsi="Times New Roman" w:cs="Times New Roman"/>
         </w:rPr>
         <w:t>is_balanced</w:t>
       </w:r>
       <w:r>
+        <w:rPr>
+          <w:rFonts w:ascii="Times New Roman" w:hAnsi="Times New Roman" w:cs="Times New Roman"/>
+        </w:rPr>
         <w:t xml:space="preserve"> 48-product subset — all products with any usable history are retained, since restricting to fully-balanced products would have discarded roughly half the catalogue and weakened the scenario engine’s coverage.</w:t>
       </w:r>
     </w:p>
     <w:p>
       <w:pPr>
         <w:pStyle w:val="BodyText"/>
-      </w:pPr>
-      <w:r>
-        <w:rPr>
+        <w:rPr>
+          <w:rFonts w:ascii="Times New Roman" w:hAnsi="Times New Roman" w:cs="Times New Roman"/>
+        </w:rPr>
+      </w:pPr>
+      <w:r>
+        <w:rPr>
+          <w:rFonts w:ascii="Times New Roman" w:hAnsi="Times New Roman" w:cs="Times New Roman"/>
           <w:b/>
           <w:bCs/>
         </w:rPr>
         <w:t>Leakage controls:</w:t>
       </w:r>
       <w:r>
+        <w:rPr>
+          <w:rFonts w:ascii="Times New Roman" w:hAnsi="Times New Roman" w:cs="Times New Roman"/>
+        </w:rPr>
         <w:t xml:space="preserve"> </w:t>
       </w:r>
       <w:r>
         <w:rPr>
           <w:rStyle w:val="VerbatimChar"/>
+          <w:rFonts w:ascii="Times New Roman" w:hAnsi="Times New Roman" w:cs="Times New Roman"/>
         </w:rPr>
         <w:t>Total_Amount</w:t>
       </w:r>
       <w:r>
+        <w:rPr>
+          <w:rFonts w:ascii="Times New Roman" w:hAnsi="Times New Roman" w:cs="Times New Roman"/>
+        </w:rPr>
         <w:t xml:space="preserve"> (= </w:t>
       </w:r>
       <w:r>
         <w:rPr>
           <w:rStyle w:val="VerbatimChar"/>
+          <w:rFonts w:ascii="Times New Roman" w:hAnsi="Times New Roman" w:cs="Times New Roman"/>
         </w:rPr>
         <w:t>Volume</w:t>
       </w:r>
       <w:r>
+        <w:rPr>
+          <w:rFonts w:ascii="Times New Roman" w:hAnsi="Times New Roman" w:cs="Times New Roman"/>
+        </w:rPr>
         <w:t xml:space="preserve"> × </w:t>
       </w:r>
       <w:r>
         <w:rPr>
           <w:rStyle w:val="VerbatimChar"/>
+          <w:rFonts w:ascii="Times New Roman" w:hAnsi="Times New Roman" w:cs="Times New Roman"/>
         </w:rPr>
         <w:t>Avg_Price</w:t>
       </w:r>
       <w:r>
+        <w:rPr>
+          <w:rFonts w:ascii="Times New Roman" w:hAnsi="Times New Roman" w:cs="Times New Roman"/>
+        </w:rPr>
         <w:t xml:space="preserve"> exactly, verified) is excluded from every model. </w:t>
       </w:r>
       <w:r>
         <w:rPr>
           <w:rStyle w:val="VerbatimChar"/>
+          <w:rFonts w:ascii="Times New Roman" w:hAnsi="Times New Roman" w:cs="Times New Roman"/>
         </w:rPr>
         <w:t>total_sources</w:t>
       </w:r>
       <w:r>
+        <w:rPr>
+          <w:rFonts w:ascii="Times New Roman" w:hAnsi="Times New Roman" w:cs="Times New Roman"/>
+        </w:rPr>
         <w:t xml:space="preserve"> (the sum of the 35 raw district/import columns) is used in place of the independently-reported </w:t>
       </w:r>
       <w:r>
         <w:rPr>
           <w:rStyle w:val="VerbatimChar"/>
+          <w:rFonts w:ascii="Times New Roman" w:hAnsi="Times New Roman" w:cs="Times New Roman"/>
         </w:rPr>
         <w:t>Volume</w:t>
       </w:r>
       <w:r>
+        <w:rPr>
+          <w:rFonts w:ascii="Times New Roman" w:hAnsi="Times New Roman" w:cs="Times New Roman"/>
+        </w:rPr>
         <w:t xml:space="preserve"> column as the ground-truth supply signal, since 23 rows showed a reconciliation mismatch between the two (</w:t>
       </w:r>
       <w:r>
         <w:rPr>
           <w:rStyle w:val="VerbatimChar"/>
+          <w:rFonts w:ascii="Times New Roman" w:hAnsi="Times New Roman" w:cs="Times New Roman"/>
         </w:rPr>
         <w:t>Volume</w:t>
       </w:r>
       <w:r>
+        <w:rPr>
+          <w:rFonts w:ascii="Times New Roman" w:hAnsi="Times New Roman" w:cs="Times New Roman"/>
+        </w:rPr>
         <w:t xml:space="preserve"> ≠ sum of reported per-district supply); </w:t>
       </w:r>
       <w:r>
         <w:rPr>
           <w:rStyle w:val="VerbatimChar"/>
+          <w:rFonts w:ascii="Times New Roman" w:hAnsi="Times New Roman" w:cs="Times New Roman"/>
         </w:rPr>
         <w:t>total_sources</w:t>
       </w:r>
       <w:r>
+        <w:rPr>
+          <w:rFonts w:ascii="Times New Roman" w:hAnsi="Times New Roman" w:cs="Times New Roman"/>
+        </w:rPr>
         <w:t xml:space="preserve"> is used consistently as both a model feature and as the scenario engine’s shock target, so shocking a supply column is always internally consistent with the volume figure the engine reports.</w:t>
       </w:r>
     </w:p>
     <w:p>
       <w:pPr>
         <w:pStyle w:val="BodyText"/>
-      </w:pPr>
-      <w:r>
-        <w:rPr>
+        <w:rPr>
+          <w:rFonts w:ascii="Times New Roman" w:hAnsi="Times New Roman" w:cs="Times New Roman"/>
+        </w:rPr>
+      </w:pPr>
+      <w:r>
+        <w:rPr>
+          <w:rFonts w:ascii="Times New Roman" w:hAnsi="Times New Roman" w:cs="Times New Roman"/>
           <w:b/>
           <w:bCs/>
         </w:rPr>
         <w:t>A data-quality finding worth stating plainly:</w:t>
       </w:r>
       <w:r>
+        <w:rPr>
+          <w:rFonts w:ascii="Times New Roman" w:hAnsi="Times New Roman" w:cs="Times New Roman"/>
+        </w:rPr>
         <w:t xml:space="preserve"> </w:t>
       </w:r>
       <w:r>
         <w:rPr>
           <w:rStyle w:val="VerbatimChar"/>
+          <w:rFonts w:ascii="Times New Roman" w:hAnsi="Times New Roman" w:cs="Times New Roman"/>
         </w:rPr>
         <w:t>min_price</w:t>
       </w:r>
       <w:r>
+        <w:rPr>
+          <w:rFonts w:ascii="Times New Roman" w:hAnsi="Times New Roman" w:cs="Times New Roman"/>
+        </w:rPr>
         <w:t>/</w:t>
       </w:r>
       <w:r>
         <w:rPr>
           <w:rStyle w:val="VerbatimChar"/>
+          <w:rFonts w:ascii="Times New Roman" w:hAnsi="Times New Roman" w:cs="Times New Roman"/>
         </w:rPr>
         <w:t>max_price</w:t>
       </w:r>
       <w:r>
+        <w:rPr>
+          <w:rFonts w:ascii="Times New Roman" w:hAnsi="Times New Roman" w:cs="Times New Roman"/>
+        </w:rPr>
         <w:t xml:space="preserve"> values of exactly 0 (70–77 rows) were traced to a blanket empty-cell fill applied during the team’s own data compilation, not a real market state — these were converted to NaN and dropped before computing any price-spread-based signal. This is distinct from </w:t>
       </w:r>
       <w:r>
         <w:rPr>
           <w:rStyle w:val="VerbatimChar"/>
+          <w:rFonts w:ascii="Times New Roman" w:hAnsi="Times New Roman" w:cs="Times New Roman"/>
         </w:rPr>
         <w:t>total_sources</w:t>
       </w:r>
       <w:r>
+        <w:rPr>
+          <w:rFonts w:ascii="Times New Roman" w:hAnsi="Times New Roman" w:cs="Times New Roman"/>
+        </w:rPr>
         <w:t>/</w:t>
       </w:r>
       <w:r>
         <w:rPr>
           <w:rStyle w:val="VerbatimChar"/>
+          <w:rFonts w:ascii="Times New Roman" w:hAnsi="Times New Roman" w:cs="Times New Roman"/>
         </w:rPr>
         <w:t>Volume</w:t>
       </w:r>
       <w:r>
+        <w:rPr>
+          <w:rFonts w:ascii="Times New Roman" w:hAnsi="Times New Roman" w:cs="Times New Roman"/>
+        </w:rPr>
         <w:t xml:space="preserve"> = 0 (85 rows), which was confirmed to represent a genuine market state — a price was still recorded for the product that month despite no formally recorded supply arrivals (e.g. from carryover stock or informal channels) — and was therefore retained, not treated as missing.</w:t>
       </w:r>
     </w:p>
     <w:p>
       <w:pPr>
         <w:pStyle w:val="BodyText"/>
-      </w:pPr>
-      <w:r>
-        <w:rPr>
+        <w:rPr>
+          <w:rFonts w:ascii="Times New Roman" w:hAnsi="Times New Roman" w:cs="Times New Roman"/>
+        </w:rPr>
+      </w:pPr>
+      <w:r>
+        <w:rPr>
+          <w:rFonts w:ascii="Times New Roman" w:hAnsi="Times New Roman" w:cs="Times New Roman"/>
           <w:b/>
           <w:bCs/>
         </w:rPr>
         <w:t>Data limitation to flag prominently:</w:t>
       </w:r>
       <w:r>
+        <w:rPr>
+          <w:rFonts w:ascii="Times New Roman" w:hAnsi="Times New Roman" w:cs="Times New Roman"/>
+        </w:rPr>
         <w:t xml:space="preserve"> this dataset captures import/arrival volumes only; no retail sell-through or demand-side data is available. Price in this data reflects a wholesale market-clearing outcome that conflates supply and unobserved demand — the model can learn “when supply looked like this, price was historically that,” but cannot isolate a pure supply-side causal effect from a coincident demand-side shift. This shapes the causal-language discipline used throughout Sections 4–6.</w:t>
       </w:r>
     </w:p>
     <w:p>
       <w:pPr>
         <w:pStyle w:val="BodyText"/>
-      </w:pPr>
-      <w:r>
-        <w:rPr>
+        <w:rPr>
+          <w:rFonts w:ascii="Times New Roman" w:hAnsi="Times New Roman" w:cs="Times New Roman"/>
+        </w:rPr>
+      </w:pPr>
+      <w:r>
+        <w:rPr>
+          <w:rFonts w:ascii="Times New Roman" w:hAnsi="Times New Roman" w:cs="Times New Roman"/>
           <w:i/>
           <w:iCs/>
         </w:rPr>
@@ -2172,78 +2533,126 @@
     <w:p>
       <w:pPr>
         <w:pStyle w:val="Heading2"/>
-      </w:pPr>
-      <w:bookmarkStart w:id="12" w:name="methodology"/>
-      <w:bookmarkStart w:id="13" w:name="_Toc236060005"/>
+        <w:rPr>
+          <w:rFonts w:ascii="Times New Roman" w:hAnsi="Times New Roman" w:cs="Times New Roman"/>
+        </w:rPr>
+      </w:pPr>
+      <w:bookmarkStart w:id="10" w:name="_Toc236060005"/>
+      <w:bookmarkStart w:id="11" w:name="methodology"/>
+      <w:bookmarkEnd w:id="9"/>
+      <w:r>
+        <w:rPr>
+          <w:rFonts w:ascii="Times New Roman" w:hAnsi="Times New Roman" w:cs="Times New Roman"/>
+        </w:rPr>
+        <w:t>4. Methodology</w:t>
+      </w:r>
       <w:bookmarkEnd w:id="10"/>
-      <w:r>
-        <w:lastRenderedPageBreak/>
-        <w:t>4. Methodology</w:t>
-      </w:r>
-      <w:bookmarkEnd w:id="13"/>
     </w:p>
     <w:p>
       <w:pPr>
         <w:pStyle w:val="Heading3"/>
-      </w:pPr>
-      <w:bookmarkStart w:id="14" w:name="problem-formulation-framing"/>
-      <w:bookmarkStart w:id="15" w:name="_Toc236060006"/>
-      <w:r>
+        <w:rPr>
+          <w:rFonts w:ascii="Times New Roman" w:hAnsi="Times New Roman" w:cs="Times New Roman"/>
+        </w:rPr>
+      </w:pPr>
+      <w:bookmarkStart w:id="12" w:name="_Toc236060006"/>
+      <w:bookmarkStart w:id="13" w:name="problem-formulation-framing"/>
+      <w:r>
+        <w:rPr>
+          <w:rFonts w:ascii="Times New Roman" w:hAnsi="Times New Roman" w:cs="Times New Roman"/>
+        </w:rPr>
         <w:t>4.1 Problem formulation &amp; framing</w:t>
       </w:r>
-      <w:bookmarkEnd w:id="15"/>
+      <w:bookmarkEnd w:id="12"/>
     </w:p>
     <w:p>
       <w:pPr>
         <w:pStyle w:val="FirstParagraph"/>
-      </w:pPr>
-      <w:r>
+        <w:rPr>
+          <w:rFonts w:ascii="Times New Roman" w:hAnsi="Times New Roman" w:cs="Times New Roman"/>
+        </w:rPr>
+      </w:pPr>
+      <w:r>
+        <w:rPr>
+          <w:rFonts w:ascii="Times New Roman" w:hAnsi="Times New Roman" w:cs="Times New Roman"/>
+        </w:rPr>
         <w:t xml:space="preserve">Unlike Members 2–4’s next-month forecasting tasks, this sub-study performs a </w:t>
       </w:r>
       <w:r>
         <w:rPr>
+          <w:rFonts w:ascii="Times New Roman" w:hAnsi="Times New Roman" w:cs="Times New Roman"/>
           <w:b/>
           <w:bCs/>
         </w:rPr>
         <w:t>same-period counterfactual simulation</w:t>
       </w:r>
       <w:r>
+        <w:rPr>
+          <w:rFonts w:ascii="Times New Roman" w:hAnsi="Times New Roman" w:cs="Times New Roman"/>
+        </w:rPr>
         <w:t>: the most recent real month of data (</w:t>
       </w:r>
       <w:r>
         <w:rPr>
           <w:rStyle w:val="VerbatimChar"/>
+          <w:rFonts w:ascii="Times New Roman" w:hAnsi="Times New Roman" w:cs="Times New Roman"/>
         </w:rPr>
         <w:t>month_idx = 10</w:t>
       </w:r>
       <w:r>
+        <w:rPr>
+          <w:rFonts w:ascii="Times New Roman" w:hAnsi="Times New Roman" w:cs="Times New Roman"/>
+        </w:rPr>
         <w:t>) is used as a baseline, and one or more supply columns are perturbed (e.g. </w:t>
       </w:r>
       <w:r>
         <w:rPr>
           <w:rStyle w:val="VerbatimChar"/>
+          <w:rFonts w:ascii="Times New Roman" w:hAnsi="Times New Roman" w:cs="Times New Roman"/>
         </w:rPr>
         <w:t>india × 0.7</w:t>
       </w:r>
       <w:r>
+        <w:rPr>
+          <w:rFonts w:ascii="Times New Roman" w:hAnsi="Times New Roman" w:cs="Times New Roman"/>
+        </w:rPr>
         <w:t xml:space="preserve">) to ask </w:t>
       </w:r>
       <w:r>
         <w:rPr>
-          <w:i/>
-          <w:iCs/>
-        </w:rPr>
-        <w:t>“what would this month’s price, volume, and risk have looked like under this alternative supply mix?”</w:t>
-      </w:r>
-      <w:r>
+          <w:rFonts w:ascii="Times New Roman" w:hAnsi="Times New Roman" w:cs="Times New Roman"/>
+          <w:i/>
+          <w:iCs/>
+        </w:rPr>
+        <w:t xml:space="preserve">“what would this </w:t>
+      </w:r>
+      <w:r>
+        <w:rPr>
+          <w:rFonts w:ascii="Times New Roman" w:hAnsi="Times New Roman" w:cs="Times New Roman"/>
+          <w:i/>
+          <w:iCs/>
+        </w:rPr>
+        <w:lastRenderedPageBreak/>
+        <w:t>month’s price, volume, and risk have looked like under this alternative supply mix?”</w:t>
+      </w:r>
+      <w:r>
+        <w:rPr>
+          <w:rFonts w:ascii="Times New Roman" w:hAnsi="Times New Roman" w:cs="Times New Roman"/>
+        </w:rPr>
         <w:t xml:space="preserve"> This is not a prediction of an unseen future month — no month-11 data is invented or required.</w:t>
       </w:r>
     </w:p>
     <w:p>
       <w:pPr>
         <w:pStyle w:val="BodyText"/>
-      </w:pPr>
-      <w:r>
+        <w:rPr>
+          <w:rFonts w:ascii="Times New Roman" w:hAnsi="Times New Roman" w:cs="Times New Roman"/>
+        </w:rPr>
+      </w:pPr>
+      <w:r>
+        <w:rPr>
+          <w:rFonts w:ascii="Times New Roman" w:hAnsi="Times New Roman" w:cs="Times New Roman"/>
+        </w:rPr>
         <w:t>Two structural refinements were necessary beyond the naive version of this framing:</w:t>
       </w:r>
     </w:p>
@@ -2254,24 +2663,35 @@
           <w:ilvl w:val="0"/>
           <w:numId w:val="3"/>
         </w:numPr>
-      </w:pPr>
-      <w:r>
-        <w:rPr>
+        <w:rPr>
+          <w:rFonts w:ascii="Times New Roman" w:hAnsi="Times New Roman" w:cs="Times New Roman"/>
+        </w:rPr>
+      </w:pPr>
+      <w:r>
+        <w:rPr>
+          <w:rFonts w:ascii="Times New Roman" w:hAnsi="Times New Roman" w:cs="Times New Roman"/>
           <w:b/>
           <w:bCs/>
         </w:rPr>
         <w:t>Baseline selection.</w:t>
       </w:r>
       <w:r>
+        <w:rPr>
+          <w:rFonts w:ascii="Times New Roman" w:hAnsi="Times New Roman" w:cs="Times New Roman"/>
+        </w:rPr>
         <w:t xml:space="preserve"> A product missing data at </w:t>
       </w:r>
       <w:r>
         <w:rPr>
           <w:rStyle w:val="VerbatimChar"/>
+          <w:rFonts w:ascii="Times New Roman" w:hAnsi="Times New Roman" w:cs="Times New Roman"/>
         </w:rPr>
         <w:t>month_idx = 10</w:t>
       </w:r>
       <w:r>
+        <w:rPr>
+          <w:rFonts w:ascii="Times New Roman" w:hAnsi="Times New Roman" w:cs="Times New Roman"/>
+        </w:rPr>
         <w:t xml:space="preserve"> falls back to its most recent available month rather than being excluded.</w:t>
       </w:r>
     </w:p>
@@ -2282,581 +2702,843 @@
           <w:ilvl w:val="0"/>
           <w:numId w:val="3"/>
         </w:numPr>
-      </w:pPr>
-      <w:r>
-        <w:rPr>
+        <w:rPr>
+          <w:rFonts w:ascii="Times New Roman" w:hAnsi="Times New Roman" w:cs="Times New Roman"/>
+        </w:rPr>
+      </w:pPr>
+      <w:r>
+        <w:rPr>
+          <w:rFonts w:ascii="Times New Roman" w:hAnsi="Times New Roman" w:cs="Times New Roman"/>
           <w:b/>
           <w:bCs/>
         </w:rPr>
         <w:t>Shock-value selection.</w:t>
       </w:r>
       <w:r>
+        <w:rPr>
+          <w:rFonts w:ascii="Times New Roman" w:hAnsi="Times New Roman" w:cs="Times New Roman"/>
+        </w:rPr>
         <w:t xml:space="preserve"> Naively multiplying whatever value sits in the baseline month by the shock factor fails for products whose baseline month happens to show zero supply from the shocked source (common — many products source from India intermittently, not every month). Instead, the shock is applied to the </w:t>
       </w:r>
       <w:r>
         <w:rPr>
+          <w:rFonts w:ascii="Times New Roman" w:hAnsi="Times New Roman" w:cs="Times New Roman"/>
           <w:b/>
           <w:bCs/>
         </w:rPr>
         <w:t>mean of the product’s own historical nonzero months</w:t>
       </w:r>
       <w:r>
+        <w:rPr>
+          <w:rFonts w:ascii="Times New Roman" w:hAnsi="Times New Roman" w:cs="Times New Roman"/>
+        </w:rPr>
         <w:t xml:space="preserve"> for that source. Products with zero historical sourcing from a given column are correctly excluded from that specific shock and reported as such, rather than silently shown a fabricated 0% change. Every scenario result carries a </w:t>
       </w:r>
       <w:r>
         <w:rPr>
           <w:rStyle w:val="VerbatimChar"/>
+          <w:rFonts w:ascii="Times New Roman" w:hAnsi="Times New Roman" w:cs="Times New Roman"/>
         </w:rPr>
         <w:t>coverage</w:t>
       </w:r>
       <w:r>
+        <w:rPr>
+          <w:rFonts w:ascii="Times New Roman" w:hAnsi="Times New Roman" w:cs="Times New Roman"/>
+        </w:rPr>
         <w:t xml:space="preserve"> field (e.g. </w:t>
       </w:r>
       <w:r>
         <w:rPr>
+          <w:rFonts w:ascii="Times New Roman" w:hAnsi="Times New Roman" w:cs="Times New Roman"/>
           <w:i/>
           <w:iCs/>
         </w:rPr>
         <w:t>“india: sourced in 6/10 months”</w:t>
       </w:r>
       <w:r>
+        <w:rPr>
+          <w:rFonts w:ascii="Times New Roman" w:hAnsi="Times New Roman" w:cs="Times New Roman"/>
+        </w:rPr>
         <w:t xml:space="preserve">) and a </w:t>
       </w:r>
       <w:r>
         <w:rPr>
           <w:rStyle w:val="VerbatimChar"/>
+          <w:rFonts w:ascii="Times New Roman" w:hAnsi="Times New Roman" w:cs="Times New Roman"/>
         </w:rPr>
         <w:t>confidence</w:t>
       </w:r>
       <w:r>
+        <w:rPr>
+          <w:rFonts w:ascii="Times New Roman" w:hAnsi="Times New Roman" w:cs="Times New Roman"/>
+        </w:rPr>
         <w:t xml:space="preserve"> tag (</w:t>
       </w:r>
       <w:r>
         <w:rPr>
           <w:rStyle w:val="VerbatimChar"/>
+          <w:rFonts w:ascii="Times New Roman" w:hAnsi="Times New Roman" w:cs="Times New Roman"/>
         </w:rPr>
         <w:t>reliable</w:t>
       </w:r>
       <w:r>
+        <w:rPr>
+          <w:rFonts w:ascii="Times New Roman" w:hAnsi="Times New Roman" w:cs="Times New Roman"/>
+        </w:rPr>
         <w:t xml:space="preserve"> / </w:t>
       </w:r>
       <w:r>
         <w:rPr>
           <w:rStyle w:val="VerbatimChar"/>
+          <w:rFonts w:ascii="Times New Roman" w:hAnsi="Times New Roman" w:cs="Times New Roman"/>
         </w:rPr>
         <w:t>low-confidence</w:t>
       </w:r>
       <w:r>
+        <w:rPr>
+          <w:rFonts w:ascii="Times New Roman" w:hAnsi="Times New Roman" w:cs="Times New Roman"/>
+        </w:rPr>
         <w:t xml:space="preserve"> / </w:t>
       </w:r>
       <w:r>
         <w:rPr>
           <w:rStyle w:val="VerbatimChar"/>
+          <w:rFonts w:ascii="Times New Roman" w:hAnsi="Times New Roman" w:cs="Times New Roman"/>
         </w:rPr>
         <w:t>single-observation</w:t>
       </w:r>
       <w:r>
+        <w:rPr>
+          <w:rFonts w:ascii="Times New Roman" w:hAnsi="Times New Roman" w:cs="Times New Roman"/>
+        </w:rPr>
         <w:t>) so results built on thin historical evidence are visibly distinguishable from well-supported ones.</w:t>
       </w:r>
     </w:p>
     <w:p>
       <w:pPr>
         <w:pStyle w:val="FirstParagraph"/>
-      </w:pPr>
-      <w:r>
-        <w:rPr>
+        <w:rPr>
+          <w:rFonts w:ascii="Times New Roman" w:hAnsi="Times New Roman" w:cs="Times New Roman"/>
+        </w:rPr>
+      </w:pPr>
+      <w:r>
+        <w:rPr>
+          <w:rFonts w:ascii="Times New Roman" w:hAnsi="Times New Roman" w:cs="Times New Roman"/>
           <w:b/>
           <w:bCs/>
         </w:rPr>
         <w:t>Causal caveat (stated once here, applies throughout):</w:t>
       </w:r>
       <w:r>
+        <w:rPr>
+          <w:rFonts w:ascii="Times New Roman" w:hAnsi="Times New Roman" w:cs="Times New Roman"/>
+        </w:rPr>
         <w:t xml:space="preserve"> this is a correlational simulator, not proof of cause. It assumes the historical price–supply relationship holds and other factors stay fixed. Results are phrased as </w:t>
       </w:r>
       <w:r>
         <w:rPr>
+          <w:rFonts w:ascii="Times New Roman" w:hAnsi="Times New Roman" w:cs="Times New Roman"/>
           <w:i/>
           <w:iCs/>
         </w:rPr>
         <w:t>“the model expects…”</w:t>
       </w:r>
       <w:r>
+        <w:rPr>
+          <w:rFonts w:ascii="Times New Roman" w:hAnsi="Times New Roman" w:cs="Times New Roman"/>
+        </w:rPr>
         <w:t xml:space="preserve">, never </w:t>
       </w:r>
       <w:r>
         <w:rPr>
+          <w:rFonts w:ascii="Times New Roman" w:hAnsi="Times New Roman" w:cs="Times New Roman"/>
           <w:i/>
           <w:iCs/>
         </w:rPr>
         <w:t>“this will cause…”</w:t>
       </w:r>
       <w:r>
+        <w:rPr>
+          <w:rFonts w:ascii="Times New Roman" w:hAnsi="Times New Roman" w:cs="Times New Roman"/>
+        </w:rPr>
         <w:t>. Shock magnitudes that fall outside a product’s historically observed range of variation constitute genuine extrapolation for a tree-based model and are treated with additional caution.</w:t>
       </w:r>
     </w:p>
     <w:p>
       <w:pPr>
         <w:pStyle w:val="Heading3"/>
-      </w:pPr>
-      <w:bookmarkStart w:id="16" w:name="features"/>
-      <w:bookmarkStart w:id="17" w:name="_Toc236060007"/>
+        <w:rPr>
+          <w:rFonts w:ascii="Times New Roman" w:hAnsi="Times New Roman" w:cs="Times New Roman"/>
+        </w:rPr>
+      </w:pPr>
+      <w:bookmarkStart w:id="14" w:name="_Toc236060007"/>
+      <w:bookmarkStart w:id="15" w:name="features"/>
+      <w:bookmarkEnd w:id="13"/>
+      <w:r>
+        <w:rPr>
+          <w:rFonts w:ascii="Times New Roman" w:hAnsi="Times New Roman" w:cs="Times New Roman"/>
+        </w:rPr>
+        <w:t>4.2 Features</w:t>
+      </w:r>
       <w:bookmarkEnd w:id="14"/>
-      <w:r>
-        <w:t>4.2 Features</w:t>
-      </w:r>
-      <w:bookmarkEnd w:id="17"/>
     </w:p>
     <w:p>
       <w:pPr>
         <w:pStyle w:val="FirstParagraph"/>
-      </w:pPr>
-      <w:r>
-        <w:rPr>
+        <w:rPr>
+          <w:rFonts w:ascii="Times New Roman" w:hAnsi="Times New Roman" w:cs="Times New Roman"/>
+        </w:rPr>
+      </w:pPr>
+      <w:r>
+        <w:rPr>
+          <w:rFonts w:ascii="Times New Roman" w:hAnsi="Times New Roman" w:cs="Times New Roman"/>
           <w:b/>
           <w:bCs/>
         </w:rPr>
         <w:t>Included:</w:t>
       </w:r>
       <w:r>
+        <w:rPr>
+          <w:rFonts w:ascii="Times New Roman" w:hAnsi="Times New Roman" w:cs="Times New Roman"/>
+        </w:rPr>
         <w:t xml:space="preserve"> </w:t>
       </w:r>
       <w:r>
         <w:rPr>
           <w:rStyle w:val="VerbatimChar"/>
+          <w:rFonts w:ascii="Times New Roman" w:hAnsi="Times New Roman" w:cs="Times New Roman"/>
         </w:rPr>
         <w:t>product_name</w:t>
       </w:r>
       <w:r>
+        <w:rPr>
+          <w:rFonts w:ascii="Times New Roman" w:hAnsi="Times New Roman" w:cs="Times New Roman"/>
+        </w:rPr>
         <w:t xml:space="preserve">, </w:t>
       </w:r>
       <w:r>
         <w:rPr>
           <w:rStyle w:val="VerbatimChar"/>
+          <w:rFonts w:ascii="Times New Roman" w:hAnsi="Times New Roman" w:cs="Times New Roman"/>
         </w:rPr>
         <w:t>category</w:t>
       </w:r>
       <w:r>
+        <w:rPr>
+          <w:rFonts w:ascii="Times New Roman" w:hAnsi="Times New Roman" w:cs="Times New Roman"/>
+        </w:rPr>
         <w:t xml:space="preserve">, </w:t>
       </w:r>
       <w:r>
         <w:rPr>
           <w:rStyle w:val="VerbatimChar"/>
+          <w:rFonts w:ascii="Times New Roman" w:hAnsi="Times New Roman" w:cs="Times New Roman"/>
         </w:rPr>
         <w:t>unit</w:t>
       </w:r>
       <w:r>
+        <w:rPr>
+          <w:rFonts w:ascii="Times New Roman" w:hAnsi="Times New Roman" w:cs="Times New Roman"/>
+        </w:rPr>
         <w:t>, cyclical season encoding (</w:t>
       </w:r>
       <w:r>
         <w:rPr>
           <w:rStyle w:val="VerbatimChar"/>
+          <w:rFonts w:ascii="Times New Roman" w:hAnsi="Times New Roman" w:cs="Times New Roman"/>
         </w:rPr>
         <w:t>m_sin</w:t>
       </w:r>
       <w:r>
+        <w:rPr>
+          <w:rFonts w:ascii="Times New Roman" w:hAnsi="Times New Roman" w:cs="Times New Roman"/>
+        </w:rPr>
         <w:t>/</w:t>
       </w:r>
       <w:r>
         <w:rPr>
           <w:rStyle w:val="VerbatimChar"/>
+          <w:rFonts w:ascii="Times New Roman" w:hAnsi="Times New Roman" w:cs="Times New Roman"/>
         </w:rPr>
         <w:t>m_cos</w:t>
       </w:r>
       <w:r>
+        <w:rPr>
+          <w:rFonts w:ascii="Times New Roman" w:hAnsi="Times New Roman" w:cs="Times New Roman"/>
+        </w:rPr>
         <w:t xml:space="preserve"> from </w:t>
       </w:r>
       <w:r>
         <w:rPr>
           <w:rStyle w:val="VerbatimChar"/>
+          <w:rFonts w:ascii="Times New Roman" w:hAnsi="Times New Roman" w:cs="Times New Roman"/>
         </w:rPr>
         <w:t>bs_month</w:t>
       </w:r>
       <w:r>
+        <w:rPr>
+          <w:rFonts w:ascii="Times New Roman" w:hAnsi="Times New Roman" w:cs="Times New Roman"/>
+        </w:rPr>
         <w:t>), the 35 raw district/import source columns (Baglung … Tanahu, including India/China/ Bhutan/Local), per-source shares (</w:t>
       </w:r>
       <w:r>
         <w:rPr>
           <w:rStyle w:val="VerbatimChar"/>
+          <w:rFonts w:ascii="Times New Roman" w:hAnsi="Times New Roman" w:cs="Times New Roman"/>
         </w:rPr>
         <w:t>india_share</w:t>
       </w:r>
       <w:r>
+        <w:rPr>
+          <w:rFonts w:ascii="Times New Roman" w:hAnsi="Times New Roman" w:cs="Times New Roman"/>
+        </w:rPr>
         <w:t xml:space="preserve">, </w:t>
       </w:r>
       <w:r>
         <w:rPr>
           <w:rStyle w:val="VerbatimChar"/>
+          <w:rFonts w:ascii="Times New Roman" w:hAnsi="Times New Roman" w:cs="Times New Roman"/>
         </w:rPr>
         <w:t>china_share</w:t>
       </w:r>
       <w:r>
+        <w:rPr>
+          <w:rFonts w:ascii="Times New Roman" w:hAnsi="Times New Roman" w:cs="Times New Roman"/>
+        </w:rPr>
         <w:t xml:space="preserve">, </w:t>
       </w:r>
       <w:r>
         <w:rPr>
           <w:rStyle w:val="VerbatimChar"/>
+          <w:rFonts w:ascii="Times New Roman" w:hAnsi="Times New Roman" w:cs="Times New Roman"/>
         </w:rPr>
         <w:t>bhutan_share</w:t>
       </w:r>
       <w:r>
+        <w:rPr>
+          <w:rFonts w:ascii="Times New Roman" w:hAnsi="Times New Roman" w:cs="Times New Roman"/>
+        </w:rPr>
         <w:t xml:space="preserve">), </w:t>
       </w:r>
       <w:r>
         <w:rPr>
           <w:rStyle w:val="VerbatimChar"/>
+          <w:rFonts w:ascii="Times New Roman" w:hAnsi="Times New Roman" w:cs="Times New Roman"/>
         </w:rPr>
         <w:t>import_share</w:t>
       </w:r>
       <w:r>
+        <w:rPr>
+          <w:rFonts w:ascii="Times New Roman" w:hAnsi="Times New Roman" w:cs="Times New Roman"/>
+        </w:rPr>
         <w:t xml:space="preserve">, </w:t>
       </w:r>
       <w:r>
         <w:rPr>
           <w:rStyle w:val="VerbatimChar"/>
+          <w:rFonts w:ascii="Times New Roman" w:hAnsi="Times New Roman" w:cs="Times New Roman"/>
         </w:rPr>
         <w:t>domestic_share</w:t>
       </w:r>
       <w:r>
+        <w:rPr>
+          <w:rFonts w:ascii="Times New Roman" w:hAnsi="Times New Roman" w:cs="Times New Roman"/>
+        </w:rPr>
         <w:t xml:space="preserve">, </w:t>
       </w:r>
       <w:r>
         <w:rPr>
           <w:rStyle w:val="VerbatimChar"/>
+          <w:rFonts w:ascii="Times New Roman" w:hAnsi="Times New Roman" w:cs="Times New Roman"/>
         </w:rPr>
         <w:t>n_sources</w:t>
       </w:r>
       <w:r>
+        <w:rPr>
+          <w:rFonts w:ascii="Times New Roman" w:hAnsi="Times New Roman" w:cs="Times New Roman"/>
+        </w:rPr>
         <w:t xml:space="preserve">, </w:t>
       </w:r>
       <w:r>
         <w:rPr>
           <w:rStyle w:val="VerbatimChar"/>
+          <w:rFonts w:ascii="Times New Roman" w:hAnsi="Times New Roman" w:cs="Times New Roman"/>
         </w:rPr>
         <w:t>herfindahl</w:t>
       </w:r>
       <w:r>
+        <w:rPr>
+          <w:rFonts w:ascii="Times New Roman" w:hAnsi="Times New Roman" w:cs="Times New Roman"/>
+        </w:rPr>
         <w:t xml:space="preserve"> (source concentration index), </w:t>
       </w:r>
       <w:r>
         <w:rPr>
           <w:rStyle w:val="VerbatimChar"/>
+          <w:rFonts w:ascii="Times New Roman" w:hAnsi="Times New Roman" w:cs="Times New Roman"/>
         </w:rPr>
         <w:t>n_months_present</w:t>
       </w:r>
       <w:r>
+        <w:rPr>
+          <w:rFonts w:ascii="Times New Roman" w:hAnsi="Times New Roman" w:cs="Times New Roman"/>
+        </w:rPr>
         <w:t xml:space="preserve">, and </w:t>
       </w:r>
       <w:r>
         <w:rPr>
           <w:rStyle w:val="VerbatimChar"/>
+          <w:rFonts w:ascii="Times New Roman" w:hAnsi="Times New Roman" w:cs="Times New Roman"/>
         </w:rPr>
         <w:t>avg_price_lag1</w:t>
       </w:r>
       <w:r>
+        <w:rPr>
+          <w:rFonts w:ascii="Times New Roman" w:hAnsi="Times New Roman" w:cs="Times New Roman"/>
+        </w:rPr>
         <w:t>.</w:t>
       </w:r>
     </w:p>
     <w:p>
       <w:pPr>
         <w:pStyle w:val="BodyText"/>
-      </w:pPr>
-      <w:r>
-        <w:rPr>
+        <w:rPr>
+          <w:rFonts w:ascii="Times New Roman" w:hAnsi="Times New Roman" w:cs="Times New Roman"/>
+        </w:rPr>
+      </w:pPr>
+      <w:r>
+        <w:rPr>
+          <w:rFonts w:ascii="Times New Roman" w:hAnsi="Times New Roman" w:cs="Times New Roman"/>
           <w:b/>
           <w:bCs/>
         </w:rPr>
         <w:t>Excluded (leakage or redundancy):</w:t>
       </w:r>
       <w:r>
+        <w:rPr>
+          <w:rFonts w:ascii="Times New Roman" w:hAnsi="Times New Roman" w:cs="Times New Roman"/>
+        </w:rPr>
         <w:t xml:space="preserve"> </w:t>
       </w:r>
       <w:r>
         <w:rPr>
           <w:rStyle w:val="VerbatimChar"/>
+          <w:rFonts w:ascii="Times New Roman" w:hAnsi="Times New Roman" w:cs="Times New Roman"/>
         </w:rPr>
         <w:t>Total_Amount</w:t>
       </w:r>
       <w:r>
+        <w:rPr>
+          <w:rFonts w:ascii="Times New Roman" w:hAnsi="Times New Roman" w:cs="Times New Roman"/>
+        </w:rPr>
         <w:t xml:space="preserve"> (exact product of price × volume); raw </w:t>
       </w:r>
       <w:r>
         <w:rPr>
           <w:rStyle w:val="VerbatimChar"/>
+          <w:rFonts w:ascii="Times New Roman" w:hAnsi="Times New Roman" w:cs="Times New Roman"/>
         </w:rPr>
         <w:t>Volume</w:t>
       </w:r>
       <w:r>
+        <w:rPr>
+          <w:rFonts w:ascii="Times New Roman" w:hAnsi="Times New Roman" w:cs="Times New Roman"/>
+        </w:rPr>
         <w:t xml:space="preserve"> (superseded by </w:t>
       </w:r>
       <w:r>
         <w:rPr>
           <w:rStyle w:val="VerbatimChar"/>
+          <w:rFonts w:ascii="Times New Roman" w:hAnsi="Times New Roman" w:cs="Times New Roman"/>
         </w:rPr>
         <w:t>total_sources</w:t>
       </w:r>
       <w:r>
+        <w:rPr>
+          <w:rFonts w:ascii="Times New Roman" w:hAnsi="Times New Roman" w:cs="Times New Roman"/>
+        </w:rPr>
         <w:t xml:space="preserve">); </w:t>
       </w:r>
       <w:r>
         <w:rPr>
           <w:rStyle w:val="VerbatimChar"/>
+          <w:rFonts w:ascii="Times New Roman" w:hAnsi="Times New Roman" w:cs="Times New Roman"/>
         </w:rPr>
         <w:t>min_price</w:t>
       </w:r>
       <w:r>
+        <w:rPr>
+          <w:rFonts w:ascii="Times New Roman" w:hAnsi="Times New Roman" w:cs="Times New Roman"/>
+        </w:rPr>
         <w:t>/</w:t>
       </w:r>
       <w:r>
         <w:rPr>
           <w:rStyle w:val="VerbatimChar"/>
+          <w:rFonts w:ascii="Times New Roman" w:hAnsi="Times New Roman" w:cs="Times New Roman"/>
         </w:rPr>
         <w:t>max_price</w:t>
       </w:r>
       <w:r>
+        <w:rPr>
+          <w:rFonts w:ascii="Times New Roman" w:hAnsi="Times New Roman" w:cs="Times New Roman"/>
+        </w:rPr>
         <w:t xml:space="preserve"> (not used by the price model — reserved for the risk score only); </w:t>
       </w:r>
       <w:r>
         <w:rPr>
           <w:rStyle w:val="VerbatimChar"/>
+          <w:rFonts w:ascii="Times New Roman" w:hAnsi="Times New Roman" w:cs="Times New Roman"/>
         </w:rPr>
         <w:t>volume_lag1</w:t>
       </w:r>
       <w:r>
+        <w:rPr>
+          <w:rFonts w:ascii="Times New Roman" w:hAnsi="Times New Roman" w:cs="Times New Roman"/>
+        </w:rPr>
         <w:t xml:space="preserve"> — tested and found to </w:t>
       </w:r>
       <w:r>
         <w:rPr>
+          <w:rFonts w:ascii="Times New Roman" w:hAnsi="Times New Roman" w:cs="Times New Roman"/>
           <w:b/>
           <w:bCs/>
         </w:rPr>
         <w:t>reduce</w:t>
       </w:r>
       <w:r>
+        <w:rPr>
+          <w:rFonts w:ascii="Times New Roman" w:hAnsi="Times New Roman" w:cs="Times New Roman"/>
+        </w:rPr>
         <w:t xml:space="preserve"> validation accuracy, likely due to redundancy with already-included supply-composition features (</w:t>
       </w:r>
       <w:r>
         <w:rPr>
           <w:rStyle w:val="VerbatimChar"/>
+          <w:rFonts w:ascii="Times New Roman" w:hAnsi="Times New Roman" w:cs="Times New Roman"/>
         </w:rPr>
         <w:t>herfindahl</w:t>
       </w:r>
       <w:r>
+        <w:rPr>
+          <w:rFonts w:ascii="Times New Roman" w:hAnsi="Times New Roman" w:cs="Times New Roman"/>
+        </w:rPr>
         <w:t xml:space="preserve">, </w:t>
       </w:r>
       <w:r>
         <w:rPr>
           <w:rStyle w:val="VerbatimChar"/>
+          <w:rFonts w:ascii="Times New Roman" w:hAnsi="Times New Roman" w:cs="Times New Roman"/>
         </w:rPr>
         <w:t>n_sources</w:t>
       </w:r>
       <w:r>
+        <w:rPr>
+          <w:rFonts w:ascii="Times New Roman" w:hAnsi="Times New Roman" w:cs="Times New Roman"/>
+        </w:rPr>
         <w:t>, current- month source columns), and excluded from the final feature set on that empirical basis.</w:t>
       </w:r>
     </w:p>
     <w:p>
       <w:pPr>
         <w:pStyle w:val="BodyText"/>
-      </w:pPr>
-      <w:r>
-        <w:rPr>
+        <w:rPr>
+          <w:rFonts w:ascii="Times New Roman" w:hAnsi="Times New Roman" w:cs="Times New Roman"/>
+        </w:rPr>
+      </w:pPr>
+      <w:r>
+        <w:rPr>
+          <w:rFonts w:ascii="Times New Roman" w:hAnsi="Times New Roman" w:cs="Times New Roman"/>
           <w:b/>
           <w:bCs/>
         </w:rPr>
+        <w:t>Final feature count:</w:t>
+      </w:r>
+      <w:r>
+        <w:rPr>
+          <w:rFonts w:ascii="Times New Roman" w:hAnsi="Times New Roman" w:cs="Times New Roman"/>
+        </w:rPr>
+        <w:t xml:space="preserve"> 49 columns. </w:t>
+      </w:r>
+      <w:r>
+        <w:rPr>
+          <w:rFonts w:ascii="Times New Roman" w:hAnsi="Times New Roman" w:cs="Times New Roman"/>
+          <w:i/>
+          <w:iCs/>
+        </w:rPr>
+        <w:t>(» full list in Appendix.)</w:t>
+      </w:r>
+    </w:p>
+    <w:p>
+      <w:pPr>
+        <w:pStyle w:val="Heading3"/>
+        <w:rPr>
+          <w:rFonts w:ascii="Times New Roman" w:hAnsi="Times New Roman" w:cs="Times New Roman"/>
+        </w:rPr>
+      </w:pPr>
+      <w:bookmarkStart w:id="16" w:name="_Toc236060008"/>
+      <w:bookmarkStart w:id="17" w:name="model"/>
+      <w:bookmarkEnd w:id="15"/>
+      <w:r>
+        <w:rPr>
+          <w:rFonts w:ascii="Times New Roman" w:hAnsi="Times New Roman" w:cs="Times New Roman"/>
+        </w:rPr>
+        <w:t>4.3 Model</w:t>
+      </w:r>
+      <w:bookmarkEnd w:id="16"/>
+    </w:p>
+    <w:p>
+      <w:pPr>
+        <w:pStyle w:val="FirstParagraph"/>
+        <w:rPr>
+          <w:rFonts w:ascii="Times New Roman" w:hAnsi="Times New Roman" w:cs="Times New Roman"/>
+        </w:rPr>
+      </w:pPr>
+      <w:r>
+        <w:rPr>
+          <w:rFonts w:ascii="Times New Roman" w:hAnsi="Times New Roman" w:cs="Times New Roman"/>
+        </w:rPr>
+        <w:t xml:space="preserve">LightGBM regressor, target = </w:t>
+      </w:r>
+      <w:r>
+        <w:rPr>
+          <w:rStyle w:val="VerbatimChar"/>
+          <w:rFonts w:ascii="Times New Roman" w:hAnsi="Times New Roman" w:cs="Times New Roman"/>
+        </w:rPr>
+        <w:t>log1p(avg_price)</w:t>
+      </w:r>
+      <w:r>
+        <w:rPr>
+          <w:rFonts w:ascii="Times New Roman" w:hAnsi="Times New Roman" w:cs="Times New Roman"/>
+        </w:rPr>
+        <w:t xml:space="preserve"> (log-transformed to address the extreme right-skew of raw price across a catalogue spanning cheap vegetables and high-value fruit in one model — see Fig. [INSERT IMAGE: target_distribution_before_after_log, if generated]).</w:t>
+      </w:r>
+    </w:p>
+    <w:p>
+      <w:pPr>
+        <w:pStyle w:val="BodyText"/>
+        <w:rPr>
+          <w:rFonts w:ascii="Times New Roman" w:hAnsi="Times New Roman" w:cs="Times New Roman"/>
+        </w:rPr>
+      </w:pPr>
+      <w:r>
+        <w:rPr>
+          <w:rFonts w:ascii="Times New Roman" w:hAnsi="Times New Roman" w:cs="Times New Roman"/>
+        </w:rPr>
+        <w:t xml:space="preserve">Hyperparameters were selected via Optuna (30 trials, objective = validation-set MAE on the log scale), searching </w:t>
+      </w:r>
+      <w:r>
+        <w:rPr>
+          <w:rStyle w:val="VerbatimChar"/>
+          <w:rFonts w:ascii="Times New Roman" w:hAnsi="Times New Roman" w:cs="Times New Roman"/>
+        </w:rPr>
+        <w:t>num_leaves</w:t>
+      </w:r>
+      <w:r>
+        <w:rPr>
+          <w:rFonts w:ascii="Times New Roman" w:hAnsi="Times New Roman" w:cs="Times New Roman"/>
+        </w:rPr>
+        <w:t xml:space="preserve"> (15–63), </w:t>
+      </w:r>
+      <w:r>
+        <w:rPr>
+          <w:rStyle w:val="VerbatimChar"/>
+          <w:rFonts w:ascii="Times New Roman" w:hAnsi="Times New Roman" w:cs="Times New Roman"/>
+        </w:rPr>
+        <w:t>learning_rate</w:t>
+      </w:r>
+      <w:r>
+        <w:rPr>
+          <w:rFonts w:ascii="Times New Roman" w:hAnsi="Times New Roman" w:cs="Times New Roman"/>
+        </w:rPr>
+        <w:t xml:space="preserve"> (0.01–0.1, log scale), </w:t>
+      </w:r>
+      <w:r>
+        <w:rPr>
+          <w:rStyle w:val="VerbatimChar"/>
+          <w:rFonts w:ascii="Times New Roman" w:hAnsi="Times New Roman" w:cs="Times New Roman"/>
+        </w:rPr>
+        <w:t>subsample</w:t>
+      </w:r>
+      <w:r>
+        <w:rPr>
+          <w:rFonts w:ascii="Times New Roman" w:hAnsi="Times New Roman" w:cs="Times New Roman"/>
+        </w:rPr>
+        <w:t xml:space="preserve"> (0.6–1.0), and </w:t>
+      </w:r>
+      <w:r>
+        <w:rPr>
+          <w:rStyle w:val="VerbatimChar"/>
+          <w:rFonts w:ascii="Times New Roman" w:hAnsi="Times New Roman" w:cs="Times New Roman"/>
+        </w:rPr>
+        <w:t>reg_lambda</w:t>
+      </w:r>
+      <w:r>
+        <w:rPr>
+          <w:rFonts w:ascii="Times New Roman" w:hAnsi="Times New Roman" w:cs="Times New Roman"/>
+        </w:rPr>
+        <w:t xml:space="preserve"> (0.0–5.0). Final selected configuration:</w:t>
+      </w:r>
+    </w:p>
+    <w:p>
+      <w:pPr>
+        <w:pStyle w:val="SourceCode"/>
+        <w:rPr>
+          <w:rFonts w:ascii="Times New Roman" w:hAnsi="Times New Roman" w:cs="Times New Roman"/>
+        </w:rPr>
+      </w:pPr>
+      <w:r>
+        <w:rPr>
+          <w:rStyle w:val="VerbatimChar"/>
+          <w:rFonts w:ascii="Times New Roman" w:hAnsi="Times New Roman" w:cs="Times New Roman"/>
+        </w:rPr>
         <w:lastRenderedPageBreak/>
-        <w:t>Final feature count:</w:t>
-      </w:r>
-      <w:r>
-        <w:t xml:space="preserve"> 49 columns. </w:t>
-      </w:r>
-      <w:r>
-        <w:rPr>
-          <w:i/>
-          <w:iCs/>
-        </w:rPr>
-        <w:t>(» full list in Appendix.)</w:t>
-      </w:r>
-    </w:p>
-    <w:p>
-      <w:pPr>
-        <w:pStyle w:val="Heading3"/>
-      </w:pPr>
-      <w:bookmarkStart w:id="18" w:name="model"/>
-      <w:bookmarkStart w:id="19" w:name="_Toc236060008"/>
-      <w:bookmarkEnd w:id="16"/>
-      <w:r>
-        <w:t>4.3 Model</w:t>
-      </w:r>
-      <w:bookmarkEnd w:id="19"/>
+        <w:t>num_leaves = 63, learning_rate ≈ 0.0845, subsample ≈ 0.717, reg_lambda ≈ 4.53</w:t>
+      </w:r>
     </w:p>
     <w:p>
       <w:pPr>
         <w:pStyle w:val="FirstParagraph"/>
-      </w:pPr>
-      <w:r>
-        <w:t xml:space="preserve">LightGBM regressor, target = </w:t>
-      </w:r>
-      <w:r>
-        <w:rPr>
-          <w:rStyle w:val="VerbatimChar"/>
-        </w:rPr>
-        <w:t>log1p(avg_price)</w:t>
-      </w:r>
-      <w:r>
-        <w:t xml:space="preserve"> (log-transformed to address the extreme right-skew of raw price across a catalogue spanning cheap vegetables and high-value fruit in one model — see Fig. [INSERT IMAGE: target_distribution_before_after_log, if generated]).</w:t>
+        <w:rPr>
+          <w:rFonts w:ascii="Times New Roman" w:hAnsi="Times New Roman" w:cs="Times New Roman"/>
+        </w:rPr>
+      </w:pPr>
+      <w:r>
+        <w:rPr>
+          <w:rFonts w:ascii="Times New Roman" w:hAnsi="Times New Roman" w:cs="Times New Roman"/>
+          <w:i/>
+          <w:iCs/>
+        </w:rPr>
+        <w:t xml:space="preserve">(» CONFIRM this is your final saved config in </w:t>
+      </w:r>
+      <w:r>
+        <w:rPr>
+          <w:rStyle w:val="VerbatimChar"/>
+          <w:rFonts w:ascii="Times New Roman" w:hAnsi="Times New Roman" w:cs="Times New Roman"/>
+          <w:i/>
+          <w:iCs/>
+        </w:rPr>
+        <w:t>price_surrogate_v1.txt</w:t>
+      </w:r>
+      <w:r>
+        <w:rPr>
+          <w:rFonts w:ascii="Times New Roman" w:hAnsi="Times New Roman" w:cs="Times New Roman"/>
+          <w:i/>
+          <w:iCs/>
+        </w:rPr>
+        <w:t xml:space="preserve"> before submitting — multiple configurations were tried during development; the one above was the last one evaluated on test.)</w:t>
       </w:r>
     </w:p>
     <w:p>
       <w:pPr>
         <w:pStyle w:val="BodyText"/>
-      </w:pPr>
-      <w:r>
-        <w:t xml:space="preserve">Hyperparameters were selected via Optuna (30 trials, objective = validation-set MAE on the log scale), searching </w:t>
-      </w:r>
-      <w:r>
-        <w:rPr>
-          <w:rStyle w:val="VerbatimChar"/>
-        </w:rPr>
-        <w:t>num_leaves</w:t>
-      </w:r>
-      <w:r>
-        <w:t xml:space="preserve"> (15–63), </w:t>
-      </w:r>
-      <w:r>
-        <w:rPr>
-          <w:rStyle w:val="VerbatimChar"/>
-        </w:rPr>
-        <w:t>learning_rate</w:t>
-      </w:r>
-      <w:r>
-        <w:t xml:space="preserve"> (0.01–0.1, log scale), </w:t>
-      </w:r>
-      <w:r>
-        <w:rPr>
-          <w:rStyle w:val="VerbatimChar"/>
-        </w:rPr>
-        <w:t>subsample</w:t>
-      </w:r>
-      <w:r>
-        <w:t xml:space="preserve"> (0.6–1.0), and </w:t>
-      </w:r>
-      <w:r>
-        <w:rPr>
-          <w:rStyle w:val="VerbatimChar"/>
-        </w:rPr>
-        <w:t>reg_lambda</w:t>
-      </w:r>
-      <w:r>
-        <w:t xml:space="preserve"> (0.0–5.0). Final selected configuration:</w:t>
-      </w:r>
-    </w:p>
-    <w:p>
-      <w:pPr>
-        <w:pStyle w:val="SourceCode"/>
-      </w:pPr>
-      <w:r>
-        <w:rPr>
-          <w:rStyle w:val="VerbatimChar"/>
-        </w:rPr>
-        <w:t>num_leaves = 63, learning_rate ≈ 0.0845, subsample ≈ 0.717, reg_lambda ≈ 4.53</w:t>
-      </w:r>
-    </w:p>
-    <w:p>
-      <w:pPr>
-        <w:pStyle w:val="FirstParagraph"/>
-      </w:pPr>
-      <w:r>
-        <w:rPr>
-          <w:i/>
-          <w:iCs/>
-        </w:rPr>
-        <w:t xml:space="preserve">(» CONFIRM this is your final saved config in </w:t>
-      </w:r>
-      <w:r>
-        <w:rPr>
-          <w:rStyle w:val="VerbatimChar"/>
-          <w:i/>
-          <w:iCs/>
+        <w:rPr>
+          <w:rFonts w:ascii="Times New Roman" w:hAnsi="Times New Roman" w:cs="Times New Roman"/>
+        </w:rPr>
+      </w:pPr>
+      <w:r>
+        <w:rPr>
+          <w:rFonts w:ascii="Times New Roman" w:hAnsi="Times New Roman" w:cs="Times New Roman"/>
+        </w:rPr>
+        <w:t xml:space="preserve">Two versions of the trained model are maintained for different purposes: </w:t>
+      </w:r>
+      <w:r>
+        <w:rPr>
+          <w:rStyle w:val="VerbatimChar"/>
+          <w:rFonts w:ascii="Times New Roman" w:hAnsi="Times New Roman" w:cs="Times New Roman"/>
         </w:rPr>
         <w:t>price_surrogate_v1.txt</w:t>
       </w:r>
       <w:r>
         <w:rPr>
-          <w:i/>
-          <w:iCs/>
-        </w:rPr>
-        <w:t xml:space="preserve"> before submitting — multiple configurations were tried during development; the one above was the last one evaluated on test.)</w:t>
+          <w:rFonts w:ascii="Times New Roman" w:hAnsi="Times New Roman" w:cs="Times New Roman"/>
+        </w:rPr>
+        <w:t xml:space="preserve"> (trained on months 1–8 only) is used for all honest accuracy reporting and SHAP explanation, since it never saw the validation or test months. </w:t>
+      </w:r>
+      <w:r>
+        <w:rPr>
+          <w:rStyle w:val="VerbatimChar"/>
+          <w:rFonts w:ascii="Times New Roman" w:hAnsi="Times New Roman" w:cs="Times New Roman"/>
+        </w:rPr>
+        <w:t>price_surrogate_final.txt</w:t>
+      </w:r>
+      <w:r>
+        <w:rPr>
+          <w:rFonts w:ascii="Times New Roman" w:hAnsi="Times New Roman" w:cs="Times New Roman"/>
+        </w:rPr>
+        <w:t xml:space="preserve"> (trained on all 10 months) is the production model used inside the scenario engine, since it benefits from the fullest available history — its accuracy is inherited from </w:t>
+      </w:r>
+      <w:r>
+        <w:rPr>
+          <w:rStyle w:val="VerbatimChar"/>
+          <w:rFonts w:ascii="Times New Roman" w:hAnsi="Times New Roman" w:cs="Times New Roman"/>
+        </w:rPr>
+        <w:t>v1</w:t>
+      </w:r>
+      <w:r>
+        <w:rPr>
+          <w:rFonts w:ascii="Times New Roman" w:hAnsi="Times New Roman" w:cs="Times New Roman"/>
+        </w:rPr>
+        <w:t>’s reported test performance, as both share the same architecture and hyperparameters.</w:t>
       </w:r>
     </w:p>
     <w:p>
       <w:pPr>
         <w:pStyle w:val="BodyText"/>
-      </w:pPr>
-      <w:r>
-        <w:t xml:space="preserve">Two versions of the trained model are maintained for different purposes: </w:t>
-      </w:r>
-      <w:r>
-        <w:rPr>
-          <w:rStyle w:val="VerbatimChar"/>
-        </w:rPr>
-        <w:t>price_surrogate_v1.txt</w:t>
-      </w:r>
-      <w:r>
-        <w:t xml:space="preserve"> (trained on months 1–8 only) is used for all honest accuracy reporting and SHAP explanation, since it never saw the validation or test months. </w:t>
-      </w:r>
-      <w:r>
-        <w:rPr>
-          <w:rStyle w:val="VerbatimChar"/>
-        </w:rPr>
-        <w:t>price_surrogate_final.txt</w:t>
-      </w:r>
-      <w:r>
-        <w:t xml:space="preserve"> (trained on all 10 months) is the production model used inside the scenario engine, since it benefits from the fullest available history — its accuracy is inherited from </w:t>
-      </w:r>
-      <w:r>
-        <w:rPr>
-          <w:rStyle w:val="VerbatimChar"/>
-        </w:rPr>
-        <w:t>v1</w:t>
-      </w:r>
-      <w:r>
-        <w:t>’s reported test performance, as both share the same architecture and hyperparameters.</w:t>
-      </w:r>
-    </w:p>
-    <w:p>
-      <w:pPr>
-        <w:pStyle w:val="BodyText"/>
-      </w:pPr>
-      <w:r>
+        <w:rPr>
+          <w:rFonts w:ascii="Times New Roman" w:hAnsi="Times New Roman" w:cs="Times New Roman"/>
+        </w:rPr>
+      </w:pPr>
+      <w:r>
+        <w:rPr>
+          <w:rFonts w:ascii="Times New Roman" w:hAnsi="Times New Roman" w:cs="Times New Roman"/>
+        </w:rPr>
         <w:t xml:space="preserve">Volume under a shock is computed </w:t>
       </w:r>
       <w:r>
         <w:rPr>
+          <w:rFonts w:ascii="Times New Roman" w:hAnsi="Times New Roman" w:cs="Times New Roman"/>
           <w:b/>
           <w:bCs/>
         </w:rPr>
         <w:t>mechanically</w:t>
       </w:r>
       <w:r>
+        <w:rPr>
+          <w:rFonts w:ascii="Times New Roman" w:hAnsi="Times New Roman" w:cs="Times New Roman"/>
+        </w:rPr>
         <w:t>, not via a model — it is the sum of the (possibly perturbed) 35 source columns, since volume is definitionally the total of recorded supply. Risk under a shock is computed via a transparent formula (Section 4.4), not a trained classifier, for reasons detailed there.</w:t>
       </w:r>
     </w:p>
     <w:p>
       <w:pPr>
         <w:pStyle w:val="Heading3"/>
-      </w:pPr>
-      <w:bookmarkStart w:id="20" w:name="X62e8eb2570652fe9563036875cbc1b7b7525db7"/>
-      <w:bookmarkStart w:id="21" w:name="_Toc236060009"/>
+        <w:rPr>
+          <w:rFonts w:ascii="Times New Roman" w:hAnsi="Times New Roman" w:cs="Times New Roman"/>
+        </w:rPr>
+      </w:pPr>
+      <w:bookmarkStart w:id="18" w:name="_Toc236060009"/>
+      <w:bookmarkStart w:id="19" w:name="X62e8eb2570652fe9563036875cbc1b7b7525db7"/>
+      <w:bookmarkEnd w:id="17"/>
+      <w:r>
+        <w:rPr>
+          <w:rFonts w:ascii="Times New Roman" w:hAnsi="Times New Roman" w:cs="Times New Roman"/>
+        </w:rPr>
+        <w:t>4.4 Risk score (supporting the scenario engine’s third output)</w:t>
+      </w:r>
       <w:bookmarkEnd w:id="18"/>
-      <w:r>
-        <w:t>4.4 Risk score (supporting the scenario engine’s third output)</w:t>
-      </w:r>
-      <w:bookmarkEnd w:id="21"/>
     </w:p>
     <w:p>
       <w:pPr>
         <w:pStyle w:val="FirstParagraph"/>
-      </w:pPr>
-      <w:r>
+        <w:rPr>
+          <w:rFonts w:ascii="Times New Roman" w:hAnsi="Times New Roman" w:cs="Times New Roman"/>
+        </w:rPr>
+      </w:pPr>
+      <w:r>
+        <w:rPr>
+          <w:rFonts w:ascii="Times New Roman" w:hAnsi="Times New Roman" w:cs="Times New Roman"/>
+        </w:rPr>
         <w:t>Following the shared project brief’s guidance, risk is engineered as a combination of four supply-risk signals, each scaled 0–1 and averaged:</w:t>
       </w:r>
     </w:p>
@@ -2867,24 +3549,35 @@
           <w:ilvl w:val="0"/>
           <w:numId w:val="4"/>
         </w:numPr>
-      </w:pPr>
-      <w:r>
-        <w:rPr>
+        <w:rPr>
+          <w:rFonts w:ascii="Times New Roman" w:hAnsi="Times New Roman" w:cs="Times New Roman"/>
+        </w:rPr>
+      </w:pPr>
+      <w:r>
+        <w:rPr>
+          <w:rFonts w:ascii="Times New Roman" w:hAnsi="Times New Roman" w:cs="Times New Roman"/>
           <w:b/>
           <w:bCs/>
         </w:rPr>
         <w:t>Price volatility</w:t>
       </w:r>
       <w:r>
+        <w:rPr>
+          <w:rFonts w:ascii="Times New Roman" w:hAnsi="Times New Roman" w:cs="Times New Roman"/>
+        </w:rPr>
         <w:t xml:space="preserve"> — </w:t>
       </w:r>
       <w:r>
         <w:rPr>
           <w:rStyle w:val="VerbatimChar"/>
+          <w:rFonts w:ascii="Times New Roman" w:hAnsi="Times New Roman" w:cs="Times New Roman"/>
         </w:rPr>
         <w:t>(max_price − min_price) / avg_price</w:t>
       </w:r>
       <w:r>
+        <w:rPr>
+          <w:rFonts w:ascii="Times New Roman" w:hAnsi="Times New Roman" w:cs="Times New Roman"/>
+        </w:rPr>
         <w:t xml:space="preserve"> within the month.</w:t>
       </w:r>
     </w:p>
@@ -2895,24 +3588,35 @@
           <w:ilvl w:val="0"/>
           <w:numId w:val="4"/>
         </w:numPr>
-      </w:pPr>
-      <w:r>
-        <w:rPr>
+        <w:rPr>
+          <w:rFonts w:ascii="Times New Roman" w:hAnsi="Times New Roman" w:cs="Times New Roman"/>
+        </w:rPr>
+      </w:pPr>
+      <w:r>
+        <w:rPr>
+          <w:rFonts w:ascii="Times New Roman" w:hAnsi="Times New Roman" w:cs="Times New Roman"/>
           <w:b/>
           <w:bCs/>
         </w:rPr>
         <w:t>Import dependency</w:t>
       </w:r>
       <w:r>
+        <w:rPr>
+          <w:rFonts w:ascii="Times New Roman" w:hAnsi="Times New Roman" w:cs="Times New Roman"/>
+        </w:rPr>
         <w:t xml:space="preserve"> — </w:t>
       </w:r>
       <w:r>
         <w:rPr>
           <w:rStyle w:val="VerbatimChar"/>
+          <w:rFonts w:ascii="Times New Roman" w:hAnsi="Times New Roman" w:cs="Times New Roman"/>
         </w:rPr>
         <w:t>import_share</w:t>
       </w:r>
       <w:r>
+        <w:rPr>
+          <w:rFonts w:ascii="Times New Roman" w:hAnsi="Times New Roman" w:cs="Times New Roman"/>
+        </w:rPr>
         <w:t xml:space="preserve"> (share of supply from India + China + Bhutan).</w:t>
       </w:r>
     </w:p>
@@ -2923,24 +3627,35 @@
           <w:ilvl w:val="0"/>
           <w:numId w:val="4"/>
         </w:numPr>
-      </w:pPr>
-      <w:r>
-        <w:rPr>
+        <w:rPr>
+          <w:rFonts w:ascii="Times New Roman" w:hAnsi="Times New Roman" w:cs="Times New Roman"/>
+        </w:rPr>
+      </w:pPr>
+      <w:r>
+        <w:rPr>
+          <w:rFonts w:ascii="Times New Roman" w:hAnsi="Times New Roman" w:cs="Times New Roman"/>
           <w:b/>
           <w:bCs/>
         </w:rPr>
         <w:t>Source concentration</w:t>
       </w:r>
       <w:r>
+        <w:rPr>
+          <w:rFonts w:ascii="Times New Roman" w:hAnsi="Times New Roman" w:cs="Times New Roman"/>
+        </w:rPr>
         <w:t xml:space="preserve"> — </w:t>
       </w:r>
       <w:r>
         <w:rPr>
           <w:rStyle w:val="VerbatimChar"/>
+          <w:rFonts w:ascii="Times New Roman" w:hAnsi="Times New Roman" w:cs="Times New Roman"/>
         </w:rPr>
         <w:t>1 / n_sources</w:t>
       </w:r>
       <w:r>
+        <w:rPr>
+          <w:rFonts w:ascii="Times New Roman" w:hAnsi="Times New Roman" w:cs="Times New Roman"/>
+        </w:rPr>
         <w:t>.</w:t>
       </w:r>
     </w:p>
@@ -2951,51 +3666,76 @@
           <w:ilvl w:val="0"/>
           <w:numId w:val="4"/>
         </w:numPr>
-      </w:pPr>
-      <w:r>
-        <w:rPr>
+        <w:rPr>
+          <w:rFonts w:ascii="Times New Roman" w:hAnsi="Times New Roman" w:cs="Times New Roman"/>
+        </w:rPr>
+      </w:pPr>
+      <w:r>
+        <w:rPr>
+          <w:rFonts w:ascii="Times New Roman" w:hAnsi="Times New Roman" w:cs="Times New Roman"/>
           <w:b/>
           <w:bCs/>
         </w:rPr>
         <w:t>Volume instability</w:t>
       </w:r>
       <w:r>
+        <w:rPr>
+          <w:rFonts w:ascii="Times New Roman" w:hAnsi="Times New Roman" w:cs="Times New Roman"/>
+        </w:rPr>
         <w:t xml:space="preserve"> — coefficient of variation of </w:t>
       </w:r>
       <w:r>
         <w:rPr>
           <w:rStyle w:val="VerbatimChar"/>
+          <w:rFonts w:ascii="Times New Roman" w:hAnsi="Times New Roman" w:cs="Times New Roman"/>
         </w:rPr>
         <w:t>total_sources</w:t>
       </w:r>
       <w:r>
+        <w:rPr>
+          <w:rFonts w:ascii="Times New Roman" w:hAnsi="Times New Roman" w:cs="Times New Roman"/>
+        </w:rPr>
         <w:t xml:space="preserve"> across a product’s full history.</w:t>
       </w:r>
     </w:p>
     <w:p>
       <w:pPr>
         <w:pStyle w:val="FirstParagraph"/>
-      </w:pPr>
-      <w:r>
+        <w:rPr>
+          <w:rFonts w:ascii="Times New Roman" w:hAnsi="Times New Roman" w:cs="Times New Roman"/>
+        </w:rPr>
+      </w:pPr>
+      <w:r>
+        <w:rPr>
+          <w:rFonts w:ascii="Times New Roman" w:hAnsi="Times New Roman" w:cs="Times New Roman"/>
+        </w:rPr>
         <w:t xml:space="preserve">Each signal is min-max scaled using the </w:t>
       </w:r>
       <w:r>
         <w:rPr>
+          <w:rFonts w:ascii="Times New Roman" w:hAnsi="Times New Roman" w:cs="Times New Roman"/>
           <w:b/>
           <w:bCs/>
         </w:rPr>
         <w:t>full historical dataset’s</w:t>
       </w:r>
       <w:r>
+        <w:rPr>
+          <w:rFonts w:ascii="Times New Roman" w:hAnsi="Times New Roman" w:cs="Times New Roman"/>
+        </w:rPr>
         <w:t xml:space="preserve"> minimum and maximum (not recomputed per query), so that the same fixed scale applies whether scoring 700+ real historical rows or a single hypothetical shocked row. The four scaled signals are averaged (skipping any signal missing for a given row, rather than dropping the row) into a single </w:t>
       </w:r>
       <w:r>
         <w:rPr>
           <w:rStyle w:val="VerbatimChar"/>
+          <w:rFonts w:ascii="Times New Roman" w:hAnsi="Times New Roman" w:cs="Times New Roman"/>
         </w:rPr>
         <w:t>risk_score</w:t>
       </w:r>
       <w:r>
+        <w:rPr>
+          <w:rFonts w:ascii="Times New Roman" w:hAnsi="Times New Roman" w:cs="Times New Roman"/>
+        </w:rPr>
         <w:t>, binned into three categories using fixed, data-derived thresholds:</w:t>
       </w:r>
     </w:p>
@@ -3006,16 +3746,22 @@
           <w:ilvl w:val="0"/>
           <w:numId w:val="5"/>
         </w:numPr>
-      </w:pPr>
-      <w:r>
-        <w:rPr>
+        <w:rPr>
+          <w:rFonts w:ascii="Times New Roman" w:hAnsi="Times New Roman" w:cs="Times New Roman"/>
+        </w:rPr>
+      </w:pPr>
+      <w:r>
+        <w:rPr>
+          <w:rFonts w:ascii="Times New Roman" w:hAnsi="Times New Roman" w:cs="Times New Roman"/>
           <w:b/>
           <w:bCs/>
         </w:rPr>
-        <w:lastRenderedPageBreak/>
         <w:t>Low:</w:t>
       </w:r>
       <w:r>
+        <w:rPr>
+          <w:rFonts w:ascii="Times New Roman" w:hAnsi="Times New Roman" w:cs="Times New Roman"/>
+        </w:rPr>
         <w:t xml:space="preserve"> risk_score 0 – 0.177</w:t>
       </w:r>
     </w:p>
@@ -3026,15 +3772,22 @@
           <w:ilvl w:val="0"/>
           <w:numId w:val="5"/>
         </w:numPr>
-      </w:pPr>
-      <w:r>
-        <w:rPr>
+        <w:rPr>
+          <w:rFonts w:ascii="Times New Roman" w:hAnsi="Times New Roman" w:cs="Times New Roman"/>
+        </w:rPr>
+      </w:pPr>
+      <w:r>
+        <w:rPr>
+          <w:rFonts w:ascii="Times New Roman" w:hAnsi="Times New Roman" w:cs="Times New Roman"/>
           <w:b/>
           <w:bCs/>
         </w:rPr>
         <w:t>Medium:</w:t>
       </w:r>
       <w:r>
+        <w:rPr>
+          <w:rFonts w:ascii="Times New Roman" w:hAnsi="Times New Roman" w:cs="Times New Roman"/>
+        </w:rPr>
         <w:t xml:space="preserve"> risk_score 0.177 – 0.319</w:t>
       </w:r>
     </w:p>
@@ -3045,202 +3798,299 @@
           <w:ilvl w:val="0"/>
           <w:numId w:val="5"/>
         </w:numPr>
-      </w:pPr>
-      <w:r>
-        <w:rPr>
+        <w:rPr>
+          <w:rFonts w:ascii="Times New Roman" w:hAnsi="Times New Roman" w:cs="Times New Roman"/>
+        </w:rPr>
+      </w:pPr>
+      <w:r>
+        <w:rPr>
+          <w:rFonts w:ascii="Times New Roman" w:hAnsi="Times New Roman" w:cs="Times New Roman"/>
           <w:b/>
           <w:bCs/>
         </w:rPr>
         <w:t>High:</w:t>
       </w:r>
       <w:r>
+        <w:rPr>
+          <w:rFonts w:ascii="Times New Roman" w:hAnsi="Times New Roman" w:cs="Times New Roman"/>
+        </w:rPr>
         <w:t xml:space="preserve"> risk_score 0.319 and above</w:t>
       </w:r>
     </w:p>
     <w:p>
       <w:pPr>
         <w:pStyle w:val="FirstParagraph"/>
-      </w:pPr>
-      <w:r>
-        <w:rPr>
+        <w:rPr>
+          <w:rFonts w:ascii="Times New Roman" w:hAnsi="Times New Roman" w:cs="Times New Roman"/>
+        </w:rPr>
+      </w:pPr>
+      <w:r>
+        <w:rPr>
+          <w:rFonts w:ascii="Times New Roman" w:hAnsi="Times New Roman" w:cs="Times New Roman"/>
           <w:b/>
           <w:bCs/>
         </w:rPr>
         <w:t>Design decision — no trained risk classifier.</w:t>
       </w:r>
       <w:r>
+        <w:rPr>
+          <w:rFonts w:ascii="Times New Roman" w:hAnsi="Times New Roman" w:cs="Times New Roman"/>
+        </w:rPr>
         <w:t xml:space="preserve"> The shared brief’s reference implementation trains a classifier to predict </w:t>
       </w:r>
       <w:r>
         <w:rPr>
+          <w:rFonts w:ascii="Times New Roman" w:hAnsi="Times New Roman" w:cs="Times New Roman"/>
           <w:i/>
           <w:iCs/>
         </w:rPr>
         <w:t>next month’s</w:t>
       </w:r>
       <w:r>
+        <w:rPr>
+          <w:rFonts w:ascii="Times New Roman" w:hAnsi="Times New Roman" w:cs="Times New Roman"/>
+        </w:rPr>
         <w:t xml:space="preserve"> risk category from </w:t>
       </w:r>
       <w:r>
         <w:rPr>
+          <w:rFonts w:ascii="Times New Roman" w:hAnsi="Times New Roman" w:cs="Times New Roman"/>
           <w:i/>
           <w:iCs/>
         </w:rPr>
         <w:t>this month’s</w:t>
       </w:r>
       <w:r>
+        <w:rPr>
+          <w:rFonts w:ascii="Times New Roman" w:hAnsi="Times New Roman" w:cs="Times New Roman"/>
+        </w:rPr>
         <w:t xml:space="preserve"> signals. This sub-study’s scenario engine, however, always needs </w:t>
       </w:r>
       <w:r>
         <w:rPr>
+          <w:rFonts w:ascii="Times New Roman" w:hAnsi="Times New Roman" w:cs="Times New Roman"/>
           <w:i/>
           <w:iCs/>
         </w:rPr>
         <w:t>this month’s</w:t>
       </w:r>
       <w:r>
+        <w:rPr>
+          <w:rFonts w:ascii="Times New Roman" w:hAnsi="Times New Roman" w:cs="Times New Roman"/>
+        </w:rPr>
         <w:t xml:space="preserve"> (or a hypothetical shocked month’s) risk, consistent with its same-period counterfactual framing (Section 4.1) — not a forecast. Training a classifier under that same-period framing risks circularity: predicting risk from the very signals that define it teaches a model to trivially restate its own inputs rather than learn anything. Risk is therefore computed directly via the formula above — deterministic, fully transparent, and straightforwardly applicable to any hypothetical shocked row the scenario engine constructs.</w:t>
       </w:r>
     </w:p>
     <w:p>
       <w:pPr>
         <w:pStyle w:val="BodyText"/>
-      </w:pPr>
-      <w:r>
+        <w:rPr>
+          <w:rFonts w:ascii="Times New Roman" w:hAnsi="Times New Roman" w:cs="Times New Roman"/>
+        </w:rPr>
+      </w:pPr>
+      <w:r>
+        <w:rPr>
+          <w:rFonts w:ascii="Times New Roman" w:hAnsi="Times New Roman" w:cs="Times New Roman"/>
+        </w:rPr>
+        <w:lastRenderedPageBreak/>
         <w:t xml:space="preserve">For the shocked-row case specifically, volatility is computed from the product’s </w:t>
       </w:r>
       <w:r>
         <w:rPr>
+          <w:rFonts w:ascii="Times New Roman" w:hAnsi="Times New Roman" w:cs="Times New Roman"/>
           <w:b/>
           <w:bCs/>
         </w:rPr>
         <w:t>real, historical</w:t>
       </w:r>
       <w:r>
+        <w:rPr>
+          <w:rFonts w:ascii="Times New Roman" w:hAnsi="Times New Roman" w:cs="Times New Roman"/>
+        </w:rPr>
         <w:t xml:space="preserve"> price spread rather than an (unavailable) shocked price spread — the shock changes supply, and the price model predicts a new point price, but no model exists to predict a shocked min/max price range, so volatility is treated as a slower-moving structural property of the product rather than something each shock overrides.</w:t>
       </w:r>
     </w:p>
     <w:p>
       <w:pPr>
         <w:pStyle w:val="Heading3"/>
-      </w:pPr>
-      <w:bookmarkStart w:id="22" w:name="training-time-based-validation"/>
-      <w:bookmarkStart w:id="23" w:name="_Toc236060010"/>
+        <w:rPr>
+          <w:rFonts w:ascii="Times New Roman" w:hAnsi="Times New Roman" w:cs="Times New Roman"/>
+        </w:rPr>
+      </w:pPr>
+      <w:bookmarkStart w:id="20" w:name="_Toc236060010"/>
+      <w:bookmarkStart w:id="21" w:name="training-time-based-validation"/>
+      <w:bookmarkEnd w:id="19"/>
+      <w:r>
+        <w:rPr>
+          <w:rFonts w:ascii="Times New Roman" w:hAnsi="Times New Roman" w:cs="Times New Roman"/>
+        </w:rPr>
+        <w:t>4.5 Training &amp; time-based validation</w:t>
+      </w:r>
       <w:bookmarkEnd w:id="20"/>
-      <w:r>
-        <w:t>4.5 Training &amp; time-based validation</w:t>
-      </w:r>
-      <w:bookmarkEnd w:id="23"/>
     </w:p>
     <w:p>
       <w:pPr>
         <w:pStyle w:val="FirstParagraph"/>
-      </w:pPr>
-      <w:r>
+        <w:rPr>
+          <w:rFonts w:ascii="Times New Roman" w:hAnsi="Times New Roman" w:cs="Times New Roman"/>
+        </w:rPr>
+      </w:pPr>
+      <w:r>
+        <w:rPr>
+          <w:rFonts w:ascii="Times New Roman" w:hAnsi="Times New Roman" w:cs="Times New Roman"/>
+        </w:rPr>
         <w:t xml:space="preserve">Split strictly by time, no random shuffling: train = </w:t>
       </w:r>
       <w:r>
         <w:rPr>
           <w:rStyle w:val="VerbatimChar"/>
+          <w:rFonts w:ascii="Times New Roman" w:hAnsi="Times New Roman" w:cs="Times New Roman"/>
         </w:rPr>
         <w:t>month_idx ≤ 8</w:t>
       </w:r>
       <w:r>
+        <w:rPr>
+          <w:rFonts w:ascii="Times New Roman" w:hAnsi="Times New Roman" w:cs="Times New Roman"/>
+        </w:rPr>
         <w:t xml:space="preserve">, validation = </w:t>
       </w:r>
       <w:r>
         <w:rPr>
           <w:rStyle w:val="VerbatimChar"/>
+          <w:rFonts w:ascii="Times New Roman" w:hAnsi="Times New Roman" w:cs="Times New Roman"/>
         </w:rPr>
         <w:t>month_idx = 9</w:t>
       </w:r>
       <w:r>
+        <w:rPr>
+          <w:rFonts w:ascii="Times New Roman" w:hAnsi="Times New Roman" w:cs="Times New Roman"/>
+        </w:rPr>
         <w:t xml:space="preserve">, test = </w:t>
       </w:r>
       <w:r>
         <w:rPr>
           <w:rStyle w:val="VerbatimChar"/>
+          <w:rFonts w:ascii="Times New Roman" w:hAnsi="Times New Roman" w:cs="Times New Roman"/>
         </w:rPr>
         <w:t>month_idx = 10</w:t>
       </w:r>
       <w:r>
+        <w:rPr>
+          <w:rFonts w:ascii="Times New Roman" w:hAnsi="Times New Roman" w:cs="Times New Roman"/>
+        </w:rPr>
         <w:t>. Hyperparameter search used only the validation set; the test set was evaluated exactly once, after the final configuration was locked.</w:t>
       </w:r>
     </w:p>
     <w:p>
       <w:pPr>
         <w:pStyle w:val="Heading3"/>
-      </w:pPr>
-      <w:bookmarkStart w:id="24" w:name="evaluation-metrics"/>
-      <w:bookmarkStart w:id="25" w:name="_Toc236060011"/>
+        <w:rPr>
+          <w:rFonts w:ascii="Times New Roman" w:hAnsi="Times New Roman" w:cs="Times New Roman"/>
+        </w:rPr>
+      </w:pPr>
+      <w:bookmarkStart w:id="22" w:name="_Toc236060011"/>
+      <w:bookmarkStart w:id="23" w:name="evaluation-metrics"/>
+      <w:bookmarkEnd w:id="21"/>
+      <w:r>
+        <w:rPr>
+          <w:rFonts w:ascii="Times New Roman" w:hAnsi="Times New Roman" w:cs="Times New Roman"/>
+        </w:rPr>
+        <w:t>4.6 Evaluation metrics</w:t>
+      </w:r>
       <w:bookmarkEnd w:id="22"/>
-      <w:r>
-        <w:t>4.6 Evaluation metrics</w:t>
-      </w:r>
-      <w:bookmarkEnd w:id="25"/>
     </w:p>
     <w:p>
       <w:pPr>
         <w:pStyle w:val="FirstParagraph"/>
-      </w:pPr>
-      <w:r>
-        <w:rPr>
+        <w:rPr>
+          <w:rFonts w:ascii="Times New Roman" w:hAnsi="Times New Roman" w:cs="Times New Roman"/>
+        </w:rPr>
+      </w:pPr>
+      <w:r>
+        <w:rPr>
+          <w:rFonts w:ascii="Times New Roman" w:hAnsi="Times New Roman" w:cs="Times New Roman"/>
           <w:b/>
           <w:bCs/>
         </w:rPr>
         <w:t>Surrogate accuracy:</w:t>
       </w:r>
       <w:r>
+        <w:rPr>
+          <w:rFonts w:ascii="Times New Roman" w:hAnsi="Times New Roman" w:cs="Times New Roman"/>
+        </w:rPr>
         <w:t xml:space="preserve"> MAE, RMSE, MAPE, R² on the test month, benchmarked against two baselines — persistence (</w:t>
       </w:r>
       <w:r>
         <w:rPr>
           <w:rStyle w:val="VerbatimChar"/>
+          <w:rFonts w:ascii="Times New Roman" w:hAnsi="Times New Roman" w:cs="Times New Roman"/>
         </w:rPr>
         <w:t>avg_price_lag1</w:t>
       </w:r>
       <w:r>
+        <w:rPr>
+          <w:rFonts w:ascii="Times New Roman" w:hAnsi="Times New Roman" w:cs="Times New Roman"/>
+        </w:rPr>
         <w:t>, i.e. “same as last month”) and product-mean (each product’s average price across the training months).</w:t>
       </w:r>
     </w:p>
     <w:p>
       <w:pPr>
         <w:pStyle w:val="BodyText"/>
-      </w:pPr>
-      <w:r>
-        <w:rPr>
+        <w:rPr>
+          <w:rFonts w:ascii="Times New Roman" w:hAnsi="Times New Roman" w:cs="Times New Roman"/>
+        </w:rPr>
+      </w:pPr>
+      <w:r>
+        <w:rPr>
+          <w:rFonts w:ascii="Times New Roman" w:hAnsi="Times New Roman" w:cs="Times New Roman"/>
           <w:b/>
           <w:bCs/>
         </w:rPr>
         <w:t>Scenario outputs:</w:t>
       </w:r>
       <w:r>
+        <w:rPr>
+          <w:rFonts w:ascii="Times New Roman" w:hAnsi="Times New Roman" w:cs="Times New Roman"/>
+        </w:rPr>
         <w:t xml:space="preserve"> per-product Δprice (%), Δvolume, Δrisk category, ranked by sensitivity; aggregated market-wide mean/median Δprice and count of products whose risk tier increased under each shock.</w:t>
       </w:r>
     </w:p>
     <w:p>
       <w:pPr>
         <w:pStyle w:val="Heading2"/>
-      </w:pPr>
-      <w:bookmarkStart w:id="26" w:name="results"/>
-      <w:bookmarkStart w:id="27" w:name="_Toc236060012"/>
-      <w:bookmarkEnd w:id="12"/>
+        <w:rPr>
+          <w:rFonts w:ascii="Times New Roman" w:hAnsi="Times New Roman" w:cs="Times New Roman"/>
+        </w:rPr>
+      </w:pPr>
+      <w:bookmarkStart w:id="24" w:name="_Toc236060012"/>
+      <w:bookmarkStart w:id="25" w:name="results"/>
+      <w:bookmarkEnd w:id="11"/>
+      <w:bookmarkEnd w:id="23"/>
+      <w:r>
+        <w:rPr>
+          <w:rFonts w:ascii="Times New Roman" w:hAnsi="Times New Roman" w:cs="Times New Roman"/>
+        </w:rPr>
+        <w:t>5. Results</w:t>
+      </w:r>
       <w:bookmarkEnd w:id="24"/>
-      <w:r>
-        <w:t>5. Results</w:t>
-      </w:r>
-      <w:bookmarkEnd w:id="27"/>
     </w:p>
     <w:p>
       <w:pPr>
         <w:pStyle w:val="Heading3"/>
-      </w:pPr>
-      <w:bookmarkStart w:id="28" w:name="performance-vs-baselines"/>
-      <w:bookmarkStart w:id="29" w:name="_Toc236060013"/>
-      <w:r>
+        <w:rPr>
+          <w:rFonts w:ascii="Times New Roman" w:hAnsi="Times New Roman" w:cs="Times New Roman"/>
+        </w:rPr>
+      </w:pPr>
+      <w:bookmarkStart w:id="26" w:name="_Toc236060013"/>
+      <w:bookmarkStart w:id="27" w:name="performance-vs-baselines"/>
+      <w:r>
+        <w:rPr>
+          <w:rFonts w:ascii="Times New Roman" w:hAnsi="Times New Roman" w:cs="Times New Roman"/>
+        </w:rPr>
         <w:t>5.1 Performance vs baselines</w:t>
       </w:r>
-      <w:bookmarkEnd w:id="29"/>
+      <w:bookmarkEnd w:id="26"/>
     </w:p>
     <w:tbl>
       <w:tblPr>
@@ -3249,10 +4099,10 @@
         <w:tblLook w:val="0020" w:firstRow="1" w:lastRow="0" w:firstColumn="0" w:lastColumn="0" w:noHBand="0" w:noVBand="0"/>
       </w:tblPr>
       <w:tblGrid>
-        <w:gridCol w:w="5430"/>
-        <w:gridCol w:w="1006"/>
-        <w:gridCol w:w="978"/>
-        <w:gridCol w:w="1209"/>
+        <w:gridCol w:w="5367"/>
+        <w:gridCol w:w="953"/>
+        <w:gridCol w:w="1097"/>
+        <w:gridCol w:w="1206"/>
         <w:gridCol w:w="953"/>
       </w:tblGrid>
       <w:tr>
@@ -3267,8 +4117,14 @@
           <w:p>
             <w:pPr>
               <w:pStyle w:val="Compact"/>
+              <w:rPr>
+                <w:rFonts w:ascii="Times New Roman" w:hAnsi="Times New Roman" w:cs="Times New Roman"/>
+              </w:rPr>
             </w:pPr>
             <w:r>
+              <w:rPr>
+                <w:rFonts w:ascii="Times New Roman" w:hAnsi="Times New Roman" w:cs="Times New Roman"/>
+              </w:rPr>
               <w:t>Model / target</w:t>
             </w:r>
           </w:p>
@@ -3280,8 +4136,14 @@
           <w:p>
             <w:pPr>
               <w:pStyle w:val="Compact"/>
+              <w:rPr>
+                <w:rFonts w:ascii="Times New Roman" w:hAnsi="Times New Roman" w:cs="Times New Roman"/>
+              </w:rPr>
             </w:pPr>
             <w:r>
+              <w:rPr>
+                <w:rFonts w:ascii="Times New Roman" w:hAnsi="Times New Roman" w:cs="Times New Roman"/>
+              </w:rPr>
               <w:t>MAE</w:t>
             </w:r>
           </w:p>
@@ -3293,8 +4155,14 @@
           <w:p>
             <w:pPr>
               <w:pStyle w:val="Compact"/>
+              <w:rPr>
+                <w:rFonts w:ascii="Times New Roman" w:hAnsi="Times New Roman" w:cs="Times New Roman"/>
+              </w:rPr>
             </w:pPr>
             <w:r>
+              <w:rPr>
+                <w:rFonts w:ascii="Times New Roman" w:hAnsi="Times New Roman" w:cs="Times New Roman"/>
+              </w:rPr>
               <w:t>RMSE</w:t>
             </w:r>
           </w:p>
@@ -3306,8 +4174,14 @@
           <w:p>
             <w:pPr>
               <w:pStyle w:val="Compact"/>
+              <w:rPr>
+                <w:rFonts w:ascii="Times New Roman" w:hAnsi="Times New Roman" w:cs="Times New Roman"/>
+              </w:rPr>
             </w:pPr>
             <w:r>
+              <w:rPr>
+                <w:rFonts w:ascii="Times New Roman" w:hAnsi="Times New Roman" w:cs="Times New Roman"/>
+              </w:rPr>
               <w:t>MAPE</w:t>
             </w:r>
           </w:p>
@@ -3319,8 +4193,14 @@
           <w:p>
             <w:pPr>
               <w:pStyle w:val="Compact"/>
+              <w:rPr>
+                <w:rFonts w:ascii="Times New Roman" w:hAnsi="Times New Roman" w:cs="Times New Roman"/>
+              </w:rPr>
             </w:pPr>
             <w:r>
+              <w:rPr>
+                <w:rFonts w:ascii="Times New Roman" w:hAnsi="Times New Roman" w:cs="Times New Roman"/>
+              </w:rPr>
               <w:t>R²</w:t>
             </w:r>
           </w:p>
@@ -3334,8 +4214,14 @@
           <w:p>
             <w:pPr>
               <w:pStyle w:val="Compact"/>
+              <w:rPr>
+                <w:rFonts w:ascii="Times New Roman" w:hAnsi="Times New Roman" w:cs="Times New Roman"/>
+              </w:rPr>
             </w:pPr>
             <w:r>
+              <w:rPr>
+                <w:rFonts w:ascii="Times New Roman" w:hAnsi="Times New Roman" w:cs="Times New Roman"/>
+              </w:rPr>
               <w:t>Price surrogate (test, month 10)</w:t>
             </w:r>
           </w:p>
@@ -3347,9 +4233,13 @@
           <w:p>
             <w:pPr>
               <w:pStyle w:val="Compact"/>
+              <w:rPr>
+                <w:rFonts w:ascii="Times New Roman" w:hAnsi="Times New Roman" w:cs="Times New Roman"/>
+              </w:rPr>
             </w:pPr>
             <w:r>
               <w:rPr>
+                <w:rFonts w:ascii="Times New Roman" w:hAnsi="Times New Roman" w:cs="Times New Roman"/>
                 <w:b/>
                 <w:bCs/>
               </w:rPr>
@@ -3364,8 +4254,14 @@
           <w:p>
             <w:pPr>
               <w:pStyle w:val="Compact"/>
+              <w:rPr>
+                <w:rFonts w:ascii="Times New Roman" w:hAnsi="Times New Roman" w:cs="Times New Roman"/>
+              </w:rPr>
             </w:pPr>
             <w:r>
+              <w:rPr>
+                <w:rFonts w:ascii="Times New Roman" w:hAnsi="Times New Roman" w:cs="Times New Roman"/>
+              </w:rPr>
               <w:t>52.81</w:t>
             </w:r>
           </w:p>
@@ -3377,8 +4273,14 @@
           <w:p>
             <w:pPr>
               <w:pStyle w:val="Compact"/>
+              <w:rPr>
+                <w:rFonts w:ascii="Times New Roman" w:hAnsi="Times New Roman" w:cs="Times New Roman"/>
+              </w:rPr>
             </w:pPr>
             <w:r>
+              <w:rPr>
+                <w:rFonts w:ascii="Times New Roman" w:hAnsi="Times New Roman" w:cs="Times New Roman"/>
+              </w:rPr>
               <w:t>19.16%</w:t>
             </w:r>
           </w:p>
@@ -3390,8 +4292,14 @@
           <w:p>
             <w:pPr>
               <w:pStyle w:val="Compact"/>
+              <w:rPr>
+                <w:rFonts w:ascii="Times New Roman" w:hAnsi="Times New Roman" w:cs="Times New Roman"/>
+              </w:rPr>
             </w:pPr>
             <w:r>
+              <w:rPr>
+                <w:rFonts w:ascii="Times New Roman" w:hAnsi="Times New Roman" w:cs="Times New Roman"/>
+              </w:rPr>
               <w:t>0.835</w:t>
             </w:r>
           </w:p>
@@ -3405,8 +4313,14 @@
           <w:p>
             <w:pPr>
               <w:pStyle w:val="Compact"/>
+              <w:rPr>
+                <w:rFonts w:ascii="Times New Roman" w:hAnsi="Times New Roman" w:cs="Times New Roman"/>
+              </w:rPr>
             </w:pPr>
             <w:r>
+              <w:rPr>
+                <w:rFonts w:ascii="Times New Roman" w:hAnsi="Times New Roman" w:cs="Times New Roman"/>
+              </w:rPr>
               <w:t>Baseline — persistence (last-month price)</w:t>
             </w:r>
           </w:p>
@@ -3418,9 +4332,13 @@
           <w:p>
             <w:pPr>
               <w:pStyle w:val="Compact"/>
+              <w:rPr>
+                <w:rFonts w:ascii="Times New Roman" w:hAnsi="Times New Roman" w:cs="Times New Roman"/>
+              </w:rPr>
             </w:pPr>
             <w:r>
               <w:rPr>
+                <w:rFonts w:ascii="Times New Roman" w:hAnsi="Times New Roman" w:cs="Times New Roman"/>
                 <w:b/>
                 <w:bCs/>
               </w:rPr>
@@ -3435,8 +4353,14 @@
           <w:p>
             <w:pPr>
               <w:pStyle w:val="Compact"/>
+              <w:rPr>
+                <w:rFonts w:ascii="Times New Roman" w:hAnsi="Times New Roman" w:cs="Times New Roman"/>
+              </w:rPr>
             </w:pPr>
             <w:r>
+              <w:rPr>
+                <w:rFonts w:ascii="Times New Roman" w:hAnsi="Times New Roman" w:cs="Times New Roman"/>
+              </w:rPr>
               <w:t>—</w:t>
             </w:r>
           </w:p>
@@ -3448,8 +4372,14 @@
           <w:p>
             <w:pPr>
               <w:pStyle w:val="Compact"/>
+              <w:rPr>
+                <w:rFonts w:ascii="Times New Roman" w:hAnsi="Times New Roman" w:cs="Times New Roman"/>
+              </w:rPr>
             </w:pPr>
             <w:r>
+              <w:rPr>
+                <w:rFonts w:ascii="Times New Roman" w:hAnsi="Times New Roman" w:cs="Times New Roman"/>
+              </w:rPr>
               <w:t>—</w:t>
             </w:r>
           </w:p>
@@ -3461,8 +4391,14 @@
           <w:p>
             <w:pPr>
               <w:pStyle w:val="Compact"/>
+              <w:rPr>
+                <w:rFonts w:ascii="Times New Roman" w:hAnsi="Times New Roman" w:cs="Times New Roman"/>
+              </w:rPr>
             </w:pPr>
             <w:r>
+              <w:rPr>
+                <w:rFonts w:ascii="Times New Roman" w:hAnsi="Times New Roman" w:cs="Times New Roman"/>
+              </w:rPr>
               <w:t>—</w:t>
             </w:r>
           </w:p>
@@ -3476,8 +4412,14 @@
           <w:p>
             <w:pPr>
               <w:pStyle w:val="Compact"/>
+              <w:rPr>
+                <w:rFonts w:ascii="Times New Roman" w:hAnsi="Times New Roman" w:cs="Times New Roman"/>
+              </w:rPr>
             </w:pPr>
             <w:r>
+              <w:rPr>
+                <w:rFonts w:ascii="Times New Roman" w:hAnsi="Times New Roman" w:cs="Times New Roman"/>
+              </w:rPr>
               <w:t>Baseline — product-mean</w:t>
             </w:r>
           </w:p>
@@ -3489,8 +4431,14 @@
           <w:p>
             <w:pPr>
               <w:pStyle w:val="Compact"/>
+              <w:rPr>
+                <w:rFonts w:ascii="Times New Roman" w:hAnsi="Times New Roman" w:cs="Times New Roman"/>
+              </w:rPr>
             </w:pPr>
             <w:r>
+              <w:rPr>
+                <w:rFonts w:ascii="Times New Roman" w:hAnsi="Times New Roman" w:cs="Times New Roman"/>
+              </w:rPr>
               <w:t>42.40</w:t>
             </w:r>
           </w:p>
@@ -3502,8 +4450,14 @@
           <w:p>
             <w:pPr>
               <w:pStyle w:val="Compact"/>
+              <w:rPr>
+                <w:rFonts w:ascii="Times New Roman" w:hAnsi="Times New Roman" w:cs="Times New Roman"/>
+              </w:rPr>
             </w:pPr>
             <w:r>
+              <w:rPr>
+                <w:rFonts w:ascii="Times New Roman" w:hAnsi="Times New Roman" w:cs="Times New Roman"/>
+              </w:rPr>
               <w:t>—</w:t>
             </w:r>
           </w:p>
@@ -3515,8 +4469,14 @@
           <w:p>
             <w:pPr>
               <w:pStyle w:val="Compact"/>
+              <w:rPr>
+                <w:rFonts w:ascii="Times New Roman" w:hAnsi="Times New Roman" w:cs="Times New Roman"/>
+              </w:rPr>
             </w:pPr>
             <w:r>
+              <w:rPr>
+                <w:rFonts w:ascii="Times New Roman" w:hAnsi="Times New Roman" w:cs="Times New Roman"/>
+              </w:rPr>
               <w:t>—</w:t>
             </w:r>
           </w:p>
@@ -3528,8 +4488,14 @@
           <w:p>
             <w:pPr>
               <w:pStyle w:val="Compact"/>
+              <w:rPr>
+                <w:rFonts w:ascii="Times New Roman" w:hAnsi="Times New Roman" w:cs="Times New Roman"/>
+              </w:rPr>
             </w:pPr>
             <w:r>
+              <w:rPr>
+                <w:rFonts w:ascii="Times New Roman" w:hAnsi="Times New Roman" w:cs="Times New Roman"/>
+              </w:rPr>
               <w:t>—</w:t>
             </w:r>
           </w:p>
@@ -3539,49 +4505,212 @@
     <w:p>
       <w:pPr>
         <w:pStyle w:val="BlockText"/>
-      </w:pPr>
-      <w:r>
-        <w:rPr>
+        <w:rPr>
+          <w:rFonts w:ascii="Times New Roman" w:hAnsi="Times New Roman" w:cs="Times New Roman"/>
+        </w:rPr>
+      </w:pPr>
+      <w:r>
+        <w:rPr>
+          <w:rFonts w:ascii="Times New Roman" w:hAnsi="Times New Roman" w:cs="Times New Roman"/>
           <w:b/>
           <w:bCs/>
         </w:rPr>
         <w:t>» VERIFY:</w:t>
       </w:r>
       <w:r>
+        <w:rPr>
+          <w:rFonts w:ascii="Times New Roman" w:hAnsi="Times New Roman" w:cs="Times New Roman"/>
+        </w:rPr>
         <w:t xml:space="preserve"> re-run the final test-evaluation cell against </w:t>
       </w:r>
       <w:r>
         <w:rPr>
           <w:rStyle w:val="VerbatimChar"/>
+          <w:rFonts w:ascii="Times New Roman" w:hAnsi="Times New Roman" w:cs="Times New Roman"/>
         </w:rPr>
         <w:t>price_surrogate_v1.txt</w:t>
       </w:r>
       <w:r>
+        <w:rPr>
+          <w:rFonts w:ascii="Times New Roman" w:hAnsi="Times New Roman" w:cs="Times New Roman"/>
+        </w:rPr>
         <w:t xml:space="preserve"> before submission and confirm these four numbers still match. These are correct as of the last verified run in this project’s working sessions, but should not be copied into a final submission without one confirming re-run.</w:t>
       </w:r>
     </w:p>
     <w:p>
       <w:pPr>
         <w:pStyle w:val="FirstParagraph"/>
-      </w:pPr>
-      <w:r>
-        <w:rPr>
+        <w:rPr>
+          <w:rFonts w:ascii="Times New Roman" w:hAnsi="Times New Roman" w:cs="Times New Roman"/>
+        </w:rPr>
+      </w:pPr>
+      <w:r>
+        <w:rPr>
+          <w:rFonts w:ascii="Times New Roman" w:hAnsi="Times New Roman" w:cs="Times New Roman"/>
           <w:b/>
           <w:bCs/>
         </w:rPr>
+        <w:t>The surrogate does not beat the persistence baseline on test</w:t>
+      </w:r>
+      <w:r>
+        <w:rPr>
+          <w:rFonts w:ascii="Times New Roman" w:hAnsi="Times New Roman" w:cs="Times New Roman"/>
+        </w:rPr>
+        <w:t xml:space="preserve"> (24.88 vs 20.33 MAE) — stated here directly rather than minimized, and interpreted honestly in Section 6/7. It substantially beats the weaker product-mean baseline (42.40), confirming the model has learned real, non-trivial structure — just not enough to out-predict “last month’s price” at this data volume. A validation-set comparison during development did show the tuned model beating persistence (≈24.1–24.4 vs 25.2 MAE); this advantage did not replicate on the held-out test month, most plausibly attributable to the small validation/test sample sizes (85/82 rows) rather than a robust, generalizable model advantage.</w:t>
+      </w:r>
+    </w:p>
+    <w:p>
+      <w:pPr>
+        <w:pStyle w:val="BodyText"/>
+        <w:rPr>
+          <w:rFonts w:ascii="Times New Roman" w:hAnsi="Times New Roman" w:cs="Times New Roman"/>
+        </w:rPr>
+      </w:pPr>
+      <w:r>
+        <w:rPr>
+          <w:rFonts w:ascii="Times New Roman" w:hAnsi="Times New Roman" w:cs="Times New Roman"/>
+          <w:i/>
+          <w:iCs/>
+        </w:rPr>
+        <w:t xml:space="preserve">[INSERT IMAGE: </w:t>
+      </w:r>
+      <w:r>
+        <w:rPr>
+          <w:rStyle w:val="VerbatimChar"/>
+          <w:rFonts w:ascii="Times New Roman" w:hAnsi="Times New Roman" w:cs="Times New Roman"/>
+          <w:i/>
+          <w:iCs/>
+        </w:rPr>
+        <w:t>test_model_comparison_mae.png</w:t>
+      </w:r>
+      <w:r>
+        <w:rPr>
+          <w:rFonts w:ascii="Times New Roman" w:hAnsi="Times New Roman" w:cs="Times New Roman"/>
+          <w:i/>
+          <w:iCs/>
+        </w:rPr>
+        <w:t>]</w:t>
+      </w:r>
+      <w:r>
+        <w:rPr>
+          <w:rFonts w:ascii="Times New Roman" w:hAnsi="Times New Roman" w:cs="Times New Roman"/>
+        </w:rPr>
+        <w:t xml:space="preserve"> </w:t>
+      </w:r>
+      <w:r>
+        <w:rPr>
+          <w:rFonts w:ascii="Times New Roman" w:hAnsi="Times New Roman" w:cs="Times New Roman"/>
+          <w:i/>
+          <w:iCs/>
+        </w:rPr>
+        <w:t>Figure — Test-set MAE: model vs persistence vs product-mean baselines.</w:t>
+      </w:r>
+    </w:p>
+    <w:p>
+      <w:pPr>
+        <w:pStyle w:val="BodyText"/>
+        <w:rPr>
+          <w:rFonts w:ascii="Times New Roman" w:hAnsi="Times New Roman" w:cs="Times New Roman"/>
+        </w:rPr>
+      </w:pPr>
+      <w:r>
+        <w:rPr>
+          <w:rFonts w:ascii="Times New Roman" w:hAnsi="Times New Roman" w:cs="Times New Roman"/>
+          <w:i/>
+          <w:iCs/>
+        </w:rPr>
+        <w:t xml:space="preserve">[INSERT IMAGE: </w:t>
+      </w:r>
+      <w:r>
+        <w:rPr>
+          <w:rStyle w:val="VerbatimChar"/>
+          <w:rFonts w:ascii="Times New Roman" w:hAnsi="Times New Roman" w:cs="Times New Roman"/>
+          <w:i/>
+          <w:iCs/>
+        </w:rPr>
+        <w:t>test_actual_vs_predicted.png</w:t>
+      </w:r>
+      <w:r>
+        <w:rPr>
+          <w:rFonts w:ascii="Times New Roman" w:hAnsi="Times New Roman" w:cs="Times New Roman"/>
+          <w:i/>
+          <w:iCs/>
+        </w:rPr>
+        <w:t>]</w:t>
+      </w:r>
+      <w:r>
+        <w:rPr>
+          <w:rFonts w:ascii="Times New Roman" w:hAnsi="Times New Roman" w:cs="Times New Roman"/>
+        </w:rPr>
+        <w:t xml:space="preserve"> </w:t>
+      </w:r>
+      <w:r>
+        <w:rPr>
+          <w:rFonts w:ascii="Times New Roman" w:hAnsi="Times New Roman" w:cs="Times New Roman"/>
+          <w:i/>
+          <w:iCs/>
+        </w:rPr>
+        <w:t>Figure — Predicted vs actual price, test set, with reference diagonal.</w:t>
+      </w:r>
+    </w:p>
+    <w:p>
+      <w:pPr>
+        <w:pStyle w:val="BodyText"/>
+        <w:rPr>
+          <w:rFonts w:ascii="Times New Roman" w:hAnsi="Times New Roman" w:cs="Times New Roman"/>
+        </w:rPr>
+      </w:pPr>
+      <w:r>
+        <w:rPr>
+          <w:rFonts w:ascii="Times New Roman" w:hAnsi="Times New Roman" w:cs="Times New Roman"/>
+          <w:i/>
+          <w:iCs/>
+        </w:rPr>
         <w:lastRenderedPageBreak/>
-        <w:t>The surrogate does not beat the persistence baseline on test</w:t>
-      </w:r>
-      <w:r>
-        <w:t xml:space="preserve"> (24.88 vs 20.33 MAE) — stated here directly rather than minimized, and interpreted honestly in Section 6/7. It substantially beats the weaker product-mean baseline (42.40), confirming the model has learned real, non-trivial structure — just not enough to out-predict “last month’s price” at this data volume. A validation-set comparison during development did show the tuned model beating persistence (≈24.1–24.4 vs 25.2 MAE); this advantage did not replicate on the held-out test month, most plausibly attributable to the small validation/test sample sizes (85/82 rows) rather than a robust, generalizable model advantage.</w:t>
+        <w:t xml:space="preserve">[INSERT IMAGE: </w:t>
+      </w:r>
+      <w:r>
+        <w:rPr>
+          <w:rStyle w:val="VerbatimChar"/>
+          <w:rFonts w:ascii="Times New Roman" w:hAnsi="Times New Roman" w:cs="Times New Roman"/>
+          <w:i/>
+          <w:iCs/>
+        </w:rPr>
+        <w:t>test_residuals.png</w:t>
+      </w:r>
+      <w:r>
+        <w:rPr>
+          <w:rFonts w:ascii="Times New Roman" w:hAnsi="Times New Roman" w:cs="Times New Roman"/>
+          <w:i/>
+          <w:iCs/>
+        </w:rPr>
+        <w:t>]</w:t>
+      </w:r>
+      <w:r>
+        <w:rPr>
+          <w:rFonts w:ascii="Times New Roman" w:hAnsi="Times New Roman" w:cs="Times New Roman"/>
+        </w:rPr>
+        <w:t xml:space="preserve"> </w:t>
+      </w:r>
+      <w:r>
+        <w:rPr>
+          <w:rFonts w:ascii="Times New Roman" w:hAnsi="Times New Roman" w:cs="Times New Roman"/>
+          <w:i/>
+          <w:iCs/>
+        </w:rPr>
+        <w:t>Figure — Residuals vs predicted price. No systematic bias by price level was observed; a small number of isolated large errors occur for specific high-value, thinly-sampled products (see 5.3).</w:t>
       </w:r>
     </w:p>
     <w:p>
       <w:pPr>
         <w:pStyle w:val="BodyText"/>
-      </w:pPr>
-      <w:r>
-        <w:rPr>
+        <w:rPr>
+          <w:rFonts w:ascii="Times New Roman" w:hAnsi="Times New Roman" w:cs="Times New Roman"/>
+        </w:rPr>
+      </w:pPr>
+      <w:r>
+        <w:rPr>
+          <w:rFonts w:ascii="Times New Roman" w:hAnsi="Times New Roman" w:cs="Times New Roman"/>
           <w:i/>
           <w:iCs/>
         </w:rPr>
@@ -3590,134 +4719,29 @@
       <w:r>
         <w:rPr>
           <w:rStyle w:val="VerbatimChar"/>
-          <w:i/>
-          <w:iCs/>
-        </w:rPr>
-        <w:t>test_model_comparison_mae.png</w:t>
-      </w:r>
-      <w:r>
-        <w:rPr>
+          <w:rFonts w:ascii="Times New Roman" w:hAnsi="Times New Roman" w:cs="Times New Roman"/>
+          <w:i/>
+          <w:iCs/>
+        </w:rPr>
+        <w:t>test_error_by_category.png</w:t>
+      </w:r>
+      <w:r>
+        <w:rPr>
+          <w:rFonts w:ascii="Times New Roman" w:hAnsi="Times New Roman" w:cs="Times New Roman"/>
           <w:i/>
           <w:iCs/>
         </w:rPr>
         <w:t>]</w:t>
       </w:r>
       <w:r>
+        <w:rPr>
+          <w:rFonts w:ascii="Times New Roman" w:hAnsi="Times New Roman" w:cs="Times New Roman"/>
+        </w:rPr>
         <w:t xml:space="preserve"> </w:t>
       </w:r>
       <w:r>
         <w:rPr>
-          <w:i/>
-          <w:iCs/>
-        </w:rPr>
-        <w:t>Figure — Test-set MAE: model vs persistence vs product-mean baselines.</w:t>
-      </w:r>
-    </w:p>
-    <w:p>
-      <w:pPr>
-        <w:pStyle w:val="BodyText"/>
-      </w:pPr>
-      <w:r>
-        <w:rPr>
-          <w:i/>
-          <w:iCs/>
-        </w:rPr>
-        <w:t xml:space="preserve">[INSERT IMAGE: </w:t>
-      </w:r>
-      <w:r>
-        <w:rPr>
-          <w:rStyle w:val="VerbatimChar"/>
-          <w:i/>
-          <w:iCs/>
-        </w:rPr>
-        <w:t>test_actual_vs_predicted.png</w:t>
-      </w:r>
-      <w:r>
-        <w:rPr>
-          <w:i/>
-          <w:iCs/>
-        </w:rPr>
-        <w:t>]</w:t>
-      </w:r>
-      <w:r>
-        <w:t xml:space="preserve"> </w:t>
-      </w:r>
-      <w:r>
-        <w:rPr>
-          <w:i/>
-          <w:iCs/>
-        </w:rPr>
-        <w:t>Figure — Predicted vs actual price, test set, with reference diagonal.</w:t>
-      </w:r>
-    </w:p>
-    <w:p>
-      <w:pPr>
-        <w:pStyle w:val="BodyText"/>
-      </w:pPr>
-      <w:r>
-        <w:rPr>
-          <w:i/>
-          <w:iCs/>
-        </w:rPr>
-        <w:t xml:space="preserve">[INSERT IMAGE: </w:t>
-      </w:r>
-      <w:r>
-        <w:rPr>
-          <w:rStyle w:val="VerbatimChar"/>
-          <w:i/>
-          <w:iCs/>
-        </w:rPr>
-        <w:t>test_residuals.png</w:t>
-      </w:r>
-      <w:r>
-        <w:rPr>
-          <w:i/>
-          <w:iCs/>
-        </w:rPr>
-        <w:t>]</w:t>
-      </w:r>
-      <w:r>
-        <w:t xml:space="preserve"> </w:t>
-      </w:r>
-      <w:r>
-        <w:rPr>
-          <w:i/>
-          <w:iCs/>
-        </w:rPr>
-        <w:t>Figure — Residuals vs predicted price. No systematic bias by price level was observed; a small number of isolated large errors occur for specific high-value, thinly-sampled products (see 5.3).</w:t>
-      </w:r>
-    </w:p>
-    <w:p>
-      <w:pPr>
-        <w:pStyle w:val="BodyText"/>
-      </w:pPr>
-      <w:r>
-        <w:rPr>
-          <w:i/>
-          <w:iCs/>
-        </w:rPr>
-        <w:t xml:space="preserve">[INSERT IMAGE: </w:t>
-      </w:r>
-      <w:r>
-        <w:rPr>
-          <w:rStyle w:val="VerbatimChar"/>
-          <w:i/>
-          <w:iCs/>
-        </w:rPr>
-        <w:t>test_error_by_category.png</w:t>
-      </w:r>
-      <w:r>
-        <w:rPr>
-          <w:i/>
-          <w:iCs/>
-        </w:rPr>
-        <w:t>]</w:t>
-      </w:r>
-      <w:r>
-        <w:t xml:space="preserve"> </w:t>
-      </w:r>
-      <w:r>
-        <w:rPr>
+          <w:rFonts w:ascii="Times New Roman" w:hAnsi="Times New Roman" w:cs="Times New Roman"/>
           <w:i/>
           <w:iCs/>
         </w:rPr>
@@ -3727,52 +4751,77 @@
     <w:p>
       <w:pPr>
         <w:pStyle w:val="Heading3"/>
-      </w:pPr>
-      <w:bookmarkStart w:id="30" w:name="explainability-shap"/>
-      <w:bookmarkStart w:id="31" w:name="_Toc236060014"/>
+        <w:rPr>
+          <w:rFonts w:ascii="Times New Roman" w:hAnsi="Times New Roman" w:cs="Times New Roman"/>
+        </w:rPr>
+      </w:pPr>
+      <w:bookmarkStart w:id="28" w:name="_Toc236060014"/>
+      <w:bookmarkStart w:id="29" w:name="explainability-shap"/>
+      <w:bookmarkEnd w:id="27"/>
+      <w:r>
+        <w:rPr>
+          <w:rFonts w:ascii="Times New Roman" w:hAnsi="Times New Roman" w:cs="Times New Roman"/>
+        </w:rPr>
+        <w:t>5.2 Explainability (SHAP)</w:t>
+      </w:r>
       <w:bookmarkEnd w:id="28"/>
-      <w:r>
-        <w:t>5.2 Explainability (SHAP)</w:t>
-      </w:r>
-      <w:bookmarkEnd w:id="31"/>
     </w:p>
     <w:p>
       <w:pPr>
         <w:pStyle w:val="FirstParagraph"/>
-      </w:pPr>
-      <w:r>
+        <w:rPr>
+          <w:rFonts w:ascii="Times New Roman" w:hAnsi="Times New Roman" w:cs="Times New Roman"/>
+        </w:rPr>
+      </w:pPr>
+      <w:r>
+        <w:rPr>
+          <w:rFonts w:ascii="Times New Roman" w:hAnsi="Times New Roman" w:cs="Times New Roman"/>
+        </w:rPr>
         <w:t xml:space="preserve">All SHAP analysis uses </w:t>
       </w:r>
       <w:r>
         <w:rPr>
           <w:rStyle w:val="VerbatimChar"/>
+          <w:rFonts w:ascii="Times New Roman" w:hAnsi="Times New Roman" w:cs="Times New Roman"/>
         </w:rPr>
         <w:t>TreeExplainer</w:t>
       </w:r>
       <w:r>
+        <w:rPr>
+          <w:rFonts w:ascii="Times New Roman" w:hAnsi="Times New Roman" w:cs="Times New Roman"/>
+        </w:rPr>
         <w:t xml:space="preserve"> on </w:t>
       </w:r>
       <w:r>
         <w:rPr>
           <w:rStyle w:val="VerbatimChar"/>
+          <w:rFonts w:ascii="Times New Roman" w:hAnsi="Times New Roman" w:cs="Times New Roman"/>
         </w:rPr>
         <w:t>price_surrogate_v1.txt</w:t>
       </w:r>
       <w:r>
+        <w:rPr>
+          <w:rFonts w:ascii="Times New Roman" w:hAnsi="Times New Roman" w:cs="Times New Roman"/>
+        </w:rPr>
         <w:t xml:space="preserve">, explained on the </w:t>
       </w:r>
       <w:r>
         <w:rPr>
+          <w:rFonts w:ascii="Times New Roman" w:hAnsi="Times New Roman" w:cs="Times New Roman"/>
           <w:b/>
           <w:bCs/>
         </w:rPr>
         <w:t>test month only</w:t>
       </w:r>
       <w:r>
+        <w:rPr>
+          <w:rFonts w:ascii="Times New Roman" w:hAnsi="Times New Roman" w:cs="Times New Roman"/>
+        </w:rPr>
         <w:t xml:space="preserve"> (never the training data). </w:t>
       </w:r>
       <w:r>
         <w:rPr>
+          <w:rFonts w:ascii="Times New Roman" w:hAnsi="Times New Roman" w:cs="Times New Roman"/>
           <w:i/>
           <w:iCs/>
         </w:rPr>
@@ -3781,6 +4830,7 @@
       <w:r>
         <w:rPr>
           <w:rStyle w:val="VerbatimChar"/>
+          <w:rFonts w:ascii="Times New Roman" w:hAnsi="Times New Roman" w:cs="Times New Roman"/>
           <w:i/>
           <w:iCs/>
         </w:rPr>
@@ -3788,6 +4838,7 @@
       </w:r>
       <w:r>
         <w:rPr>
+          <w:rFonts w:ascii="Times New Roman" w:hAnsi="Times New Roman" w:cs="Times New Roman"/>
           <w:i/>
           <w:iCs/>
         </w:rPr>
@@ -3797,9 +4848,13 @@
     <w:p>
       <w:pPr>
         <w:pStyle w:val="BodyText"/>
-      </w:pPr>
-      <w:r>
-        <w:rPr>
+        <w:rPr>
+          <w:rFonts w:ascii="Times New Roman" w:hAnsi="Times New Roman" w:cs="Times New Roman"/>
+        </w:rPr>
+      </w:pPr>
+      <w:r>
+        <w:rPr>
+          <w:rFonts w:ascii="Times New Roman" w:hAnsi="Times New Roman" w:cs="Times New Roman"/>
           <w:i/>
           <w:iCs/>
         </w:rPr>
@@ -3808,6 +4863,7 @@
       <w:r>
         <w:rPr>
           <w:rStyle w:val="VerbatimChar"/>
+          <w:rFonts w:ascii="Times New Roman" w:hAnsi="Times New Roman" w:cs="Times New Roman"/>
           <w:i/>
           <w:iCs/>
         </w:rPr>
@@ -3815,6 +4871,7 @@
       </w:r>
       <w:r>
         <w:rPr>
+          <w:rFonts w:ascii="Times New Roman" w:hAnsi="Times New Roman" w:cs="Times New Roman"/>
           <w:i/>
           <w:iCs/>
         </w:rPr>
@@ -3823,6 +4880,7 @@
       <w:r>
         <w:rPr>
           <w:rStyle w:val="VerbatimChar"/>
+          <w:rFonts w:ascii="Times New Roman" w:hAnsi="Times New Roman" w:cs="Times New Roman"/>
           <w:i/>
           <w:iCs/>
         </w:rPr>
@@ -3830,26 +4888,35 @@
       </w:r>
       <w:r>
         <w:rPr>
+          <w:rFonts w:ascii="Times New Roman" w:hAnsi="Times New Roman" w:cs="Times New Roman"/>
           <w:i/>
           <w:iCs/>
         </w:rPr>
         <w:t>]</w:t>
       </w:r>
       <w:r>
+        <w:rPr>
+          <w:rFonts w:ascii="Times New Roman" w:hAnsi="Times New Roman" w:cs="Times New Roman"/>
+        </w:rPr>
         <w:t xml:space="preserve"> </w:t>
       </w:r>
       <w:r>
         <w:rPr>
+          <w:rFonts w:ascii="Times New Roman" w:hAnsi="Times New Roman" w:cs="Times New Roman"/>
           <w:b/>
           <w:bCs/>
         </w:rPr>
         <w:t>Figure 1. Global SHAP importance (mean |SHAP|).</w:t>
       </w:r>
       <w:r>
+        <w:rPr>
+          <w:rFonts w:ascii="Times New Roman" w:hAnsi="Times New Roman" w:cs="Times New Roman"/>
+        </w:rPr>
         <w:t xml:space="preserve"> » </w:t>
       </w:r>
       <w:r>
         <w:rPr>
+          <w:rFonts w:ascii="Times New Roman" w:hAnsi="Times New Roman" w:cs="Times New Roman"/>
           <w:i/>
           <w:iCs/>
         </w:rPr>
@@ -3858,6 +4925,7 @@
       <w:r>
         <w:rPr>
           <w:rStyle w:val="VerbatimChar"/>
+          <w:rFonts w:ascii="Times New Roman" w:hAnsi="Times New Roman" w:cs="Times New Roman"/>
           <w:i/>
           <w:iCs/>
         </w:rPr>
@@ -3865,6 +4933,7 @@
       </w:r>
       <w:r>
         <w:rPr>
+          <w:rFonts w:ascii="Times New Roman" w:hAnsi="Times New Roman" w:cs="Times New Roman"/>
           <w:i/>
           <w:iCs/>
         </w:rPr>
@@ -3873,6 +4942,7 @@
       <w:r>
         <w:rPr>
           <w:rStyle w:val="VerbatimChar"/>
+          <w:rFonts w:ascii="Times New Roman" w:hAnsi="Times New Roman" w:cs="Times New Roman"/>
           <w:i/>
           <w:iCs/>
         </w:rPr>
@@ -3880,6 +4950,7 @@
       </w:r>
       <w:r>
         <w:rPr>
+          <w:rFonts w:ascii="Times New Roman" w:hAnsi="Times New Roman" w:cs="Times New Roman"/>
           <w:i/>
           <w:iCs/>
         </w:rPr>
@@ -3888,6 +4959,7 @@
       <w:r>
         <w:rPr>
           <w:rStyle w:val="VerbatimChar"/>
+          <w:rFonts w:ascii="Times New Roman" w:hAnsi="Times New Roman" w:cs="Times New Roman"/>
           <w:i/>
           <w:iCs/>
         </w:rPr>
@@ -3895,6 +4967,7 @@
       </w:r>
       <w:r>
         <w:rPr>
+          <w:rFonts w:ascii="Times New Roman" w:hAnsi="Times New Roman" w:cs="Times New Roman"/>
           <w:i/>
           <w:iCs/>
         </w:rPr>
@@ -3903,6 +4976,7 @@
       <w:r>
         <w:rPr>
           <w:rStyle w:val="VerbatimChar"/>
+          <w:rFonts w:ascii="Times New Roman" w:hAnsi="Times New Roman" w:cs="Times New Roman"/>
           <w:i/>
           <w:iCs/>
         </w:rPr>
@@ -3910,6 +4984,7 @@
       </w:r>
       <w:r>
         <w:rPr>
+          <w:rFonts w:ascii="Times New Roman" w:hAnsi="Times New Roman" w:cs="Times New Roman"/>
           <w:i/>
           <w:iCs/>
         </w:rPr>
@@ -3918,6 +4993,7 @@
       <w:r>
         <w:rPr>
           <w:rStyle w:val="VerbatimChar"/>
+          <w:rFonts w:ascii="Times New Roman" w:hAnsi="Times New Roman" w:cs="Times New Roman"/>
           <w:i/>
           <w:iCs/>
         </w:rPr>
@@ -3925,6 +5001,7 @@
       </w:r>
       <w:r>
         <w:rPr>
+          <w:rFonts w:ascii="Times New Roman" w:hAnsi="Times New Roman" w:cs="Times New Roman"/>
           <w:i/>
           <w:iCs/>
         </w:rPr>
@@ -3933,6 +5010,7 @@
       <w:r>
         <w:rPr>
           <w:rStyle w:val="VerbatimChar"/>
+          <w:rFonts w:ascii="Times New Roman" w:hAnsi="Times New Roman" w:cs="Times New Roman"/>
           <w:i/>
           <w:iCs/>
         </w:rPr>
@@ -3940,6 +5018,7 @@
       </w:r>
       <w:r>
         <w:rPr>
+          <w:rFonts w:ascii="Times New Roman" w:hAnsi="Times New Roman" w:cs="Times New Roman"/>
           <w:i/>
           <w:iCs/>
         </w:rPr>
@@ -3948,6 +5027,7 @@
       <w:r>
         <w:rPr>
           <w:rStyle w:val="VerbatimChar"/>
+          <w:rFonts w:ascii="Times New Roman" w:hAnsi="Times New Roman" w:cs="Times New Roman"/>
           <w:i/>
           <w:iCs/>
         </w:rPr>
@@ -3955,6 +5035,7 @@
       </w:r>
       <w:r>
         <w:rPr>
+          <w:rFonts w:ascii="Times New Roman" w:hAnsi="Times New Roman" w:cs="Times New Roman"/>
           <w:i/>
           <w:iCs/>
         </w:rPr>
@@ -3963,6 +5044,7 @@
       <w:r>
         <w:rPr>
           <w:rStyle w:val="VerbatimChar"/>
+          <w:rFonts w:ascii="Times New Roman" w:hAnsi="Times New Roman" w:cs="Times New Roman"/>
           <w:i/>
           <w:iCs/>
         </w:rPr>
@@ -3970,6 +5052,7 @@
       </w:r>
       <w:r>
         <w:rPr>
+          <w:rFonts w:ascii="Times New Roman" w:hAnsi="Times New Roman" w:cs="Times New Roman"/>
           <w:i/>
           <w:iCs/>
         </w:rPr>
@@ -3979,9 +5062,13 @@
     <w:p>
       <w:pPr>
         <w:pStyle w:val="BodyText"/>
-      </w:pPr>
-      <w:r>
-        <w:rPr>
+        <w:rPr>
+          <w:rFonts w:ascii="Times New Roman" w:hAnsi="Times New Roman" w:cs="Times New Roman"/>
+        </w:rPr>
+      </w:pPr>
+      <w:r>
+        <w:rPr>
+          <w:rFonts w:ascii="Times New Roman" w:hAnsi="Times New Roman" w:cs="Times New Roman"/>
           <w:i/>
           <w:iCs/>
         </w:rPr>
@@ -3990,6 +5077,7 @@
       <w:r>
         <w:rPr>
           <w:rStyle w:val="VerbatimChar"/>
+          <w:rFonts w:ascii="Times New Roman" w:hAnsi="Times New Roman" w:cs="Times New Roman"/>
           <w:i/>
           <w:iCs/>
         </w:rPr>
@@ -3997,26 +5085,35 @@
       </w:r>
       <w:r>
         <w:rPr>
+          <w:rFonts w:ascii="Times New Roman" w:hAnsi="Times New Roman" w:cs="Times New Roman"/>
           <w:i/>
           <w:iCs/>
         </w:rPr>
         <w:t>]</w:t>
       </w:r>
       <w:r>
+        <w:rPr>
+          <w:rFonts w:ascii="Times New Roman" w:hAnsi="Times New Roman" w:cs="Times New Roman"/>
+        </w:rPr>
         <w:t xml:space="preserve"> </w:t>
       </w:r>
       <w:r>
         <w:rPr>
+          <w:rFonts w:ascii="Times New Roman" w:hAnsi="Times New Roman" w:cs="Times New Roman"/>
           <w:b/>
           <w:bCs/>
         </w:rPr>
         <w:t>Figure 2. SHAP beeswarm — direction and spread.</w:t>
       </w:r>
       <w:r>
+        <w:rPr>
+          <w:rFonts w:ascii="Times New Roman" w:hAnsi="Times New Roman" w:cs="Times New Roman"/>
+        </w:rPr>
         <w:t xml:space="preserve"> » </w:t>
       </w:r>
       <w:r>
         <w:rPr>
+          <w:rFonts w:ascii="Times New Roman" w:hAnsi="Times New Roman" w:cs="Times New Roman"/>
           <w:i/>
           <w:iCs/>
         </w:rPr>
@@ -4025,6 +5122,7 @@
       <w:r>
         <w:rPr>
           <w:rStyle w:val="VerbatimChar"/>
+          <w:rFonts w:ascii="Times New Roman" w:hAnsi="Times New Roman" w:cs="Times New Roman"/>
           <w:i/>
           <w:iCs/>
         </w:rPr>
@@ -4032,6 +5130,7 @@
       </w:r>
       <w:r>
         <w:rPr>
+          <w:rFonts w:ascii="Times New Roman" w:hAnsi="Times New Roman" w:cs="Times New Roman"/>
           <w:i/>
           <w:iCs/>
         </w:rPr>
@@ -4041,9 +5140,13 @@
     <w:p>
       <w:pPr>
         <w:pStyle w:val="BodyText"/>
-      </w:pPr>
-      <w:r>
-        <w:rPr>
+        <w:rPr>
+          <w:rFonts w:ascii="Times New Roman" w:hAnsi="Times New Roman" w:cs="Times New Roman"/>
+        </w:rPr>
+      </w:pPr>
+      <w:r>
+        <w:rPr>
+          <w:rFonts w:ascii="Times New Roman" w:hAnsi="Times New Roman" w:cs="Times New Roman"/>
           <w:i/>
           <w:iCs/>
         </w:rPr>
@@ -4052,6 +5155,7 @@
       <w:r>
         <w:rPr>
           <w:rStyle w:val="VerbatimChar"/>
+          <w:rFonts w:ascii="Times New Roman" w:hAnsi="Times New Roman" w:cs="Times New Roman"/>
           <w:i/>
           <w:iCs/>
         </w:rPr>
@@ -4059,26 +5163,35 @@
       </w:r>
       <w:r>
         <w:rPr>
+          <w:rFonts w:ascii="Times New Roman" w:hAnsi="Times New Roman" w:cs="Times New Roman"/>
           <w:i/>
           <w:iCs/>
         </w:rPr>
         <w:t>]</w:t>
       </w:r>
       <w:r>
+        <w:rPr>
+          <w:rFonts w:ascii="Times New Roman" w:hAnsi="Times New Roman" w:cs="Times New Roman"/>
+        </w:rPr>
         <w:t xml:space="preserve"> </w:t>
       </w:r>
       <w:r>
         <w:rPr>
+          <w:rFonts w:ascii="Times New Roman" w:hAnsi="Times New Roman" w:cs="Times New Roman"/>
           <w:b/>
           <w:bCs/>
         </w:rPr>
         <w:t>Figure 3. SHAP dependence — import_share.</w:t>
       </w:r>
       <w:r>
+        <w:rPr>
+          <w:rFonts w:ascii="Times New Roman" w:hAnsi="Times New Roman" w:cs="Times New Roman"/>
+        </w:rPr>
         <w:t xml:space="preserve"> » </w:t>
       </w:r>
       <w:r>
         <w:rPr>
+          <w:rFonts w:ascii="Times New Roman" w:hAnsi="Times New Roman" w:cs="Times New Roman"/>
           <w:i/>
           <w:iCs/>
         </w:rPr>
@@ -4088,18 +5201,22 @@
     <w:p>
       <w:pPr>
         <w:pStyle w:val="BodyText"/>
-      </w:pPr>
-      <w:r>
-        <w:rPr>
-          <w:i/>
-          <w:iCs/>
-        </w:rPr>
-        <w:lastRenderedPageBreak/>
+        <w:rPr>
+          <w:rFonts w:ascii="Times New Roman" w:hAnsi="Times New Roman" w:cs="Times New Roman"/>
+        </w:rPr>
+      </w:pPr>
+      <w:r>
+        <w:rPr>
+          <w:rFonts w:ascii="Times New Roman" w:hAnsi="Times New Roman" w:cs="Times New Roman"/>
+          <w:i/>
+          <w:iCs/>
+        </w:rPr>
         <w:t xml:space="preserve">[INSERT IMAGE: </w:t>
       </w:r>
       <w:r>
         <w:rPr>
           <w:rStyle w:val="VerbatimChar"/>
+          <w:rFonts w:ascii="Times New Roman" w:hAnsi="Times New Roman" w:cs="Times New Roman"/>
           <w:i/>
           <w:iCs/>
         </w:rPr>
@@ -4107,26 +5224,35 @@
       </w:r>
       <w:r>
         <w:rPr>
+          <w:rFonts w:ascii="Times New Roman" w:hAnsi="Times New Roman" w:cs="Times New Roman"/>
           <w:i/>
           <w:iCs/>
         </w:rPr>
         <w:t>]</w:t>
       </w:r>
       <w:r>
+        <w:rPr>
+          <w:rFonts w:ascii="Times New Roman" w:hAnsi="Times New Roman" w:cs="Times New Roman"/>
+        </w:rPr>
         <w:t xml:space="preserve"> </w:t>
       </w:r>
       <w:r>
         <w:rPr>
+          <w:rFonts w:ascii="Times New Roman" w:hAnsi="Times New Roman" w:cs="Times New Roman"/>
           <w:b/>
           <w:bCs/>
         </w:rPr>
         <w:t>Figure 4. Local SHAP waterfall — one example prediction.</w:t>
       </w:r>
       <w:r>
+        <w:rPr>
+          <w:rFonts w:ascii="Times New Roman" w:hAnsi="Times New Roman" w:cs="Times New Roman"/>
+        </w:rPr>
         <w:t xml:space="preserve"> » </w:t>
       </w:r>
       <w:r>
         <w:rPr>
+          <w:rFonts w:ascii="Times New Roman" w:hAnsi="Times New Roman" w:cs="Times New Roman"/>
           <w:i/>
           <w:iCs/>
         </w:rPr>
@@ -4136,9 +5262,13 @@
     <w:p>
       <w:pPr>
         <w:pStyle w:val="BodyText"/>
-      </w:pPr>
-      <w:r>
-        <w:rPr>
+        <w:rPr>
+          <w:rFonts w:ascii="Times New Roman" w:hAnsi="Times New Roman" w:cs="Times New Roman"/>
+        </w:rPr>
+      </w:pPr>
+      <w:r>
+        <w:rPr>
+          <w:rFonts w:ascii="Times New Roman" w:hAnsi="Times New Roman" w:cs="Times New Roman"/>
           <w:i/>
           <w:iCs/>
         </w:rPr>
@@ -4147,6 +5277,7 @@
       <w:r>
         <w:rPr>
           <w:rStyle w:val="VerbatimChar"/>
+          <w:rFonts w:ascii="Times New Roman" w:hAnsi="Times New Roman" w:cs="Times New Roman"/>
           <w:i/>
           <w:iCs/>
         </w:rPr>
@@ -4154,26 +5285,35 @@
       </w:r>
       <w:r>
         <w:rPr>
+          <w:rFonts w:ascii="Times New Roman" w:hAnsi="Times New Roman" w:cs="Times New Roman"/>
           <w:i/>
           <w:iCs/>
         </w:rPr>
         <w:t>]</w:t>
       </w:r>
       <w:r>
+        <w:rPr>
+          <w:rFonts w:ascii="Times New Roman" w:hAnsi="Times New Roman" w:cs="Times New Roman"/>
+        </w:rPr>
         <w:t xml:space="preserve"> </w:t>
       </w:r>
       <w:r>
         <w:rPr>
+          <w:rFonts w:ascii="Times New Roman" w:hAnsi="Times New Roman" w:cs="Times New Roman"/>
           <w:b/>
           <w:bCs/>
         </w:rPr>
         <w:t>Figure 5 (role-specific addition). SHAP waterfall — Jack_Fruit, baseline vs after an India −30% shock.</w:t>
       </w:r>
       <w:r>
+        <w:rPr>
+          <w:rFonts w:ascii="Times New Roman" w:hAnsi="Times New Roman" w:cs="Times New Roman"/>
+        </w:rPr>
         <w:t xml:space="preserve"> » </w:t>
       </w:r>
       <w:r>
         <w:rPr>
+          <w:rFonts w:ascii="Times New Roman" w:hAnsi="Times New Roman" w:cs="Times New Roman"/>
           <w:i/>
           <w:iCs/>
         </w:rPr>
@@ -4182,6 +5322,7 @@
       <w:r>
         <w:rPr>
           <w:rStyle w:val="VerbatimChar"/>
+          <w:rFonts w:ascii="Times New Roman" w:hAnsi="Times New Roman" w:cs="Times New Roman"/>
           <w:i/>
           <w:iCs/>
         </w:rPr>
@@ -4189,6 +5330,7 @@
       </w:r>
       <w:r>
         <w:rPr>
+          <w:rFonts w:ascii="Times New Roman" w:hAnsi="Times New Roman" w:cs="Times New Roman"/>
           <w:i/>
           <w:iCs/>
         </w:rPr>
@@ -4197,6 +5339,7 @@
       <w:r>
         <w:rPr>
           <w:rStyle w:val="VerbatimChar"/>
+          <w:rFonts w:ascii="Times New Roman" w:hAnsi="Times New Roman" w:cs="Times New Roman"/>
           <w:i/>
           <w:iCs/>
         </w:rPr>
@@ -4204,6 +5347,7 @@
       </w:r>
       <w:r>
         <w:rPr>
+          <w:rFonts w:ascii="Times New Roman" w:hAnsi="Times New Roman" w:cs="Times New Roman"/>
           <w:i/>
           <w:iCs/>
         </w:rPr>
@@ -4212,6 +5356,7 @@
       <w:r>
         <w:rPr>
           <w:rStyle w:val="VerbatimChar"/>
+          <w:rFonts w:ascii="Times New Roman" w:hAnsi="Times New Roman" w:cs="Times New Roman"/>
           <w:i/>
           <w:iCs/>
         </w:rPr>
@@ -4219,6 +5364,7 @@
       </w:r>
       <w:r>
         <w:rPr>
+          <w:rFonts w:ascii="Times New Roman" w:hAnsi="Times New Roman" w:cs="Times New Roman"/>
           <w:i/>
           <w:iCs/>
         </w:rPr>
@@ -4228,77 +5374,122 @@
     <w:p>
       <w:pPr>
         <w:pStyle w:val="Heading3"/>
-      </w:pPr>
-      <w:bookmarkStart w:id="32" w:name="error-analysis"/>
-      <w:bookmarkStart w:id="33" w:name="_Toc236060015"/>
+        <w:rPr>
+          <w:rFonts w:ascii="Times New Roman" w:hAnsi="Times New Roman" w:cs="Times New Roman"/>
+        </w:rPr>
+      </w:pPr>
+      <w:bookmarkStart w:id="30" w:name="_Toc236060015"/>
+      <w:bookmarkStart w:id="31" w:name="error-analysis"/>
+      <w:bookmarkEnd w:id="29"/>
+      <w:r>
+        <w:rPr>
+          <w:rFonts w:ascii="Times New Roman" w:hAnsi="Times New Roman" w:cs="Times New Roman"/>
+        </w:rPr>
+        <w:t>5.3 Error analysis</w:t>
+      </w:r>
       <w:bookmarkEnd w:id="30"/>
-      <w:r>
-        <w:t>5.3 Error analysis</w:t>
-      </w:r>
-      <w:bookmarkEnd w:id="33"/>
     </w:p>
     <w:p>
       <w:pPr>
         <w:pStyle w:val="FirstParagraph"/>
-      </w:pPr>
-      <w:r>
+        <w:rPr>
+          <w:rFonts w:ascii="Times New Roman" w:hAnsi="Times New Roman" w:cs="Times New Roman"/>
+        </w:rPr>
+      </w:pPr>
+      <w:r>
+        <w:rPr>
+          <w:rFonts w:ascii="Times New Roman" w:hAnsi="Times New Roman" w:cs="Times New Roman"/>
+        </w:rPr>
         <w:t xml:space="preserve">Breaking test error down by category and inspecting individual large-error cases surfaced one noteworthy pattern, investigated directly rather than left as an unexplained anomaly: the model’s </w:t>
       </w:r>
       <w:r>
         <w:rPr>
+          <w:rFonts w:ascii="Times New Roman" w:hAnsi="Times New Roman" w:cs="Times New Roman"/>
           <w:b/>
           <w:bCs/>
         </w:rPr>
         <w:t>unshocked baseline prediction</w:t>
       </w:r>
       <w:r>
-        <w:t xml:space="preserve"> for a handful of products diverges substantially from their actual recorded price — e.g. Sweet_Potato (actual ₹30.00, model’s own baseline prediction ₹94.70) and Avocado (actual ₹757.61, model’s own baseline prediction ₹392.04). This pattern — overprediction for cheap staple products, underprediction for expensive/luxury products — is consistent with a </w:t>
-      </w:r>
-      <w:r>
-        <w:rPr>
+        <w:rPr>
+          <w:rFonts w:ascii="Times New Roman" w:hAnsi="Times New Roman" w:cs="Times New Roman"/>
+        </w:rPr>
+        <w:t xml:space="preserve"> for a handful of products diverges substantially from their actual recorded price — e.g. Sweet_Potato (actual ₹30.00, model’s own baseline prediction ₹94.70) and </w:t>
+      </w:r>
+      <w:r>
+        <w:rPr>
+          <w:rFonts w:ascii="Times New Roman" w:hAnsi="Times New Roman" w:cs="Times New Roman"/>
+        </w:rPr>
+        <w:lastRenderedPageBreak/>
+        <w:t xml:space="preserve">Avocado (actual ₹757.61, model’s own baseline prediction ₹392.04). This pattern — overprediction for cheap staple products, underprediction for expensive/luxury products — is consistent with a </w:t>
+      </w:r>
+      <w:r>
+        <w:rPr>
+          <w:rFonts w:ascii="Times New Roman" w:hAnsi="Times New Roman" w:cs="Times New Roman"/>
           <w:b/>
           <w:bCs/>
         </w:rPr>
         <w:t>regression-to-the-mean effect</w:t>
       </w:r>
       <w:r>
+        <w:rPr>
+          <w:rFonts w:ascii="Times New Roman" w:hAnsi="Times New Roman" w:cs="Times New Roman"/>
+        </w:rPr>
         <w:t xml:space="preserve"> common in tree-based models trained on limited per-product history (most products in this dataset have only 7–10 observed months). Residual analysis (Fig. above) found no broad systematic trend across the full price range, indicating this is a set of isolated, product-specific calibration gaps rather than a global model bias.</w:t>
       </w:r>
     </w:p>
     <w:p>
       <w:pPr>
         <w:pStyle w:val="BodyText"/>
-      </w:pPr>
-      <w:r>
+        <w:rPr>
+          <w:rFonts w:ascii="Times New Roman" w:hAnsi="Times New Roman" w:cs="Times New Roman"/>
+        </w:rPr>
+      </w:pPr>
+      <w:r>
+        <w:rPr>
+          <w:rFonts w:ascii="Times New Roman" w:hAnsi="Times New Roman" w:cs="Times New Roman"/>
+        </w:rPr>
         <w:t xml:space="preserve">This finding directly motivated a correction to the scenario engine’s delta calculation (Section 4.1, 6): comparing a shocked prediction against the </w:t>
       </w:r>
       <w:r>
         <w:rPr>
+          <w:rFonts w:ascii="Times New Roman" w:hAnsi="Times New Roman" w:cs="Times New Roman"/>
           <w:i/>
           <w:iCs/>
         </w:rPr>
         <w:t>model’s own</w:t>
       </w:r>
       <w:r>
+        <w:rPr>
+          <w:rFonts w:ascii="Times New Roman" w:hAnsi="Times New Roman" w:cs="Times New Roman"/>
+        </w:rPr>
         <w:t xml:space="preserve"> unshocked baseline prediction, rather than against the </w:t>
       </w:r>
       <w:r>
         <w:rPr>
+          <w:rFonts w:ascii="Times New Roman" w:hAnsi="Times New Roman" w:cs="Times New Roman"/>
           <w:i/>
           <w:iCs/>
         </w:rPr>
         <w:t>actual historical</w:t>
       </w:r>
       <w:r>
+        <w:rPr>
+          <w:rFonts w:ascii="Times New Roman" w:hAnsi="Times New Roman" w:cs="Times New Roman"/>
+        </w:rPr>
         <w:t xml:space="preserve"> price, is necessary to isolate the shock’s effect from this kind of pre-existing per-product calibration error.</w:t>
       </w:r>
     </w:p>
     <w:p>
       <w:pPr>
         <w:pStyle w:val="BodyText"/>
-      </w:pPr>
-      <w:r>
-        <w:rPr>
+        <w:rPr>
+          <w:rFonts w:ascii="Times New Roman" w:hAnsi="Times New Roman" w:cs="Times New Roman"/>
+        </w:rPr>
+      </w:pPr>
+      <w:r>
+        <w:rPr>
+          <w:rFonts w:ascii="Times New Roman" w:hAnsi="Times New Roman" w:cs="Times New Roman"/>
           <w:i/>
           <w:iCs/>
         </w:rPr>
@@ -4307,6 +5498,7 @@
       <w:r>
         <w:rPr>
           <w:rStyle w:val="VerbatimChar"/>
+          <w:rFonts w:ascii="Times New Roman" w:hAnsi="Times New Roman" w:cs="Times New Roman"/>
           <w:i/>
           <w:iCs/>
         </w:rPr>
@@ -4314,6 +5506,7 @@
       </w:r>
       <w:r>
         <w:rPr>
+          <w:rFonts w:ascii="Times New Roman" w:hAnsi="Times New Roman" w:cs="Times New Roman"/>
           <w:i/>
           <w:iCs/>
         </w:rPr>
@@ -4322,6 +5515,7 @@
       <w:r>
         <w:rPr>
           <w:rStyle w:val="VerbatimChar"/>
+          <w:rFonts w:ascii="Times New Roman" w:hAnsi="Times New Roman" w:cs="Times New Roman"/>
           <w:i/>
           <w:iCs/>
         </w:rPr>
@@ -4329,6 +5523,7 @@
       </w:r>
       <w:r>
         <w:rPr>
+          <w:rFonts w:ascii="Times New Roman" w:hAnsi="Times New Roman" w:cs="Times New Roman"/>
           <w:i/>
           <w:iCs/>
         </w:rPr>
@@ -4337,6 +5532,7 @@
       <w:r>
         <w:rPr>
           <w:rStyle w:val="VerbatimChar"/>
+          <w:rFonts w:ascii="Times New Roman" w:hAnsi="Times New Roman" w:cs="Times New Roman"/>
           <w:i/>
           <w:iCs/>
         </w:rPr>
@@ -4344,6 +5540,7 @@
       </w:r>
       <w:r>
         <w:rPr>
+          <w:rFonts w:ascii="Times New Roman" w:hAnsi="Times New Roman" w:cs="Times New Roman"/>
           <w:i/>
           <w:iCs/>
         </w:rPr>
@@ -4353,42 +5550,60 @@
     <w:p>
       <w:pPr>
         <w:pStyle w:val="Heading2"/>
-      </w:pPr>
-      <w:bookmarkStart w:id="34" w:name="discussion"/>
-      <w:bookmarkStart w:id="35" w:name="_Toc236060016"/>
-      <w:bookmarkEnd w:id="26"/>
+        <w:rPr>
+          <w:rFonts w:ascii="Times New Roman" w:hAnsi="Times New Roman" w:cs="Times New Roman"/>
+        </w:rPr>
+      </w:pPr>
+      <w:bookmarkStart w:id="32" w:name="_Toc236060016"/>
+      <w:bookmarkStart w:id="33" w:name="discussion"/>
+      <w:bookmarkEnd w:id="25"/>
+      <w:bookmarkEnd w:id="31"/>
+      <w:r>
+        <w:rPr>
+          <w:rFonts w:ascii="Times New Roman" w:hAnsi="Times New Roman" w:cs="Times New Roman"/>
+        </w:rPr>
+        <w:t>6. Discussion</w:t>
+      </w:r>
       <w:bookmarkEnd w:id="32"/>
-      <w:r>
-        <w:t>6. Discussion</w:t>
-      </w:r>
-      <w:bookmarkEnd w:id="35"/>
     </w:p>
     <w:p>
       <w:pPr>
         <w:pStyle w:val="FirstParagraph"/>
-      </w:pPr>
-      <w:r>
-        <w:rPr>
+        <w:rPr>
+          <w:rFonts w:ascii="Times New Roman" w:hAnsi="Times New Roman" w:cs="Times New Roman"/>
+        </w:rPr>
+      </w:pPr>
+      <w:r>
+        <w:rPr>
+          <w:rFonts w:ascii="Times New Roman" w:hAnsi="Times New Roman" w:cs="Times New Roman"/>
           <w:b/>
           <w:bCs/>
         </w:rPr>
         <w:t>For the procurement team:</w:t>
       </w:r>
       <w:r>
+        <w:rPr>
+          <w:rFonts w:ascii="Times New Roman" w:hAnsi="Times New Roman" w:cs="Times New Roman"/>
+        </w:rPr>
         <w:t xml:space="preserve"> the price surrogate should be read as a </w:t>
       </w:r>
       <w:r>
         <w:rPr>
+          <w:rFonts w:ascii="Times New Roman" w:hAnsi="Times New Roman" w:cs="Times New Roman"/>
           <w:i/>
           <w:iCs/>
         </w:rPr>
         <w:t>directionally informative, relative</w:t>
       </w:r>
       <w:r>
+        <w:rPr>
+          <w:rFonts w:ascii="Times New Roman" w:hAnsi="Times New Roman" w:cs="Times New Roman"/>
+        </w:rPr>
         <w:t xml:space="preserve"> tool rather than a precise price forecaster — Section 5.1’s honest comparison against persistence makes clear it should not replace “watch last month’s price” as the primary planning signal on its own. Its distinct value is the ability to answer counterfactual questions persistence structurally cannot: </w:t>
       </w:r>
       <w:r>
         <w:rPr>
+          <w:rFonts w:ascii="Times New Roman" w:hAnsi="Times New Roman" w:cs="Times New Roman"/>
           <w:i/>
           <w:iCs/>
         </w:rPr>
@@ -4398,8 +5613,14 @@
     <w:p>
       <w:pPr>
         <w:pStyle w:val="BodyText"/>
-      </w:pPr>
-      <w:r>
+        <w:rPr>
+          <w:rFonts w:ascii="Times New Roman" w:hAnsi="Times New Roman" w:cs="Times New Roman"/>
+        </w:rPr>
+      </w:pPr>
+      <w:r>
+        <w:rPr>
+          <w:rFonts w:ascii="Times New Roman" w:hAnsi="Times New Roman" w:cs="Times New Roman"/>
+        </w:rPr>
         <w:t>Applying the engine to the three required scenarios plus one combined scenario produced a coherent, if characteristically muted, set of findings:</w:t>
       </w:r>
     </w:p>
@@ -4410,11 +5631,11 @@
         <w:tblLook w:val="0020" w:firstRow="1" w:lastRow="0" w:firstColumn="0" w:lastColumn="0" w:noHBand="0" w:noVBand="0"/>
       </w:tblPr>
       <w:tblGrid>
-        <w:gridCol w:w="3240"/>
-        <w:gridCol w:w="1725"/>
-        <w:gridCol w:w="1342"/>
-        <w:gridCol w:w="1477"/>
-        <w:gridCol w:w="1792"/>
+        <w:gridCol w:w="3321"/>
+        <w:gridCol w:w="1690"/>
+        <w:gridCol w:w="1341"/>
+        <w:gridCol w:w="1483"/>
+        <w:gridCol w:w="1741"/>
       </w:tblGrid>
       <w:tr>
         <w:trPr>
@@ -4428,8 +5649,14 @@
           <w:p>
             <w:pPr>
               <w:pStyle w:val="Compact"/>
+              <w:rPr>
+                <w:rFonts w:ascii="Times New Roman" w:hAnsi="Times New Roman" w:cs="Times New Roman"/>
+              </w:rPr>
             </w:pPr>
             <w:r>
+              <w:rPr>
+                <w:rFonts w:ascii="Times New Roman" w:hAnsi="Times New Roman" w:cs="Times New Roman"/>
+              </w:rPr>
               <w:t>Scenario</w:t>
             </w:r>
           </w:p>
@@ -4441,8 +5668,14 @@
           <w:p>
             <w:pPr>
               <w:pStyle w:val="Compact"/>
+              <w:rPr>
+                <w:rFonts w:ascii="Times New Roman" w:hAnsi="Times New Roman" w:cs="Times New Roman"/>
+              </w:rPr>
             </w:pPr>
             <w:r>
+              <w:rPr>
+                <w:rFonts w:ascii="Times New Roman" w:hAnsi="Times New Roman" w:cs="Times New Roman"/>
+              </w:rPr>
               <w:t>Products affected</w:t>
             </w:r>
           </w:p>
@@ -4454,8 +5687,14 @@
           <w:p>
             <w:pPr>
               <w:pStyle w:val="Compact"/>
+              <w:rPr>
+                <w:rFonts w:ascii="Times New Roman" w:hAnsi="Times New Roman" w:cs="Times New Roman"/>
+              </w:rPr>
             </w:pPr>
             <w:r>
+              <w:rPr>
+                <w:rFonts w:ascii="Times New Roman" w:hAnsi="Times New Roman" w:cs="Times New Roman"/>
+              </w:rPr>
               <w:t>Mean Δprice</w:t>
             </w:r>
           </w:p>
@@ -4467,8 +5706,14 @@
           <w:p>
             <w:pPr>
               <w:pStyle w:val="Compact"/>
+              <w:rPr>
+                <w:rFonts w:ascii="Times New Roman" w:hAnsi="Times New Roman" w:cs="Times New Roman"/>
+              </w:rPr>
             </w:pPr>
             <w:r>
+              <w:rPr>
+                <w:rFonts w:ascii="Times New Roman" w:hAnsi="Times New Roman" w:cs="Times New Roman"/>
+              </w:rPr>
               <w:t>Median Δprice</w:t>
             </w:r>
           </w:p>
@@ -4480,8 +5725,14 @@
           <w:p>
             <w:pPr>
               <w:pStyle w:val="Compact"/>
+              <w:rPr>
+                <w:rFonts w:ascii="Times New Roman" w:hAnsi="Times New Roman" w:cs="Times New Roman"/>
+              </w:rPr>
             </w:pPr>
             <w:r>
+              <w:rPr>
+                <w:rFonts w:ascii="Times New Roman" w:hAnsi="Times New Roman" w:cs="Times New Roman"/>
+              </w:rPr>
               <w:t>Products w/ risk ↑</w:t>
             </w:r>
           </w:p>
@@ -4495,8 +5746,14 @@
           <w:p>
             <w:pPr>
               <w:pStyle w:val="Compact"/>
+              <w:rPr>
+                <w:rFonts w:ascii="Times New Roman" w:hAnsi="Times New Roman" w:cs="Times New Roman"/>
+              </w:rPr>
             </w:pPr>
             <w:r>
+              <w:rPr>
+                <w:rFonts w:ascii="Times New Roman" w:hAnsi="Times New Roman" w:cs="Times New Roman"/>
+              </w:rPr>
               <w:t>India −30%</w:t>
             </w:r>
           </w:p>
@@ -4508,8 +5765,14 @@
           <w:p>
             <w:pPr>
               <w:pStyle w:val="Compact"/>
+              <w:rPr>
+                <w:rFonts w:ascii="Times New Roman" w:hAnsi="Times New Roman" w:cs="Times New Roman"/>
+              </w:rPr>
             </w:pPr>
             <w:r>
+              <w:rPr>
+                <w:rFonts w:ascii="Times New Roman" w:hAnsi="Times New Roman" w:cs="Times New Roman"/>
+              </w:rPr>
               <w:t>67 / 95</w:t>
             </w:r>
           </w:p>
@@ -4521,8 +5784,14 @@
           <w:p>
             <w:pPr>
               <w:pStyle w:val="Compact"/>
+              <w:rPr>
+                <w:rFonts w:ascii="Times New Roman" w:hAnsi="Times New Roman" w:cs="Times New Roman"/>
+              </w:rPr>
             </w:pPr>
             <w:r>
+              <w:rPr>
+                <w:rFonts w:ascii="Times New Roman" w:hAnsi="Times New Roman" w:cs="Times New Roman"/>
+              </w:rPr>
               <w:t>+0.23%</w:t>
             </w:r>
           </w:p>
@@ -4534,8 +5803,14 @@
           <w:p>
             <w:pPr>
               <w:pStyle w:val="Compact"/>
+              <w:rPr>
+                <w:rFonts w:ascii="Times New Roman" w:hAnsi="Times New Roman" w:cs="Times New Roman"/>
+              </w:rPr>
             </w:pPr>
             <w:r>
+              <w:rPr>
+                <w:rFonts w:ascii="Times New Roman" w:hAnsi="Times New Roman" w:cs="Times New Roman"/>
+              </w:rPr>
               <w:t>0.0%</w:t>
             </w:r>
           </w:p>
@@ -4547,8 +5822,14 @@
           <w:p>
             <w:pPr>
               <w:pStyle w:val="Compact"/>
+              <w:rPr>
+                <w:rFonts w:ascii="Times New Roman" w:hAnsi="Times New Roman" w:cs="Times New Roman"/>
+              </w:rPr>
             </w:pPr>
             <w:r>
+              <w:rPr>
+                <w:rFonts w:ascii="Times New Roman" w:hAnsi="Times New Roman" w:cs="Times New Roman"/>
+              </w:rPr>
               <w:t>7</w:t>
             </w:r>
           </w:p>
@@ -4562,9 +5843,14 @@
           <w:p>
             <w:pPr>
               <w:pStyle w:val="Compact"/>
+              <w:rPr>
+                <w:rFonts w:ascii="Times New Roman" w:hAnsi="Times New Roman" w:cs="Times New Roman"/>
+              </w:rPr>
             </w:pPr>
             <w:r>
-              <w:lastRenderedPageBreak/>
+              <w:rPr>
+                <w:rFonts w:ascii="Times New Roman" w:hAnsi="Times New Roman" w:cs="Times New Roman"/>
+              </w:rPr>
               <w:t>Local +20%</w:t>
             </w:r>
           </w:p>
@@ -4576,8 +5862,14 @@
           <w:p>
             <w:pPr>
               <w:pStyle w:val="Compact"/>
+              <w:rPr>
+                <w:rFonts w:ascii="Times New Roman" w:hAnsi="Times New Roman" w:cs="Times New Roman"/>
+              </w:rPr>
             </w:pPr>
             <w:r>
+              <w:rPr>
+                <w:rFonts w:ascii="Times New Roman" w:hAnsi="Times New Roman" w:cs="Times New Roman"/>
+              </w:rPr>
               <w:t>64 / 95</w:t>
             </w:r>
           </w:p>
@@ -4589,8 +5881,14 @@
           <w:p>
             <w:pPr>
               <w:pStyle w:val="Compact"/>
+              <w:rPr>
+                <w:rFonts w:ascii="Times New Roman" w:hAnsi="Times New Roman" w:cs="Times New Roman"/>
+              </w:rPr>
             </w:pPr>
             <w:r>
+              <w:rPr>
+                <w:rFonts w:ascii="Times New Roman" w:hAnsi="Times New Roman" w:cs="Times New Roman"/>
+              </w:rPr>
               <w:t>−2.31%</w:t>
             </w:r>
           </w:p>
@@ -4602,8 +5900,14 @@
           <w:p>
             <w:pPr>
               <w:pStyle w:val="Compact"/>
+              <w:rPr>
+                <w:rFonts w:ascii="Times New Roman" w:hAnsi="Times New Roman" w:cs="Times New Roman"/>
+              </w:rPr>
             </w:pPr>
             <w:r>
+              <w:rPr>
+                <w:rFonts w:ascii="Times New Roman" w:hAnsi="Times New Roman" w:cs="Times New Roman"/>
+              </w:rPr>
               <w:t>−0.22%</w:t>
             </w:r>
           </w:p>
@@ -4615,8 +5919,14 @@
           <w:p>
             <w:pPr>
               <w:pStyle w:val="Compact"/>
+              <w:rPr>
+                <w:rFonts w:ascii="Times New Roman" w:hAnsi="Times New Roman" w:cs="Times New Roman"/>
+              </w:rPr>
             </w:pPr>
             <w:r>
+              <w:rPr>
+                <w:rFonts w:ascii="Times New Roman" w:hAnsi="Times New Roman" w:cs="Times New Roman"/>
+              </w:rPr>
               <w:t>7</w:t>
             </w:r>
           </w:p>
@@ -4630,8 +5940,14 @@
           <w:p>
             <w:pPr>
               <w:pStyle w:val="Compact"/>
+              <w:rPr>
+                <w:rFonts w:ascii="Times New Roman" w:hAnsi="Times New Roman" w:cs="Times New Roman"/>
+              </w:rPr>
             </w:pPr>
             <w:r>
+              <w:rPr>
+                <w:rFonts w:ascii="Times New Roman" w:hAnsi="Times New Roman" w:cs="Times New Roman"/>
+              </w:rPr>
               <w:t>China → 0</w:t>
             </w:r>
           </w:p>
@@ -4643,8 +5959,14 @@
           <w:p>
             <w:pPr>
               <w:pStyle w:val="Compact"/>
+              <w:rPr>
+                <w:rFonts w:ascii="Times New Roman" w:hAnsi="Times New Roman" w:cs="Times New Roman"/>
+              </w:rPr>
             </w:pPr>
             <w:r>
+              <w:rPr>
+                <w:rFonts w:ascii="Times New Roman" w:hAnsi="Times New Roman" w:cs="Times New Roman"/>
+              </w:rPr>
               <w:t>16 / 95</w:t>
             </w:r>
           </w:p>
@@ -4656,8 +5978,14 @@
           <w:p>
             <w:pPr>
               <w:pStyle w:val="Compact"/>
+              <w:rPr>
+                <w:rFonts w:ascii="Times New Roman" w:hAnsi="Times New Roman" w:cs="Times New Roman"/>
+              </w:rPr>
             </w:pPr>
             <w:r>
+              <w:rPr>
+                <w:rFonts w:ascii="Times New Roman" w:hAnsi="Times New Roman" w:cs="Times New Roman"/>
+              </w:rPr>
               <w:t>−1.98%</w:t>
             </w:r>
           </w:p>
@@ -4669,8 +5997,14 @@
           <w:p>
             <w:pPr>
               <w:pStyle w:val="Compact"/>
+              <w:rPr>
+                <w:rFonts w:ascii="Times New Roman" w:hAnsi="Times New Roman" w:cs="Times New Roman"/>
+              </w:rPr>
             </w:pPr>
             <w:r>
+              <w:rPr>
+                <w:rFonts w:ascii="Times New Roman" w:hAnsi="Times New Roman" w:cs="Times New Roman"/>
+              </w:rPr>
               <w:t>0.0%</w:t>
             </w:r>
           </w:p>
@@ -4682,8 +6016,14 @@
           <w:p>
             <w:pPr>
               <w:pStyle w:val="Compact"/>
+              <w:rPr>
+                <w:rFonts w:ascii="Times New Roman" w:hAnsi="Times New Roman" w:cs="Times New Roman"/>
+              </w:rPr>
             </w:pPr>
             <w:r>
+              <w:rPr>
+                <w:rFonts w:ascii="Times New Roman" w:hAnsi="Times New Roman" w:cs="Times New Roman"/>
+              </w:rPr>
               <w:t>0</w:t>
             </w:r>
           </w:p>
@@ -4697,8 +6037,14 @@
           <w:p>
             <w:pPr>
               <w:pStyle w:val="Compact"/>
+              <w:rPr>
+                <w:rFonts w:ascii="Times New Roman" w:hAnsi="Times New Roman" w:cs="Times New Roman"/>
+              </w:rPr>
             </w:pPr>
             <w:r>
+              <w:rPr>
+                <w:rFonts w:ascii="Times New Roman" w:hAnsi="Times New Roman" w:cs="Times New Roman"/>
+              </w:rPr>
               <w:t>India −30% + Local +20% (combined)</w:t>
             </w:r>
           </w:p>
@@ -4710,8 +6056,14 @@
           <w:p>
             <w:pPr>
               <w:pStyle w:val="Compact"/>
+              <w:rPr>
+                <w:rFonts w:ascii="Times New Roman" w:hAnsi="Times New Roman" w:cs="Times New Roman"/>
+              </w:rPr>
             </w:pPr>
             <w:r>
+              <w:rPr>
+                <w:rFonts w:ascii="Times New Roman" w:hAnsi="Times New Roman" w:cs="Times New Roman"/>
+              </w:rPr>
               <w:t>84 / 95</w:t>
             </w:r>
           </w:p>
@@ -4723,8 +6075,14 @@
           <w:p>
             <w:pPr>
               <w:pStyle w:val="Compact"/>
+              <w:rPr>
+                <w:rFonts w:ascii="Times New Roman" w:hAnsi="Times New Roman" w:cs="Times New Roman"/>
+              </w:rPr>
             </w:pPr>
             <w:r>
+              <w:rPr>
+                <w:rFonts w:ascii="Times New Roman" w:hAnsi="Times New Roman" w:cs="Times New Roman"/>
+              </w:rPr>
               <w:t>−1.44%</w:t>
             </w:r>
           </w:p>
@@ -4736,8 +6094,14 @@
           <w:p>
             <w:pPr>
               <w:pStyle w:val="Compact"/>
+              <w:rPr>
+                <w:rFonts w:ascii="Times New Roman" w:hAnsi="Times New Roman" w:cs="Times New Roman"/>
+              </w:rPr>
             </w:pPr>
             <w:r>
+              <w:rPr>
+                <w:rFonts w:ascii="Times New Roman" w:hAnsi="Times New Roman" w:cs="Times New Roman"/>
+              </w:rPr>
               <w:t>0.0%</w:t>
             </w:r>
           </w:p>
@@ -4749,8 +6113,14 @@
           <w:p>
             <w:pPr>
               <w:pStyle w:val="Compact"/>
+              <w:rPr>
+                <w:rFonts w:ascii="Times New Roman" w:hAnsi="Times New Roman" w:cs="Times New Roman"/>
+              </w:rPr>
             </w:pPr>
             <w:r>
+              <w:rPr>
+                <w:rFonts w:ascii="Times New Roman" w:hAnsi="Times New Roman" w:cs="Times New Roman"/>
+              </w:rPr>
               <w:t>10</w:t>
             </w:r>
           </w:p>
@@ -4760,9 +6130,13 @@
     <w:p>
       <w:pPr>
         <w:pStyle w:val="BodyText"/>
-      </w:pPr>
-      <w:r>
-        <w:rPr>
+        <w:rPr>
+          <w:rFonts w:ascii="Times New Roman" w:hAnsi="Times New Roman" w:cs="Times New Roman"/>
+        </w:rPr>
+      </w:pPr>
+      <w:r>
+        <w:rPr>
+          <w:rFonts w:ascii="Times New Roman" w:hAnsi="Times New Roman" w:cs="Times New Roman"/>
           <w:i/>
           <w:iCs/>
         </w:rPr>
@@ -4772,9 +6146,13 @@
     <w:p>
       <w:pPr>
         <w:pStyle w:val="BodyText"/>
-      </w:pPr>
-      <w:r>
-        <w:rPr>
+        <w:rPr>
+          <w:rFonts w:ascii="Times New Roman" w:hAnsi="Times New Roman" w:cs="Times New Roman"/>
+        </w:rPr>
+      </w:pPr>
+      <w:r>
+        <w:rPr>
+          <w:rFonts w:ascii="Times New Roman" w:hAnsi="Times New Roman" w:cs="Times New Roman"/>
           <w:i/>
           <w:iCs/>
         </w:rPr>
@@ -4783,6 +6161,7 @@
       <w:r>
         <w:rPr>
           <w:rStyle w:val="VerbatimChar"/>
+          <w:rFonts w:ascii="Times New Roman" w:hAnsi="Times New Roman" w:cs="Times New Roman"/>
           <w:i/>
           <w:iCs/>
         </w:rPr>
@@ -4790,16 +6169,21 @@
       </w:r>
       <w:r>
         <w:rPr>
+          <w:rFonts w:ascii="Times New Roman" w:hAnsi="Times New Roman" w:cs="Times New Roman"/>
           <w:i/>
           <w:iCs/>
         </w:rPr>
         <w:t>]</w:t>
       </w:r>
       <w:r>
+        <w:rPr>
+          <w:rFonts w:ascii="Times New Roman" w:hAnsi="Times New Roman" w:cs="Times New Roman"/>
+        </w:rPr>
         <w:t xml:space="preserve"> </w:t>
       </w:r>
       <w:r>
         <w:rPr>
+          <w:rFonts w:ascii="Times New Roman" w:hAnsi="Times New Roman" w:cs="Times New Roman"/>
           <w:i/>
           <w:iCs/>
         </w:rPr>
@@ -4809,9 +6193,13 @@
     <w:p>
       <w:pPr>
         <w:pStyle w:val="BodyText"/>
-      </w:pPr>
-      <w:r>
-        <w:rPr>
+        <w:rPr>
+          <w:rFonts w:ascii="Times New Roman" w:hAnsi="Times New Roman" w:cs="Times New Roman"/>
+        </w:rPr>
+      </w:pPr>
+      <w:r>
+        <w:rPr>
+          <w:rFonts w:ascii="Times New Roman" w:hAnsi="Times New Roman" w:cs="Times New Roman"/>
           <w:i/>
           <w:iCs/>
         </w:rPr>
@@ -4820,6 +6208,7 @@
       <w:r>
         <w:rPr>
           <w:rStyle w:val="VerbatimChar"/>
+          <w:rFonts w:ascii="Times New Roman" w:hAnsi="Times New Roman" w:cs="Times New Roman"/>
           <w:i/>
           <w:iCs/>
         </w:rPr>
@@ -4827,16 +6216,21 @@
       </w:r>
       <w:r>
         <w:rPr>
+          <w:rFonts w:ascii="Times New Roman" w:hAnsi="Times New Roman" w:cs="Times New Roman"/>
           <w:i/>
           <w:iCs/>
         </w:rPr>
         <w:t>]</w:t>
       </w:r>
       <w:r>
+        <w:rPr>
+          <w:rFonts w:ascii="Times New Roman" w:hAnsi="Times New Roman" w:cs="Times New Roman"/>
+        </w:rPr>
         <w:t xml:space="preserve"> </w:t>
       </w:r>
       <w:r>
         <w:rPr>
+          <w:rFonts w:ascii="Times New Roman" w:hAnsi="Times New Roman" w:cs="Times New Roman"/>
           <w:i/>
           <w:iCs/>
         </w:rPr>
@@ -4846,9 +6240,13 @@
     <w:p>
       <w:pPr>
         <w:pStyle w:val="BodyText"/>
-      </w:pPr>
-      <w:r>
-        <w:rPr>
+        <w:rPr>
+          <w:rFonts w:ascii="Times New Roman" w:hAnsi="Times New Roman" w:cs="Times New Roman"/>
+        </w:rPr>
+      </w:pPr>
+      <w:r>
+        <w:rPr>
+          <w:rFonts w:ascii="Times New Roman" w:hAnsi="Times New Roman" w:cs="Times New Roman"/>
           <w:i/>
           <w:iCs/>
         </w:rPr>
@@ -4857,6 +6255,7 @@
       <w:r>
         <w:rPr>
           <w:rStyle w:val="VerbatimChar"/>
+          <w:rFonts w:ascii="Times New Roman" w:hAnsi="Times New Roman" w:cs="Times New Roman"/>
           <w:i/>
           <w:iCs/>
         </w:rPr>
@@ -4864,16 +6263,21 @@
       </w:r>
       <w:r>
         <w:rPr>
+          <w:rFonts w:ascii="Times New Roman" w:hAnsi="Times New Roman" w:cs="Times New Roman"/>
           <w:i/>
           <w:iCs/>
         </w:rPr>
         <w:t>]</w:t>
       </w:r>
       <w:r>
+        <w:rPr>
+          <w:rFonts w:ascii="Times New Roman" w:hAnsi="Times New Roman" w:cs="Times New Roman"/>
+        </w:rPr>
         <w:t xml:space="preserve"> </w:t>
       </w:r>
       <w:r>
         <w:rPr>
+          <w:rFonts w:ascii="Times New Roman" w:hAnsi="Times New Roman" w:cs="Times New Roman"/>
           <w:i/>
           <w:iCs/>
         </w:rPr>
@@ -4883,17 +6287,23 @@
     <w:p>
       <w:pPr>
         <w:pStyle w:val="BodyText"/>
-      </w:pPr>
-      <w:r>
-        <w:rPr>
-          <w:i/>
-          <w:iCs/>
-        </w:rPr>
+        <w:rPr>
+          <w:rFonts w:ascii="Times New Roman" w:hAnsi="Times New Roman" w:cs="Times New Roman"/>
+        </w:rPr>
+      </w:pPr>
+      <w:r>
+        <w:rPr>
+          <w:rFonts w:ascii="Times New Roman" w:hAnsi="Times New Roman" w:cs="Times New Roman"/>
+          <w:i/>
+          <w:iCs/>
+        </w:rPr>
+        <w:lastRenderedPageBreak/>
         <w:t xml:space="preserve">[INSERT IMAGE: </w:t>
       </w:r>
       <w:r>
         <w:rPr>
           <w:rStyle w:val="VerbatimChar"/>
+          <w:rFonts w:ascii="Times New Roman" w:hAnsi="Times New Roman" w:cs="Times New Roman"/>
           <w:i/>
           <w:iCs/>
         </w:rPr>
@@ -4901,16 +6311,21 @@
       </w:r>
       <w:r>
         <w:rPr>
+          <w:rFonts w:ascii="Times New Roman" w:hAnsi="Times New Roman" w:cs="Times New Roman"/>
           <w:i/>
           <w:iCs/>
         </w:rPr>
         <w:t>]</w:t>
       </w:r>
       <w:r>
+        <w:rPr>
+          <w:rFonts w:ascii="Times New Roman" w:hAnsi="Times New Roman" w:cs="Times New Roman"/>
+        </w:rPr>
         <w:t xml:space="preserve"> </w:t>
       </w:r>
       <w:r>
         <w:rPr>
+          <w:rFonts w:ascii="Times New Roman" w:hAnsi="Times New Roman" w:cs="Times New Roman"/>
           <w:i/>
           <w:iCs/>
         </w:rPr>
@@ -4920,132 +6335,183 @@
     <w:p>
       <w:pPr>
         <w:pStyle w:val="BodyText"/>
-      </w:pPr>
-      <w:r>
-        <w:rPr>
+        <w:rPr>
+          <w:rFonts w:ascii="Times New Roman" w:hAnsi="Times New Roman" w:cs="Times New Roman"/>
+        </w:rPr>
+      </w:pPr>
+      <w:r>
+        <w:rPr>
+          <w:rFonts w:ascii="Times New Roman" w:hAnsi="Times New Roman" w:cs="Times New Roman"/>
           <w:b/>
           <w:bCs/>
         </w:rPr>
         <w:t>Key finding — threshold-driven, not proportional, sensitivity.</w:t>
       </w:r>
       <w:r>
+        <w:rPr>
+          <w:rFonts w:ascii="Times New Roman" w:hAnsi="Times New Roman" w:cs="Times New Roman"/>
+        </w:rPr>
         <w:t xml:space="preserve"> The India-shock scatter (Fig. above) shows no clean linear relationship between a product’s import dependence and its predicted price response; many products show </w:t>
       </w:r>
       <w:r>
         <w:rPr>
+          <w:rFonts w:ascii="Times New Roman" w:hAnsi="Times New Roman" w:cs="Times New Roman"/>
           <w:i/>
           <w:iCs/>
         </w:rPr>
         <w:t>exactly</w:t>
       </w:r>
       <w:r>
+        <w:rPr>
+          <w:rFonts w:ascii="Times New Roman" w:hAnsi="Times New Roman" w:cs="Times New Roman"/>
+        </w:rPr>
         <w:t xml:space="preserve"> zero predicted change (median = 0.0% across all four scenarios), with a smaller subset showing meaningful single-digit-to-low-teens percentage moves. This is an expected, explainable property of a tree-based surrogate: a prediction only changes when the shocked input crosses a split boundary the trees actually learned, so response is inherently discontinuous rather than smooth. This should be communicated to procurement stakeholders directly: the engine identifies </w:t>
       </w:r>
       <w:r>
         <w:rPr>
+          <w:rFonts w:ascii="Times New Roman" w:hAnsi="Times New Roman" w:cs="Times New Roman"/>
           <w:i/>
           <w:iCs/>
         </w:rPr>
         <w:t>which</w:t>
       </w:r>
       <w:r>
+        <w:rPr>
+          <w:rFonts w:ascii="Times New Roman" w:hAnsi="Times New Roman" w:cs="Times New Roman"/>
+        </w:rPr>
         <w:t xml:space="preserve"> products are exposed to a given shock and in </w:t>
       </w:r>
       <w:r>
         <w:rPr>
+          <w:rFonts w:ascii="Times New Roman" w:hAnsi="Times New Roman" w:cs="Times New Roman"/>
           <w:i/>
           <w:iCs/>
         </w:rPr>
         <w:t>what direction</w:t>
       </w:r>
       <w:r>
+        <w:rPr>
+          <w:rFonts w:ascii="Times New Roman" w:hAnsi="Times New Roman" w:cs="Times New Roman"/>
+        </w:rPr>
         <w:t xml:space="preserve">, more reliably than it estimates </w:t>
       </w:r>
       <w:r>
         <w:rPr>
+          <w:rFonts w:ascii="Times New Roman" w:hAnsi="Times New Roman" w:cs="Times New Roman"/>
           <w:i/>
           <w:iCs/>
         </w:rPr>
         <w:t>precise magnitude</w:t>
       </w:r>
       <w:r>
+        <w:rPr>
+          <w:rFonts w:ascii="Times New Roman" w:hAnsi="Times New Roman" w:cs="Times New Roman"/>
+        </w:rPr>
         <w:t xml:space="preserve"> for products near a decision boundary.</w:t>
       </w:r>
     </w:p>
     <w:p>
       <w:pPr>
         <w:pStyle w:val="BodyText"/>
-      </w:pPr>
-      <w:r>
-        <w:rPr>
+        <w:rPr>
+          <w:rFonts w:ascii="Times New Roman" w:hAnsi="Times New Roman" w:cs="Times New Roman"/>
+        </w:rPr>
+      </w:pPr>
+      <w:r>
+        <w:rPr>
+          <w:rFonts w:ascii="Times New Roman" w:hAnsi="Times New Roman" w:cs="Times New Roman"/>
           <w:b/>
           <w:bCs/>
         </w:rPr>
         <w:t>Does increasing Local supply offset an India cut?</w:t>
       </w:r>
       <w:r>
+        <w:rPr>
+          <w:rFonts w:ascii="Times New Roman" w:hAnsi="Times New Roman" w:cs="Times New Roman"/>
+        </w:rPr>
         <w:t xml:space="preserve"> The combined scenario’s mean (−1.44%) sits between the India-alone (+0.23%) and Local-alone (−2.31%) results — evidence that a Local supply increase </w:t>
       </w:r>
       <w:r>
         <w:rPr>
+          <w:rFonts w:ascii="Times New Roman" w:hAnsi="Times New Roman" w:cs="Times New Roman"/>
           <w:b/>
           <w:bCs/>
         </w:rPr>
         <w:t>partially, not fully</w:t>
       </w:r>
       <w:r>
+        <w:rPr>
+          <w:rFonts w:ascii="Times New Roman" w:hAnsi="Times New Roman" w:cs="Times New Roman"/>
+        </w:rPr>
         <w:t xml:space="preserve">, offsets the price effect of an India cut, a genuinely useful and non-obvious finding for procurement planning. This should be read as the effect of </w:t>
       </w:r>
       <w:r>
         <w:rPr>
+          <w:rFonts w:ascii="Times New Roman" w:hAnsi="Times New Roman" w:cs="Times New Roman"/>
           <w:i/>
           <w:iCs/>
         </w:rPr>
         <w:t>deliberately specifying</w:t>
       </w:r>
       <w:r>
+        <w:rPr>
+          <w:rFonts w:ascii="Times New Roman" w:hAnsi="Times New Roman" w:cs="Times New Roman"/>
+        </w:rPr>
         <w:t xml:space="preserve"> a compensating Local increase alongside the India cut, not as the model predicting suppliers will spontaneously substitute — the data and model have no information about supplier behavior, only about the consequence of a supply mix the analyst chooses to specify (see Section 7).</w:t>
       </w:r>
     </w:p>
     <w:p>
       <w:pPr>
         <w:pStyle w:val="BodyText"/>
-      </w:pPr>
-      <w:r>
-        <w:rPr>
+        <w:rPr>
+          <w:rFonts w:ascii="Times New Roman" w:hAnsi="Times New Roman" w:cs="Times New Roman"/>
+        </w:rPr>
+      </w:pPr>
+      <w:r>
+        <w:rPr>
+          <w:rFonts w:ascii="Times New Roman" w:hAnsi="Times New Roman" w:cs="Times New Roman"/>
           <w:b/>
           <w:bCs/>
         </w:rPr>
         <w:t>Relation to other team members’ work:</w:t>
       </w:r>
       <w:r>
-        <w:t xml:space="preserve"> this scenario engine is designed to consume Member 6’s supply-chain risk model output as a drop-in replacement for the formula-based risk score used here, if a compatible same-period (rather than next-month-forecast) </w:t>
-      </w:r>
-      <w:r>
-        <w:lastRenderedPageBreak/>
-        <w:t xml:space="preserve">variant becomes available; the </w:t>
-      </w:r>
-      <w:r>
-        <w:rPr>
-          <w:rStyle w:val="VerbatimChar"/>
+        <w:rPr>
+          <w:rFonts w:ascii="Times New Roman" w:hAnsi="Times New Roman" w:cs="Times New Roman"/>
+        </w:rPr>
+        <w:t xml:space="preserve"> this scenario engine is designed to consume Member 6’s supply-chain risk model output as a drop-in replacement for the formula-based risk score used here, if a compatible same-period (rather than next-month-forecast) variant becomes available; the </w:t>
+      </w:r>
+      <w:r>
+        <w:rPr>
+          <w:rStyle w:val="VerbatimChar"/>
+          <w:rFonts w:ascii="Times New Roman" w:hAnsi="Times New Roman" w:cs="Times New Roman"/>
         </w:rPr>
         <w:t>price</w:t>
       </w:r>
       <w:r>
+        <w:rPr>
+          <w:rFonts w:ascii="Times New Roman" w:hAnsi="Times New Roman" w:cs="Times New Roman"/>
+        </w:rPr>
         <w:t xml:space="preserve"> component could similarly be swapped for Member 2’s forecasting model behind the same interface, per the shared brief’s “Option B” integration path, should the team pursue a fully unified system.</w:t>
       </w:r>
     </w:p>
     <w:p>
       <w:pPr>
         <w:pStyle w:val="Heading2"/>
-      </w:pPr>
-      <w:bookmarkStart w:id="36" w:name="limitations"/>
-      <w:bookmarkStart w:id="37" w:name="_Toc236060017"/>
+        <w:rPr>
+          <w:rFonts w:ascii="Times New Roman" w:hAnsi="Times New Roman" w:cs="Times New Roman"/>
+        </w:rPr>
+      </w:pPr>
+      <w:bookmarkStart w:id="34" w:name="_Toc236060017"/>
+      <w:bookmarkStart w:id="35" w:name="limitations"/>
+      <w:bookmarkEnd w:id="33"/>
+      <w:r>
+        <w:rPr>
+          <w:rFonts w:ascii="Times New Roman" w:hAnsi="Times New Roman" w:cs="Times New Roman"/>
+        </w:rPr>
+        <w:t>7. Limitations</w:t>
+      </w:r>
       <w:bookmarkEnd w:id="34"/>
-      <w:r>
-        <w:t>7. Limitations</w:t>
-      </w:r>
-      <w:bookmarkEnd w:id="37"/>
     </w:p>
     <w:p>
       <w:pPr>
@@ -5054,8 +6520,14 @@
           <w:ilvl w:val="0"/>
           <w:numId w:val="6"/>
         </w:numPr>
-      </w:pPr>
-      <w:r>
+        <w:rPr>
+          <w:rFonts w:ascii="Times New Roman" w:hAnsi="Times New Roman" w:cs="Times New Roman"/>
+        </w:rPr>
+      </w:pPr>
+      <w:r>
+        <w:rPr>
+          <w:rFonts w:ascii="Times New Roman" w:hAnsi="Times New Roman" w:cs="Times New Roman"/>
+        </w:rPr>
         <w:t>The time axis is only 10 months, so a full annual seasonal cycle cannot be established and temporal generalisation is limited. This is direct, empirically observed in this study: the price model’s validation-set advantage over the persistence baseline did not replicate on the test month.</w:t>
       </w:r>
     </w:p>
@@ -5066,15 +6538,22 @@
           <w:ilvl w:val="0"/>
           <w:numId w:val="6"/>
         </w:numPr>
-      </w:pPr>
-      <w:r>
-        <w:rPr>
+        <w:rPr>
+          <w:rFonts w:ascii="Times New Roman" w:hAnsi="Times New Roman" w:cs="Times New Roman"/>
+        </w:rPr>
+      </w:pPr>
+      <w:r>
+        <w:rPr>
+          <w:rFonts w:ascii="Times New Roman" w:hAnsi="Times New Roman" w:cs="Times New Roman"/>
           <w:b/>
           <w:bCs/>
         </w:rPr>
         <w:t>Data represents import/arrival volumes only; no retail sell-through or demand-side data is available.</w:t>
       </w:r>
       <w:r>
+        <w:rPr>
+          <w:rFonts w:ascii="Times New Roman" w:hAnsi="Times New Roman" w:cs="Times New Roman"/>
+        </w:rPr>
         <w:t xml:space="preserve"> Price response to supply shocks reflects historical wholesale correlation, not an isolated, causally-identified demand elasticity.</w:t>
       </w:r>
     </w:p>
@@ -5085,8 +6564,14 @@
           <w:ilvl w:val="0"/>
           <w:numId w:val="6"/>
         </w:numPr>
-      </w:pPr>
-      <w:r>
+        <w:rPr>
+          <w:rFonts w:ascii="Times New Roman" w:hAnsi="Times New Roman" w:cs="Times New Roman"/>
+        </w:rPr>
+      </w:pPr>
+      <w:r>
+        <w:rPr>
+          <w:rFonts w:ascii="Times New Roman" w:hAnsi="Times New Roman" w:cs="Times New Roman"/>
+        </w:rPr>
         <w:t>SHAP shows the model’s associations, not causation.</w:t>
       </w:r>
     </w:p>
@@ -5097,8 +6582,14 @@
           <w:ilvl w:val="0"/>
           <w:numId w:val="6"/>
         </w:numPr>
-      </w:pPr>
-      <w:r>
+        <w:rPr>
+          <w:rFonts w:ascii="Times New Roman" w:hAnsi="Times New Roman" w:cs="Times New Roman"/>
+        </w:rPr>
+      </w:pPr>
+      <w:r>
+        <w:rPr>
+          <w:rFonts w:ascii="Times New Roman" w:hAnsi="Times New Roman" w:cs="Times New Roman"/>
+        </w:rPr>
         <w:t>Extrapolating far outside the historical supply range (e.g. a shock larger than any variation actually observed for a given product) is unreliable — tree-based models do not extrapolate beyond their training range in a trend-following way. Every scenario result in this study is tagged with a coverage/confidence indicator for exactly this reason.</w:t>
       </w:r>
     </w:p>
@@ -5109,17 +6600,27 @@
           <w:ilvl w:val="0"/>
           <w:numId w:val="6"/>
         </w:numPr>
-      </w:pPr>
-      <w:r>
+        <w:rPr>
+          <w:rFonts w:ascii="Times New Roman" w:hAnsi="Times New Roman" w:cs="Times New Roman"/>
+        </w:rPr>
+      </w:pPr>
+      <w:r>
+        <w:rPr>
+          <w:rFonts w:ascii="Times New Roman" w:hAnsi="Times New Roman" w:cs="Times New Roman"/>
+        </w:rPr>
         <w:t xml:space="preserve">Coverage is uneven: only 49 of 95 products have complete 10-month histories; several products (e.g. Potato in this study’s working data) have as little as a single recorded month, and shock results for such products carry a </w:t>
       </w:r>
       <w:r>
         <w:rPr>
           <w:rStyle w:val="VerbatimChar"/>
+          <w:rFonts w:ascii="Times New Roman" w:hAnsi="Times New Roman" w:cs="Times New Roman"/>
         </w:rPr>
         <w:t>single-observation</w:t>
       </w:r>
       <w:r>
+        <w:rPr>
+          <w:rFonts w:ascii="Times New Roman" w:hAnsi="Times New Roman" w:cs="Times New Roman"/>
+        </w:rPr>
         <w:t xml:space="preserve"> confidence flag and should be treated as indicative at best.</w:t>
       </w:r>
     </w:p>
@@ -5130,8 +6631,15 @@
           <w:ilvl w:val="0"/>
           <w:numId w:val="6"/>
         </w:numPr>
-      </w:pPr>
-      <w:r>
+        <w:rPr>
+          <w:rFonts w:ascii="Times New Roman" w:hAnsi="Times New Roman" w:cs="Times New Roman"/>
+        </w:rPr>
+      </w:pPr>
+      <w:r>
+        <w:rPr>
+          <w:rFonts w:ascii="Times New Roman" w:hAnsi="Times New Roman" w:cs="Times New Roman"/>
+        </w:rPr>
+        <w:lastRenderedPageBreak/>
         <w:t>The model shows isolated calibration gaps at the price extremes (notably underprediction for high-value fruits, overprediction for low-value staples in a small number of cases) — see Section 5.3.</w:t>
       </w:r>
     </w:p>
@@ -5142,8 +6650,14 @@
           <w:ilvl w:val="0"/>
           <w:numId w:val="6"/>
         </w:numPr>
-      </w:pPr>
-      <w:r>
+        <w:rPr>
+          <w:rFonts w:ascii="Times New Roman" w:hAnsi="Times New Roman" w:cs="Times New Roman"/>
+        </w:rPr>
+      </w:pPr>
+      <w:r>
+        <w:rPr>
+          <w:rFonts w:ascii="Times New Roman" w:hAnsi="Times New Roman" w:cs="Times New Roman"/>
+        </w:rPr>
         <w:t>The scenario engine cannot model supplier substitution behavior — it reports the consequence of a specified supply mix, not what mix would actually emerge from a real shock.</w:t>
       </w:r>
     </w:p>
@@ -5154,65 +6668,103 @@
           <w:ilvl w:val="0"/>
           <w:numId w:val="6"/>
         </w:numPr>
-      </w:pPr>
-      <w:r>
+        <w:rPr>
+          <w:rFonts w:ascii="Times New Roman" w:hAnsi="Times New Roman" w:cs="Times New Roman"/>
+        </w:rPr>
+      </w:pPr>
+      <w:r>
+        <w:rPr>
+          <w:rFonts w:ascii="Times New Roman" w:hAnsi="Times New Roman" w:cs="Times New Roman"/>
+        </w:rPr>
         <w:t>Two real data-entry errors (Sugarcane and Barela price fields) were found and corrected during this study via outlier inspection; the possibility that further, undetected entry errors remain in the underlying dataset cannot be ruled out.</w:t>
       </w:r>
     </w:p>
     <w:p>
       <w:pPr>
         <w:pStyle w:val="Heading2"/>
-      </w:pPr>
-      <w:bookmarkStart w:id="38" w:name="conclusion-future-work"/>
-      <w:bookmarkStart w:id="39" w:name="_Toc236060018"/>
+        <w:rPr>
+          <w:rFonts w:ascii="Times New Roman" w:hAnsi="Times New Roman" w:cs="Times New Roman"/>
+        </w:rPr>
+      </w:pPr>
+      <w:bookmarkStart w:id="36" w:name="_Toc236060018"/>
+      <w:bookmarkStart w:id="37" w:name="conclusion-future-work"/>
+      <w:bookmarkEnd w:id="35"/>
+      <w:r>
+        <w:rPr>
+          <w:rFonts w:ascii="Times New Roman" w:hAnsi="Times New Roman" w:cs="Times New Roman"/>
+        </w:rPr>
+        <w:t>8. Conclusion &amp; Future Work</w:t>
+      </w:r>
       <w:bookmarkEnd w:id="36"/>
-      <w:r>
-        <w:t>8. Conclusion &amp; Future Work</w:t>
-      </w:r>
-      <w:bookmarkEnd w:id="39"/>
     </w:p>
     <w:p>
       <w:pPr>
         <w:pStyle w:val="FirstParagraph"/>
-      </w:pPr>
-      <w:r>
+        <w:rPr>
+          <w:rFonts w:ascii="Times New Roman" w:hAnsi="Times New Roman" w:cs="Times New Roman"/>
+        </w:rPr>
+      </w:pPr>
+      <w:r>
+        <w:rPr>
+          <w:rFonts w:ascii="Times New Roman" w:hAnsi="Times New Roman" w:cs="Times New Roman"/>
+        </w:rPr>
         <w:t>This sub-study delivered a working counterfactual scenario engine that combines a LightGBM price surrogate (test R² = 0.835, though not consistently outperforming a naive persistence baseline), a mechanically-computed volume response, and a transparent, formula-based risk score into a single interface capable of simulating arbitrary supply shocks on real historical data. Applied to India −30%, Local +20%, China→0, and a combined scenario, the engine surfaced a genuinely useful, non-obvious finding — that increasing Local supply partially, but not fully, offsets the price impact of an India supply cut — alongside an honest, SHAP-supported characterization of the model’s threshold-driven rather than smoothly proportional sensitivity to import dependence.</w:t>
       </w:r>
     </w:p>
     <w:p>
       <w:pPr>
         <w:pStyle w:val="BodyText"/>
-      </w:pPr>
-      <w:r>
-        <w:rPr>
+        <w:rPr>
+          <w:rFonts w:ascii="Times New Roman" w:hAnsi="Times New Roman" w:cs="Times New Roman"/>
+        </w:rPr>
+      </w:pPr>
+      <w:r>
+        <w:rPr>
+          <w:rFonts w:ascii="Times New Roman" w:hAnsi="Times New Roman" w:cs="Times New Roman"/>
           <w:b/>
           <w:bCs/>
         </w:rPr>
-        <w:lastRenderedPageBreak/>
         <w:t>Concrete next step:</w:t>
       </w:r>
       <w:r>
+        <w:rPr>
+          <w:rFonts w:ascii="Times New Roman" w:hAnsi="Times New Roman" w:cs="Times New Roman"/>
+        </w:rPr>
         <w:t xml:space="preserve"> integrate Member 6’s supply-chain risk model (once available) as an optional same-period-compatible replacement for the current formula-based risk score, enabling a direct comparison between the two approaches on identical scenario inputs.</w:t>
       </w:r>
     </w:p>
     <w:p>
-      <w:r>
+      <w:pPr>
+        <w:rPr>
+          <w:rFonts w:ascii="Times New Roman" w:hAnsi="Times New Roman" w:cs="Times New Roman"/>
+        </w:rPr>
+      </w:pPr>
+      <w:r>
+        <w:rPr>
+          <w:rFonts w:ascii="Times New Roman" w:hAnsi="Times New Roman" w:cs="Times New Roman"/>
+        </w:rPr>
         <w:pict w14:anchorId="7D27A8B0">
-          <v:rect id="_x0000_i1028" style="width:0;height:1.5pt" o:hralign="center" o:hrstd="t" o:hr="t"/>
+          <v:rect id="_x0000_i1025" style="width:0;height:1.5pt" o:hralign="center" o:hrstd="t" o:hr="t"/>
         </w:pict>
       </w:r>
     </w:p>
     <w:p>
       <w:pPr>
         <w:pStyle w:val="Heading2"/>
-      </w:pPr>
-      <w:bookmarkStart w:id="40" w:name="references"/>
-      <w:bookmarkStart w:id="41" w:name="_Toc236060019"/>
+        <w:rPr>
+          <w:rFonts w:ascii="Times New Roman" w:hAnsi="Times New Roman" w:cs="Times New Roman"/>
+        </w:rPr>
+      </w:pPr>
+      <w:bookmarkStart w:id="38" w:name="_Toc236060019"/>
+      <w:bookmarkStart w:id="39" w:name="references"/>
+      <w:bookmarkEnd w:id="37"/>
+      <w:r>
+        <w:rPr>
+          <w:rFonts w:ascii="Times New Roman" w:hAnsi="Times New Roman" w:cs="Times New Roman"/>
+        </w:rPr>
+        <w:t>References</w:t>
+      </w:r>
       <w:bookmarkEnd w:id="38"/>
-      <w:r>
-        <w:t>References</w:t>
-      </w:r>
-      <w:bookmarkEnd w:id="41"/>
     </w:p>
     <w:p>
       <w:pPr>
@@ -5221,18 +6773,28 @@
           <w:ilvl w:val="0"/>
           <w:numId w:val="7"/>
         </w:numPr>
-      </w:pPr>
-      <w:r>
+        <w:rPr>
+          <w:rFonts w:ascii="Times New Roman" w:hAnsi="Times New Roman" w:cs="Times New Roman"/>
+        </w:rPr>
+      </w:pPr>
+      <w:r>
+        <w:rPr>
+          <w:rFonts w:ascii="Times New Roman" w:hAnsi="Times New Roman" w:cs="Times New Roman"/>
+        </w:rPr>
         <w:t xml:space="preserve">Lundberg, S. M., &amp; Lee, S.-I. (2017). </w:t>
       </w:r>
       <w:r>
         <w:rPr>
+          <w:rFonts w:ascii="Times New Roman" w:hAnsi="Times New Roman" w:cs="Times New Roman"/>
           <w:i/>
           <w:iCs/>
         </w:rPr>
         <w:t>A Unified Approach to Interpreting Model Predictions.</w:t>
       </w:r>
       <w:r>
+        <w:rPr>
+          <w:rFonts w:ascii="Times New Roman" w:hAnsi="Times New Roman" w:cs="Times New Roman"/>
+        </w:rPr>
         <w:t xml:space="preserve"> NeurIPS.</w:t>
       </w:r>
     </w:p>
@@ -5243,18 +6805,28 @@
           <w:ilvl w:val="0"/>
           <w:numId w:val="7"/>
         </w:numPr>
-      </w:pPr>
-      <w:r>
+        <w:rPr>
+          <w:rFonts w:ascii="Times New Roman" w:hAnsi="Times New Roman" w:cs="Times New Roman"/>
+        </w:rPr>
+      </w:pPr>
+      <w:r>
+        <w:rPr>
+          <w:rFonts w:ascii="Times New Roman" w:hAnsi="Times New Roman" w:cs="Times New Roman"/>
+        </w:rPr>
         <w:t xml:space="preserve">Lundberg, S. M., Erion, G. G., &amp; Lee, S.-I. (2018). </w:t>
       </w:r>
       <w:r>
         <w:rPr>
+          <w:rFonts w:ascii="Times New Roman" w:hAnsi="Times New Roman" w:cs="Times New Roman"/>
           <w:i/>
           <w:iCs/>
         </w:rPr>
         <w:t>Consistent Individualized Feature Attribution for Tree Ensembles.</w:t>
       </w:r>
       <w:r>
+        <w:rPr>
+          <w:rFonts w:ascii="Times New Roman" w:hAnsi="Times New Roman" w:cs="Times New Roman"/>
+        </w:rPr>
         <w:t xml:space="preserve"> arXiv:1802.03888.</w:t>
       </w:r>
     </w:p>
@@ -5265,18 +6837,28 @@
           <w:ilvl w:val="0"/>
           <w:numId w:val="7"/>
         </w:numPr>
-      </w:pPr>
-      <w:r>
+        <w:rPr>
+          <w:rFonts w:ascii="Times New Roman" w:hAnsi="Times New Roman" w:cs="Times New Roman"/>
+        </w:rPr>
+      </w:pPr>
+      <w:r>
+        <w:rPr>
+          <w:rFonts w:ascii="Times New Roman" w:hAnsi="Times New Roman" w:cs="Times New Roman"/>
+        </w:rPr>
         <w:t xml:space="preserve">Ke, G., et al. (2017). </w:t>
       </w:r>
       <w:r>
         <w:rPr>
+          <w:rFonts w:ascii="Times New Roman" w:hAnsi="Times New Roman" w:cs="Times New Roman"/>
           <w:i/>
           <w:iCs/>
         </w:rPr>
         <w:t>LightGBM: A Highly Efficient Gradient Boosting Decision Tree.</w:t>
       </w:r>
       <w:r>
+        <w:rPr>
+          <w:rFonts w:ascii="Times New Roman" w:hAnsi="Times New Roman" w:cs="Times New Roman"/>
+        </w:rPr>
         <w:t xml:space="preserve"> NeurIPS.</w:t>
       </w:r>
     </w:p>
@@ -5287,9 +6869,13 @@
           <w:ilvl w:val="0"/>
           <w:numId w:val="7"/>
         </w:numPr>
-      </w:pPr>
-      <w:r>
-        <w:rPr>
+        <w:rPr>
+          <w:rFonts w:ascii="Times New Roman" w:hAnsi="Times New Roman" w:cs="Times New Roman"/>
+        </w:rPr>
+      </w:pPr>
+      <w:r>
+        <w:rPr>
+          <w:rFonts w:ascii="Times New Roman" w:hAnsi="Times New Roman" w:cs="Times New Roman"/>
           <w:i/>
           <w:iCs/>
         </w:rPr>
@@ -5303,9 +6889,13 @@
           <w:ilvl w:val="0"/>
           <w:numId w:val="7"/>
         </w:numPr>
-      </w:pPr>
-      <w:r>
-        <w:rPr>
+        <w:rPr>
+          <w:rFonts w:ascii="Times New Roman" w:hAnsi="Times New Roman" w:cs="Times New Roman"/>
+        </w:rPr>
+      </w:pPr>
+      <w:r>
+        <w:rPr>
+          <w:rFonts w:ascii="Times New Roman" w:hAnsi="Times New Roman" w:cs="Times New Roman"/>
           <w:i/>
           <w:iCs/>
         </w:rPr>
@@ -5313,82 +6903,123 @@
       </w:r>
     </w:p>
     <w:p>
-      <w:r>
+      <w:pPr>
+        <w:rPr>
+          <w:rFonts w:ascii="Times New Roman" w:hAnsi="Times New Roman" w:cs="Times New Roman"/>
+        </w:rPr>
+      </w:pPr>
+      <w:r>
+        <w:rPr>
+          <w:rFonts w:ascii="Times New Roman" w:hAnsi="Times New Roman" w:cs="Times New Roman"/>
+        </w:rPr>
         <w:pict w14:anchorId="757F6870">
-          <v:rect id="_x0000_i1029" style="width:0;height:1.5pt" o:hralign="center" o:hrstd="t" o:hr="t"/>
+          <v:rect id="_x0000_i1026" style="width:0;height:1.5pt" o:hralign="center" o:hrstd="t" o:hr="t"/>
         </w:pict>
       </w:r>
     </w:p>
     <w:p>
       <w:pPr>
         <w:pStyle w:val="Heading2"/>
-      </w:pPr>
-      <w:bookmarkStart w:id="42" w:name="appendix-reproducibility"/>
-      <w:bookmarkStart w:id="43" w:name="_Toc236060020"/>
+        <w:rPr>
+          <w:rFonts w:ascii="Times New Roman" w:hAnsi="Times New Roman" w:cs="Times New Roman"/>
+        </w:rPr>
+      </w:pPr>
+      <w:bookmarkStart w:id="40" w:name="_Toc236060020"/>
+      <w:bookmarkStart w:id="41" w:name="appendix-reproducibility"/>
+      <w:bookmarkEnd w:id="39"/>
+      <w:r>
+        <w:rPr>
+          <w:rFonts w:ascii="Times New Roman" w:hAnsi="Times New Roman" w:cs="Times New Roman"/>
+        </w:rPr>
+        <w:t>Appendix — Reproducibility</w:t>
+      </w:r>
       <w:bookmarkEnd w:id="40"/>
-      <w:r>
-        <w:t>Appendix — Reproducibility</w:t>
-      </w:r>
-      <w:bookmarkEnd w:id="43"/>
     </w:p>
     <w:p>
       <w:pPr>
         <w:pStyle w:val="FirstParagraph"/>
-      </w:pPr>
-      <w:r>
-        <w:rPr>
+        <w:rPr>
+          <w:rFonts w:ascii="Times New Roman" w:hAnsi="Times New Roman" w:cs="Times New Roman"/>
+        </w:rPr>
+      </w:pPr>
+      <w:r>
+        <w:rPr>
+          <w:rFonts w:ascii="Times New Roman" w:hAnsi="Times New Roman" w:cs="Times New Roman"/>
           <w:b/>
           <w:bCs/>
         </w:rPr>
         <w:t>Final feature list (49 columns):</w:t>
       </w:r>
       <w:r>
+        <w:rPr>
+          <w:rFonts w:ascii="Times New Roman" w:hAnsi="Times New Roman" w:cs="Times New Roman"/>
+        </w:rPr>
         <w:t xml:space="preserve"> </w:t>
       </w:r>
       <w:r>
         <w:rPr>
           <w:rStyle w:val="VerbatimChar"/>
+          <w:rFonts w:ascii="Times New Roman" w:hAnsi="Times New Roman" w:cs="Times New Roman"/>
         </w:rPr>
         <w:t>product_name, category, unit, m_sin, m_cos, n_sources, herfindahl, import_share, domestic_share, n_months_present, india_share, china_share, bhutan_share, avg_price_lag1</w:t>
       </w:r>
       <w:r>
+        <w:rPr>
+          <w:rFonts w:ascii="Times New Roman" w:hAnsi="Times New Roman" w:cs="Times New Roman"/>
+        </w:rPr>
         <w:t xml:space="preserve"> + 35 raw district/import source columns (Baglung … Tanahu).</w:t>
       </w:r>
     </w:p>
     <w:p>
       <w:pPr>
         <w:pStyle w:val="BodyText"/>
-      </w:pPr>
-      <w:r>
-        <w:rPr>
+        <w:rPr>
+          <w:rFonts w:ascii="Times New Roman" w:hAnsi="Times New Roman" w:cs="Times New Roman"/>
+        </w:rPr>
+      </w:pPr>
+      <w:r>
+        <w:rPr>
+          <w:rFonts w:ascii="Times New Roman" w:hAnsi="Times New Roman" w:cs="Times New Roman"/>
           <w:b/>
           <w:bCs/>
         </w:rPr>
         <w:t>Model &amp; key hyperparameters:</w:t>
       </w:r>
       <w:r>
+        <w:rPr>
+          <w:rFonts w:ascii="Times New Roman" w:hAnsi="Times New Roman" w:cs="Times New Roman"/>
+        </w:rPr>
         <w:t xml:space="preserve"> LightGBM, </w:t>
       </w:r>
       <w:r>
         <w:rPr>
           <w:rStyle w:val="VerbatimChar"/>
+          <w:rFonts w:ascii="Times New Roman" w:hAnsi="Times New Roman" w:cs="Times New Roman"/>
         </w:rPr>
         <w:t>objective='regression_l1'</w:t>
       </w:r>
       <w:r>
+        <w:rPr>
+          <w:rFonts w:ascii="Times New Roman" w:hAnsi="Times New Roman" w:cs="Times New Roman"/>
+        </w:rPr>
         <w:t xml:space="preserve">, </w:t>
       </w:r>
       <w:r>
         <w:rPr>
           <w:rStyle w:val="VerbatimChar"/>
+          <w:rFonts w:ascii="Times New Roman" w:hAnsi="Times New Roman" w:cs="Times New Roman"/>
         </w:rPr>
         <w:t>num_leaves=63, learning_rate≈0.0845, subsample≈0.717, reg_lambda≈4.53</w:t>
       </w:r>
       <w:r>
+        <w:rPr>
+          <w:rFonts w:ascii="Times New Roman" w:hAnsi="Times New Roman" w:cs="Times New Roman"/>
+        </w:rPr>
         <w:t xml:space="preserve">. </w:t>
       </w:r>
       <w:r>
         <w:rPr>
+          <w:rFonts w:ascii="Times New Roman" w:hAnsi="Times New Roman" w:cs="Times New Roman"/>
           <w:i/>
           <w:iCs/>
         </w:rPr>
@@ -5398,125 +7029,180 @@
     <w:p>
       <w:pPr>
         <w:pStyle w:val="BodyText"/>
-      </w:pPr>
-      <w:r>
-        <w:rPr>
+        <w:rPr>
+          <w:rFonts w:ascii="Times New Roman" w:hAnsi="Times New Roman" w:cs="Times New Roman"/>
+        </w:rPr>
+      </w:pPr>
+      <w:r>
+        <w:rPr>
+          <w:rFonts w:ascii="Times New Roman" w:hAnsi="Times New Roman" w:cs="Times New Roman"/>
           <w:b/>
           <w:bCs/>
         </w:rPr>
+        <w:lastRenderedPageBreak/>
         <w:t>Random seed:</w:t>
       </w:r>
       <w:r>
+        <w:rPr>
+          <w:rFonts w:ascii="Times New Roman" w:hAnsi="Times New Roman" w:cs="Times New Roman"/>
+        </w:rPr>
         <w:t xml:space="preserve"> 42. </w:t>
       </w:r>
       <w:r>
         <w:rPr>
+          <w:rFonts w:ascii="Times New Roman" w:hAnsi="Times New Roman" w:cs="Times New Roman"/>
           <w:b/>
           <w:bCs/>
         </w:rPr>
         <w:t>Train/valid/test:</w:t>
       </w:r>
       <w:r>
+        <w:rPr>
+          <w:rFonts w:ascii="Times New Roman" w:hAnsi="Times New Roman" w:cs="Times New Roman"/>
+        </w:rPr>
         <w:t xml:space="preserve"> month_idx ≤ 8 / = 9 / = 10 (631 / 85 / 82 rows).</w:t>
       </w:r>
     </w:p>
     <w:p>
       <w:pPr>
         <w:pStyle w:val="BodyText"/>
-      </w:pPr>
-      <w:r>
-        <w:rPr>
+        <w:rPr>
+          <w:rFonts w:ascii="Times New Roman" w:hAnsi="Times New Roman" w:cs="Times New Roman"/>
+        </w:rPr>
+      </w:pPr>
+      <w:r>
+        <w:rPr>
+          <w:rFonts w:ascii="Times New Roman" w:hAnsi="Times New Roman" w:cs="Times New Roman"/>
           <w:b/>
           <w:bCs/>
         </w:rPr>
         <w:t>How to run:</w:t>
       </w:r>
       <w:r>
+        <w:rPr>
+          <w:rFonts w:ascii="Times New Roman" w:hAnsi="Times New Roman" w:cs="Times New Roman"/>
+        </w:rPr>
         <w:t xml:space="preserve"> load </w:t>
       </w:r>
       <w:r>
         <w:rPr>
           <w:rStyle w:val="VerbatimChar"/>
+          <w:rFonts w:ascii="Times New Roman" w:hAnsi="Times New Roman" w:cs="Times New Roman"/>
         </w:rPr>
         <w:t>all_months_clean.csv</w:t>
       </w:r>
       <w:r>
+        <w:rPr>
+          <w:rFonts w:ascii="Times New Roman" w:hAnsi="Times New Roman" w:cs="Times New Roman"/>
+        </w:rPr>
         <w:t xml:space="preserve"> → apply product-name corrections and price-field corrections (see </w:t>
       </w:r>
       <w:r>
         <w:rPr>
           <w:rStyle w:val="VerbatimChar"/>
+          <w:rFonts w:ascii="Times New Roman" w:hAnsi="Times New Roman" w:cs="Times New Roman"/>
         </w:rPr>
         <w:t>001_feature_pipeline.py</w:t>
       </w:r>
       <w:r>
+        <w:rPr>
+          <w:rFonts w:ascii="Times New Roman" w:hAnsi="Times New Roman" w:cs="Times New Roman"/>
+        </w:rPr>
         <w:t>) → build features (</w:t>
       </w:r>
       <w:r>
         <w:rPr>
           <w:rStyle w:val="VerbatimChar"/>
+          <w:rFonts w:ascii="Times New Roman" w:hAnsi="Times New Roman" w:cs="Times New Roman"/>
         </w:rPr>
         <w:t>features.py</w:t>
       </w:r>
       <w:r>
+        <w:rPr>
+          <w:rFonts w:ascii="Times New Roman" w:hAnsi="Times New Roman" w:cs="Times New Roman"/>
+        </w:rPr>
         <w:t>) → apply the time split → train (</w:t>
       </w:r>
       <w:r>
         <w:rPr>
           <w:rStyle w:val="VerbatimChar"/>
+          <w:rFonts w:ascii="Times New Roman" w:hAnsi="Times New Roman" w:cs="Times New Roman"/>
         </w:rPr>
         <w:t>002_price_surrogate.py</w:t>
       </w:r>
       <w:r>
+        <w:rPr>
+          <w:rFonts w:ascii="Times New Roman" w:hAnsi="Times New Roman" w:cs="Times New Roman"/>
+        </w:rPr>
         <w:t>) → compute risk signals (</w:t>
       </w:r>
       <w:r>
         <w:rPr>
           <w:rStyle w:val="VerbatimChar"/>
+          <w:rFonts w:ascii="Times New Roman" w:hAnsi="Times New Roman" w:cs="Times New Roman"/>
         </w:rPr>
         <w:t>003_risk_features.py</w:t>
       </w:r>
       <w:r>
+        <w:rPr>
+          <w:rFonts w:ascii="Times New Roman" w:hAnsi="Times New Roman" w:cs="Times New Roman"/>
+        </w:rPr>
         <w:t>) → run scenarios (</w:t>
       </w:r>
       <w:r>
         <w:rPr>
           <w:rStyle w:val="VerbatimChar"/>
+          <w:rFonts w:ascii="Times New Roman" w:hAnsi="Times New Roman" w:cs="Times New Roman"/>
         </w:rPr>
         <w:t>scenario_engine004.py</w:t>
       </w:r>
       <w:r>
+        <w:rPr>
+          <w:rFonts w:ascii="Times New Roman" w:hAnsi="Times New Roman" w:cs="Times New Roman"/>
+        </w:rPr>
         <w:t xml:space="preserve"> via </w:t>
       </w:r>
       <w:r>
         <w:rPr>
           <w:rStyle w:val="VerbatimChar"/>
+          <w:rFonts w:ascii="Times New Roman" w:hAnsi="Times New Roman" w:cs="Times New Roman"/>
         </w:rPr>
         <w:t>004_scenario_test.ipynb</w:t>
       </w:r>
       <w:r>
+        <w:rPr>
+          <w:rFonts w:ascii="Times New Roman" w:hAnsi="Times New Roman" w:cs="Times New Roman"/>
+        </w:rPr>
         <w:t>) → generate SHAP (</w:t>
       </w:r>
       <w:r>
         <w:rPr>
           <w:rStyle w:val="VerbatimChar"/>
+          <w:rFonts w:ascii="Times New Roman" w:hAnsi="Times New Roman" w:cs="Times New Roman"/>
         </w:rPr>
         <w:t>005_shap_analysis.ipynb</w:t>
       </w:r>
       <w:r>
+        <w:rPr>
+          <w:rFonts w:ascii="Times New Roman" w:hAnsi="Times New Roman" w:cs="Times New Roman"/>
+        </w:rPr>
         <w:t xml:space="preserve">). Full function-level reference in </w:t>
       </w:r>
       <w:r>
         <w:rPr>
           <w:rStyle w:val="VerbatimChar"/>
+          <w:rFonts w:ascii="Times New Roman" w:hAnsi="Times New Roman" w:cs="Times New Roman"/>
         </w:rPr>
         <w:t>structure.md</w:t>
       </w:r>
       <w:r>
+        <w:rPr>
+          <w:rFonts w:ascii="Times New Roman" w:hAnsi="Times New Roman" w:cs="Times New Roman"/>
+        </w:rPr>
         <w:t>.</w:t>
       </w:r>
       <w:bookmarkEnd w:id="1"/>
-      <w:bookmarkEnd w:id="42"/>
+      <w:bookmarkEnd w:id="41"/>
     </w:p>
     <w:sectPr>
       <w:pgSz w:w="12240" w:h="15840"/>
@@ -5528,7 +7214,7 @@
 </file>
 
 <file path=word/endnotes.xml><?xml version="1.0" encoding="utf-8"?>
-<w:endnotes xmlns:wpc="http://schemas.microsoft.com/office/word/2010/wordprocessingCanvas" xmlns:cx="http://schemas.microsoft.com/office/drawing/2014/chartex" xmlns:cx1="http://schemas.microsoft.com/office/drawing/2015/9/8/chartex" xmlns:cx2="http://schemas.microsoft.com/office/drawing/2015/10/21/chartex" xmlns:cx3="http://schemas.microsoft.com/office/drawing/2016/5/9/chartex" xmlns:cx4="http://schemas.microsoft.com/office/drawing/2016/5/10/chartex" xmlns:cx5="http://schemas.microsoft.com/office/drawing/2016/5/11/chartex" xmlns:cx6="http://schemas.microsoft.com/office/drawing/2016/5/12/chartex" xmlns:cx7="http://schemas.microsoft.com/office/drawing/2016/5/13/chartex" xmlns:cx8="http://schemas.microsoft.com/office/drawing/2016/5/14/chartex" xmlns:mc="http://schemas.openxmlformats.org/markup-compatibility/2006" xmlns:aink="http://schemas.microsoft.com/office/drawing/2016/ink" xmlns:am3d="http://schemas.microsoft.com/office/drawing/2017/model3d" xmlns:o="urn:schemas-microsoft-com:office:office" xmlns:oel="http://schemas.microsoft.com/office/2019/extlst" xmlns:r="http://schemas.openxmlformats.org/officeDocument/2006/relationships" xmlns:m="http://schemas.openxmlformats.org/officeDocument/2006/math" xmlns:v="urn:schemas-microsoft-com:vml" xmlns:wp14="http://schemas.microsoft.com/office/word/2010/wordprocessingDrawing" xmlns:wp="http://schemas.openxmlformats.org/drawingml/2006/wordprocessingDrawing" xmlns:w10="urn:schemas-microsoft-com:office:word" xmlns:w="http://schemas.openxmlformats.org/wordprocessingml/2006/main" xmlns:w14="http://schemas.microsoft.com/office/word/2010/wordml" xmlns:w15="http://schemas.microsoft.com/office/word/2012/wordml" xmlns:w16cex="http://schemas.microsoft.com/office/word/2018/wordml/cex" xmlns:w16cid="http://schemas.microsoft.com/office/word/2016/wordml/cid" xmlns:w16="http://schemas.microsoft.com/office/word/2018/wordml" xmlns:w16du="http://schemas.microsoft.com/office/word/2023/wordml/word16du" xmlns:w16sdtdh="http://schemas.microsoft.com/office/word/2020/wordml/sdtdatahash" xmlns:w16sdtfl="http://schemas.microsoft.com/office/word/2024/wordml/sdtformatlock" xmlns:w16se="http://schemas.microsoft.com/office/word/2015/wordml/symex" xmlns:wpg="http://schemas.microsoft.com/office/word/2010/wordprocessingGroup" xmlns:wpi="http://schemas.microsoft.com/office/word/2010/wordprocessingInk" xmlns:wne="http://schemas.microsoft.com/office/word/2006/wordml" xmlns:wps="http://schemas.microsoft.com/office/word/2010/wordprocessingShape" mc:Ignorable="w14 w15 w16se w16cid w16 w16cex w16sdtdh w16sdtfl w16du wp14">
+<w:endnotes xmlns:wpc="http://schemas.microsoft.com/office/word/2010/wordprocessingCanvas" xmlns:cx="http://schemas.microsoft.com/office/drawing/2014/chartex" xmlns:cx1="http://schemas.microsoft.com/office/drawing/2015/9/8/chartex" xmlns:cx2="http://schemas.microsoft.com/office/drawing/2015/10/21/chartex" xmlns:cx3="http://schemas.microsoft.com/office/drawing/2016/5/9/chartex" xmlns:cx4="http://schemas.microsoft.com/office/drawing/2016/5/10/chartex" xmlns:cx5="http://schemas.microsoft.com/office/drawing/2016/5/11/chartex" xmlns:cx6="http://schemas.microsoft.com/office/drawing/2016/5/12/chartex" xmlns:cx7="http://schemas.microsoft.com/office/drawing/2016/5/13/chartex" xmlns:cx8="http://schemas.microsoft.com/office/drawing/2016/5/14/chartex" xmlns:mc="http://schemas.openxmlformats.org/markup-compatibility/2006" xmlns:aink="http://schemas.microsoft.com/office/drawing/2016/ink" xmlns:am3d="http://schemas.microsoft.com/office/drawing/2017/model3d" xmlns:o="urn:schemas-microsoft-com:office:office" xmlns:oel="http://schemas.microsoft.com/office/2019/extlst" xmlns:r="http://schemas.openxmlformats.org/officeDocument/2006/relationships" xmlns:m="http://schemas.openxmlformats.org/officeDocument/2006/math" xmlns:v="urn:schemas-microsoft-com:vml" xmlns:wp14="http://schemas.microsoft.com/office/word/2010/wordprocessingDrawing" xmlns:wp="http://schemas.openxmlformats.org/drawingml/2006/wordprocessingDrawing" xmlns:w10="urn:schemas-microsoft-com:office:word" xmlns:w="http://schemas.openxmlformats.org/wordprocessingml/2006/main" xmlns:w14="http://schemas.microsoft.com/office/word/2010/wordml" xmlns:w15="http://schemas.microsoft.com/office/word/2012/wordml" xmlns:w16cei="http://schemas.microsoft.com/office/word/2026/wordml/cei" xmlns:w16cex="http://schemas.microsoft.com/office/word/2018/wordml/cex" xmlns:w16cid="http://schemas.microsoft.com/office/word/2016/wordml/cid" xmlns:w16="http://schemas.microsoft.com/office/word/2018/wordml" xmlns:w16du="http://schemas.microsoft.com/office/word/2023/wordml/word16du" xmlns:w16sdtdh="http://schemas.microsoft.com/office/word/2020/wordml/sdtdatahash" xmlns:w16sdtfl="http://schemas.microsoft.com/office/word/2024/wordml/sdtformatlock" xmlns:w16se="http://schemas.microsoft.com/office/word/2015/wordml/symex" xmlns:wpg="http://schemas.microsoft.com/office/word/2010/wordprocessingGroup" xmlns:wpi="http://schemas.microsoft.com/office/word/2010/wordprocessingInk" xmlns:wne="http://schemas.microsoft.com/office/word/2006/wordml" xmlns:wps="http://schemas.microsoft.com/office/word/2010/wordprocessingShape" mc:Ignorable="w14 w15 w16se w16cid w16 w16cex w16sdtdh w16sdtfl w16du wp14">
   <w:endnote w:type="separator" w:id="-1">
     <w:p>
       <w:pPr>
@@ -5553,7 +7239,7 @@
 </file>
 
 <file path=word/footnotes.xml><?xml version="1.0" encoding="utf-8"?>
-<w:footnotes xmlns:wpc="http://schemas.microsoft.com/office/word/2010/wordprocessingCanvas" xmlns:cx="http://schemas.microsoft.com/office/drawing/2014/chartex" xmlns:cx1="http://schemas.microsoft.com/office/drawing/2015/9/8/chartex" xmlns:cx2="http://schemas.microsoft.com/office/drawing/2015/10/21/chartex" xmlns:cx3="http://schemas.microsoft.com/office/drawing/2016/5/9/chartex" xmlns:cx4="http://schemas.microsoft.com/office/drawing/2016/5/10/chartex" xmlns:cx5="http://schemas.microsoft.com/office/drawing/2016/5/11/chartex" xmlns:cx6="http://schemas.microsoft.com/office/drawing/2016/5/12/chartex" xmlns:cx7="http://schemas.microsoft.com/office/drawing/2016/5/13/chartex" xmlns:cx8="http://schemas.microsoft.com/office/drawing/2016/5/14/chartex" xmlns:mc="http://schemas.openxmlformats.org/markup-compatibility/2006" xmlns:aink="http://schemas.microsoft.com/office/drawing/2016/ink" xmlns:am3d="http://schemas.microsoft.com/office/drawing/2017/model3d" xmlns:o="urn:schemas-microsoft-com:office:office" xmlns:oel="http://schemas.microsoft.com/office/2019/extlst" xmlns:r="http://schemas.openxmlformats.org/officeDocument/2006/relationships" xmlns:m="http://schemas.openxmlformats.org/officeDocument/2006/math" xmlns:v="urn:schemas-microsoft-com:vml" xmlns:wp14="http://schemas.microsoft.com/office/word/2010/wordprocessingDrawing" xmlns:wp="http://schemas.openxmlformats.org/drawingml/2006/wordprocessingDrawing" xmlns:w10="urn:schemas-microsoft-com:office:word" xmlns:w="http://schemas.openxmlformats.org/wordprocessingml/2006/main" xmlns:w14="http://schemas.microsoft.com/office/word/2010/wordml" xmlns:w15="http://schemas.microsoft.com/office/word/2012/wordml" xmlns:w16cex="http://schemas.microsoft.com/office/word/2018/wordml/cex" xmlns:w16cid="http://schemas.microsoft.com/office/word/2016/wordml/cid" xmlns:w16="http://schemas.microsoft.com/office/word/2018/wordml" xmlns:w16du="http://schemas.microsoft.com/office/word/2023/wordml/word16du" xmlns:w16sdtdh="http://schemas.microsoft.com/office/word/2020/wordml/sdtdatahash" xmlns:w16sdtfl="http://schemas.microsoft.com/office/word/2024/wordml/sdtformatlock" xmlns:w16se="http://schemas.microsoft.com/office/word/2015/wordml/symex" xmlns:wpg="http://schemas.microsoft.com/office/word/2010/wordprocessingGroup" xmlns:wpi="http://schemas.microsoft.com/office/word/2010/wordprocessingInk" xmlns:wne="http://schemas.microsoft.com/office/word/2006/wordml" xmlns:wps="http://schemas.microsoft.com/office/word/2010/wordprocessingShape" mc:Ignorable="w14 w15 w16se w16cid w16 w16cex w16sdtdh w16sdtfl w16du wp14">
+<w:footnotes xmlns:wpc="http://schemas.microsoft.com/office/word/2010/wordprocessingCanvas" xmlns:cx="http://schemas.microsoft.com/office/drawing/2014/chartex" xmlns:cx1="http://schemas.microsoft.com/office/drawing/2015/9/8/chartex" xmlns:cx2="http://schemas.microsoft.com/office/drawing/2015/10/21/chartex" xmlns:cx3="http://schemas.microsoft.com/office/drawing/2016/5/9/chartex" xmlns:cx4="http://schemas.microsoft.com/office/drawing/2016/5/10/chartex" xmlns:cx5="http://schemas.microsoft.com/office/drawing/2016/5/11/chartex" xmlns:cx6="http://schemas.microsoft.com/office/drawing/2016/5/12/chartex" xmlns:cx7="http://schemas.microsoft.com/office/drawing/2016/5/13/chartex" xmlns:cx8="http://schemas.microsoft.com/office/drawing/2016/5/14/chartex" xmlns:mc="http://schemas.openxmlformats.org/markup-compatibility/2006" xmlns:aink="http://schemas.microsoft.com/office/drawing/2016/ink" xmlns:am3d="http://schemas.microsoft.com/office/drawing/2017/model3d" xmlns:o="urn:schemas-microsoft-com:office:office" xmlns:oel="http://schemas.microsoft.com/office/2019/extlst" xmlns:r="http://schemas.openxmlformats.org/officeDocument/2006/relationships" xmlns:m="http://schemas.openxmlformats.org/officeDocument/2006/math" xmlns:v="urn:schemas-microsoft-com:vml" xmlns:wp14="http://schemas.microsoft.com/office/word/2010/wordprocessingDrawing" xmlns:wp="http://schemas.openxmlformats.org/drawingml/2006/wordprocessingDrawing" xmlns:w10="urn:schemas-microsoft-com:office:word" xmlns:w="http://schemas.openxmlformats.org/wordprocessingml/2006/main" xmlns:w14="http://schemas.microsoft.com/office/word/2010/wordml" xmlns:w15="http://schemas.microsoft.com/office/word/2012/wordml" xmlns:w16cei="http://schemas.microsoft.com/office/word/2026/wordml/cei" xmlns:w16cex="http://schemas.microsoft.com/office/word/2018/wordml/cex" xmlns:w16cid="http://schemas.microsoft.com/office/word/2016/wordml/cid" xmlns:w16="http://schemas.microsoft.com/office/word/2018/wordml" xmlns:w16du="http://schemas.microsoft.com/office/word/2023/wordml/word16du" xmlns:w16sdtdh="http://schemas.microsoft.com/office/word/2020/wordml/sdtdatahash" xmlns:w16sdtfl="http://schemas.microsoft.com/office/word/2024/wordml/sdtformatlock" xmlns:w16se="http://schemas.microsoft.com/office/word/2015/wordml/symex" xmlns:wpg="http://schemas.microsoft.com/office/word/2010/wordprocessingGroup" xmlns:wpi="http://schemas.microsoft.com/office/word/2010/wordprocessingInk" xmlns:wne="http://schemas.microsoft.com/office/word/2006/wordml" xmlns:wps="http://schemas.microsoft.com/office/word/2010/wordprocessingShape" mc:Ignorable="w14 w15 w16se w16cid w16 w16cex w16sdtdh w16sdtfl w16du wp14">
   <w:footnote w:type="separator" w:id="-1">
     <w:p>
       <w:r>
@@ -5572,7 +7258,7 @@
 </file>
 
 <file path=word/numbering.xml><?xml version="1.0" encoding="utf-8"?>
-<w:numbering xmlns:wpc="http://schemas.microsoft.com/office/word/2010/wordprocessingCanvas" xmlns:cx="http://schemas.microsoft.com/office/drawing/2014/chartex" xmlns:cx1="http://schemas.microsoft.com/office/drawing/2015/9/8/chartex" xmlns:cx2="http://schemas.microsoft.com/office/drawing/2015/10/21/chartex" xmlns:cx3="http://schemas.microsoft.com/office/drawing/2016/5/9/chartex" xmlns:cx4="http://schemas.microsoft.com/office/drawing/2016/5/10/chartex" xmlns:cx5="http://schemas.microsoft.com/office/drawing/2016/5/11/chartex" xmlns:cx6="http://schemas.microsoft.com/office/drawing/2016/5/12/chartex" xmlns:cx7="http://schemas.microsoft.com/office/drawing/2016/5/13/chartex" xmlns:cx8="http://schemas.microsoft.com/office/drawing/2016/5/14/chartex" xmlns:mc="http://schemas.openxmlformats.org/markup-compatibility/2006" xmlns:aink="http://schemas.microsoft.com/office/drawing/2016/ink" xmlns:am3d="http://schemas.microsoft.com/office/drawing/2017/model3d" xmlns:o="urn:schemas-microsoft-com:office:office" xmlns:oel="http://schemas.microsoft.com/office/2019/extlst" xmlns:r="http://schemas.openxmlformats.org/officeDocument/2006/relationships" xmlns:m="http://schemas.openxmlformats.org/officeDocument/2006/math" xmlns:v="urn:schemas-microsoft-com:vml" xmlns:wp14="http://schemas.microsoft.com/office/word/2010/wordprocessingDrawing" xmlns:wp="http://schemas.openxmlformats.org/drawingml/2006/wordprocessingDrawing" xmlns:w10="urn:schemas-microsoft-com:office:word" xmlns:w="http://schemas.openxmlformats.org/wordprocessingml/2006/main" xmlns:w14="http://schemas.microsoft.com/office/word/2010/wordml" xmlns:w15="http://schemas.microsoft.com/office/word/2012/wordml" xmlns:w16cex="http://schemas.microsoft.com/office/word/2018/wordml/cex" xmlns:w16cid="http://schemas.microsoft.com/office/word/2016/wordml/cid" xmlns:w16="http://schemas.microsoft.com/office/word/2018/wordml" xmlns:w16du="http://schemas.microsoft.com/office/word/2023/wordml/word16du" xmlns:w16sdtdh="http://schemas.microsoft.com/office/word/2020/wordml/sdtdatahash" xmlns:w16sdtfl="http://schemas.microsoft.com/office/word/2024/wordml/sdtformatlock" xmlns:w16se="http://schemas.microsoft.com/office/word/2015/wordml/symex" xmlns:wpg="http://schemas.microsoft.com/office/word/2010/wordprocessingGroup" xmlns:wpi="http://schemas.microsoft.com/office/word/2010/wordprocessingInk" xmlns:wne="http://schemas.microsoft.com/office/word/2006/wordml" xmlns:wps="http://schemas.microsoft.com/office/word/2010/wordprocessingShape" mc:Ignorable="w14 w15 w16se w16cid w16 w16cex w16sdtdh w16sdtfl w16du wp14">
+<w:numbering xmlns:wpc="http://schemas.microsoft.com/office/word/2010/wordprocessingCanvas" xmlns:cx="http://schemas.microsoft.com/office/drawing/2014/chartex" xmlns:cx1="http://schemas.microsoft.com/office/drawing/2015/9/8/chartex" xmlns:cx2="http://schemas.microsoft.com/office/drawing/2015/10/21/chartex" xmlns:cx3="http://schemas.microsoft.com/office/drawing/2016/5/9/chartex" xmlns:cx4="http://schemas.microsoft.com/office/drawing/2016/5/10/chartex" xmlns:cx5="http://schemas.microsoft.com/office/drawing/2016/5/11/chartex" xmlns:cx6="http://schemas.microsoft.com/office/drawing/2016/5/12/chartex" xmlns:cx7="http://schemas.microsoft.com/office/drawing/2016/5/13/chartex" xmlns:cx8="http://schemas.microsoft.com/office/drawing/2016/5/14/chartex" xmlns:mc="http://schemas.openxmlformats.org/markup-compatibility/2006" xmlns:aink="http://schemas.microsoft.com/office/drawing/2016/ink" xmlns:am3d="http://schemas.microsoft.com/office/drawing/2017/model3d" xmlns:o="urn:schemas-microsoft-com:office:office" xmlns:oel="http://schemas.microsoft.com/office/2019/extlst" xmlns:r="http://schemas.openxmlformats.org/officeDocument/2006/relationships" xmlns:m="http://schemas.openxmlformats.org/officeDocument/2006/math" xmlns:v="urn:schemas-microsoft-com:vml" xmlns:wp14="http://schemas.microsoft.com/office/word/2010/wordprocessingDrawing" xmlns:wp="http://schemas.openxmlformats.org/drawingml/2006/wordprocessingDrawing" xmlns:w10="urn:schemas-microsoft-com:office:word" xmlns:w="http://schemas.openxmlformats.org/wordprocessingml/2006/main" xmlns:w14="http://schemas.microsoft.com/office/word/2010/wordml" xmlns:w15="http://schemas.microsoft.com/office/word/2012/wordml" xmlns:w16cei="http://schemas.microsoft.com/office/word/2026/wordml/cei" xmlns:w16cex="http://schemas.microsoft.com/office/word/2018/wordml/cex" xmlns:w16cid="http://schemas.microsoft.com/office/word/2016/wordml/cid" xmlns:w16="http://schemas.microsoft.com/office/word/2018/wordml" xmlns:w16du="http://schemas.microsoft.com/office/word/2023/wordml/word16du" xmlns:w16sdtdh="http://schemas.microsoft.com/office/word/2020/wordml/sdtdatahash" xmlns:w16sdtfl="http://schemas.microsoft.com/office/word/2024/wordml/sdtformatlock" xmlns:w16se="http://schemas.microsoft.com/office/word/2015/wordml/symex" xmlns:wpg="http://schemas.microsoft.com/office/word/2010/wordprocessingGroup" xmlns:wpi="http://schemas.microsoft.com/office/word/2010/wordprocessingInk" xmlns:wne="http://schemas.microsoft.com/office/word/2006/wordml" xmlns:wps="http://schemas.microsoft.com/office/word/2010/wordprocessingShape" mc:Ignorable="w14 w15 w16se w16cid w16 w16cex w16sdtdh w16sdtfl w16du wp14">
   <w:abstractNum w:abstractNumId="0" w15:restartNumberingAfterBreak="0">
     <w:nsid w:val="0000A990"/>
     <w:multiLevelType w:val="multilevel"/>
